--- a/WarehouseShipmentBoxList.docx
+++ b/WarehouseShipmentBoxList.docx
@@ -1,14 +1,678 @@
 
 <file path=word/document.xml><?xml version="1.0" encoding="utf-8"?>
-<w:document xmlns:wpc="http://schemas.microsoft.com/office/word/2010/wordprocessingCanvas" xmlns:mc="http://schemas.openxmlformats.org/markup-compatibility/2006" xmlns:o="urn:schemas-microsoft-com:office:office" xmlns:r="http://schemas.openxmlformats.org/officeDocument/2006/relationships" xmlns:m="http://schemas.openxmlformats.org/officeDocument/2006/math" xmlns:v="urn:schemas-microsoft-com:vml" xmlns:wp14="http://schemas.microsoft.com/office/word/2010/wordprocessingDrawing" xmlns:wp="http://schemas.openxmlformats.org/drawingml/2006/wordprocessingDrawing" xmlns:w10="urn:schemas-microsoft-com:office:word" xmlns:w="http://schemas.openxmlformats.org/wordprocessingml/2006/main" xmlns:w14="http://schemas.microsoft.com/office/word/2010/wordml" xmlns:w15="http://schemas.microsoft.com/office/word/2012/wordml" xmlns:wpg="http://schemas.microsoft.com/office/word/2010/wordprocessingGroup" xmlns:wpi="http://schemas.microsoft.com/office/word/2010/wordprocessingInk" xmlns:wne="http://schemas.microsoft.com/office/word/2006/wordml" xmlns:wps="http://schemas.microsoft.com/office/word/2010/wordprocessingShape" mc:Ignorable="w14 w15 wp14">
+<w:document xmlns:a="http://schemas.openxmlformats.org/drawingml/2006/main" xmlns:pic="http://schemas.openxmlformats.org/drawingml/2006/picture" xmlns:a14="http://schemas.microsoft.com/office/drawing/2010/main" xmlns:wpc="http://schemas.microsoft.com/office/word/2010/wordprocessingCanvas" xmlns:cx="http://schemas.microsoft.com/office/drawing/2014/chartex" xmlns:cx1="http://schemas.microsoft.com/office/drawing/2015/9/8/chartex" xmlns:cx2="http://schemas.microsoft.com/office/drawing/2015/10/21/chartex" xmlns:cx3="http://schemas.microsoft.com/office/drawing/2016/5/9/chartex" xmlns:cx4="http://schemas.microsoft.com/office/drawing/2016/5/10/chartex" xmlns:cx5="http://schemas.microsoft.com/office/drawing/2016/5/11/chartex" xmlns:cx6="http://schemas.microsoft.com/office/drawing/2016/5/12/chartex" xmlns:cx7="http://schemas.microsoft.com/office/drawing/2016/5/13/chartex" xmlns:cx8="http://schemas.microsoft.com/office/drawing/2016/5/14/chartex" xmlns:mc="http://schemas.openxmlformats.org/markup-compatibility/2006" xmlns:aink="http://schemas.microsoft.com/office/drawing/2016/ink" xmlns:am3d="http://schemas.microsoft.com/office/drawing/2017/model3d" xmlns:o="urn:schemas-microsoft-com:office:office" xmlns:oel="http://schemas.microsoft.com/office/2019/extlst" xmlns:r="http://schemas.openxmlformats.org/officeDocument/2006/relationships" xmlns:m="http://schemas.openxmlformats.org/officeDocument/2006/math" xmlns:v="urn:schemas-microsoft-com:vml" xmlns:wp14="http://schemas.microsoft.com/office/word/2010/wordprocessingDrawing" xmlns:wp="http://schemas.openxmlformats.org/drawingml/2006/wordprocessingDrawing" xmlns:w10="urn:schemas-microsoft-com:office:word" xmlns:w="http://schemas.openxmlformats.org/wordprocessingml/2006/main" xmlns:w14="http://schemas.microsoft.com/office/word/2010/wordml" xmlns:w15="http://schemas.microsoft.com/office/word/2012/wordml" xmlns:w16cex="http://schemas.microsoft.com/office/word/2018/wordml/cex" xmlns:w16cid="http://schemas.microsoft.com/office/word/2016/wordml/cid" xmlns:w16="http://schemas.microsoft.com/office/word/2018/wordml" xmlns:w16du="http://schemas.microsoft.com/office/word/2023/wordml/word16du" xmlns:w16sdtdh="http://schemas.microsoft.com/office/word/2020/wordml/sdtdatahash" xmlns:w16sdtfl="http://schemas.microsoft.com/office/word/2024/wordml/sdtformatlock" xmlns:w16se="http://schemas.microsoft.com/office/word/2015/wordml/symex" xmlns:wpg="http://schemas.microsoft.com/office/word/2010/wordprocessingGroup" xmlns:wpi="http://schemas.microsoft.com/office/word/2010/wordprocessingInk" xmlns:wne="http://schemas.microsoft.com/office/word/2006/wordml" xmlns:wps="http://schemas.microsoft.com/office/word/2010/wordprocessingShape" mc:Ignorable="w14 w15 w16se w16cid w16 w16cex w16sdtdh w16sdtfl w16du wp14">
   <w:body>
     <w:p>
-      <w:bookmarkStart w:name="_GoBack" w:id="0"/>
-      <w:bookmarkEnd w:id="0"/>
+      <w:pPr>
+        <w:tabs>
+          <w:tab w:val="right" w:pos="15390"/>
+        </w:tabs>
+      </w:pPr>
+      <w:r>
+        <w:rPr>
+          <w:noProof/>
+        </w:rPr>
+        <w:drawing>
+          <wp:inline distT="0" distB="0" distL="0" distR="0" wp14:anchorId="3D16DB7D" wp14:editId="30EF14F7">
+            <wp:extent cx="2065020" cy="312420"/>
+            <wp:effectExtent l="0" t="0" r="0" b="0"/>
+            <wp:docPr id="624228746" name="Picture 2" descr="A black and white logo  AI-generated content may be incorrect."/>
+            <wp:cNvGraphicFramePr>
+              <a:graphicFrameLocks xmlns:a="http://schemas.openxmlformats.org/drawingml/2006/main" noChangeAspect="1"/>
+            </wp:cNvGraphicFramePr>
+            <a:graphic xmlns:a="http://schemas.openxmlformats.org/drawingml/2006/main">
+              <a:graphicData uri="http://schemas.openxmlformats.org/drawingml/2006/picture">
+                <pic:pic xmlns:pic="http://schemas.openxmlformats.org/drawingml/2006/picture">
+                  <pic:nvPicPr>
+                    <pic:cNvPr id="0" name="Picture 6" descr="A black and white logo  AI-generated content may be incorrect."/>
+                    <pic:cNvPicPr>
+                      <a:picLocks noChangeAspect="1" noChangeArrowheads="1"/>
+                    </pic:cNvPicPr>
+                  </pic:nvPicPr>
+                  <pic:blipFill>
+                    <a:blip r:embed="rId6">
+                      <a:extLst>
+                        <a:ext uri="{28A0092B-C50C-407E-A947-70E740481C1C}">
+                          <a14:useLocalDpi xmlns:a14="http://schemas.microsoft.com/office/drawing/2010/main" val="0"/>
+                        </a:ext>
+                      </a:extLst>
+                    </a:blip>
+                    <a:srcRect/>
+                    <a:stretch>
+                      <a:fillRect/>
+                    </a:stretch>
+                  </pic:blipFill>
+                  <pic:spPr bwMode="auto">
+                    <a:xfrm>
+                      <a:off x="0" y="0"/>
+                      <a:ext cx="2065020" cy="312420"/>
+                    </a:xfrm>
+                    <a:prstGeom prst="rect">
+                      <a:avLst/>
+                    </a:prstGeom>
+                    <a:noFill/>
+                    <a:ln>
+                      <a:noFill/>
+                    </a:ln>
+                  </pic:spPr>
+                </pic:pic>
+              </a:graphicData>
+            </a:graphic>
+          </wp:inline>
+        </w:drawing>
+      </w:r>
+      <w:r>
+        <w:t> </w:t>
+      </w:r>
+      <w:r>
+        <w:tab/>
+        <w:t>T</w:t>
+      </w:r>
+      <w:r>
+        <w:t>echnology Centre Unit </w:t>
+      </w:r>
+      <w:proofErr w:type="gramStart"/>
+      <w:r>
+        <w:t>26 </w:t>
+      </w:r>
+      <w:r>
+        <w:t xml:space="preserve"> |</w:t>
+      </w:r>
+      <w:proofErr w:type="gramEnd"/>
+      <w:r>
+        <w:t xml:space="preserve"> </w:t>
+      </w:r>
+      <w:r>
+        <w:t>Reading RG20 9JZ </w:t>
+      </w:r>
     </w:p>
+    <w:p>
+      <w:pPr>
+        <w:jc w:val="center"/>
+        <w:rPr>
+          <w:b/>
+          <w:bCs/>
+          <w:sz w:val="44"/>
+          <w:szCs w:val="44"/>
+        </w:rPr>
+      </w:pPr>
+      <w:r>
+        <w:rPr>
+          <w:b/>
+          <w:bCs/>
+          <w:sz w:val="44"/>
+          <w:szCs w:val="44"/>
+        </w:rPr>
+        <w:t xml:space="preserve">Shipment </w:t>
+      </w:r>
+      <w:r>
+        <w:rPr>
+          <w:b/>
+          <w:bCs/>
+          <w:sz w:val="44"/>
+          <w:szCs w:val="44"/>
+        </w:rPr>
+        <w:t>Detail</w:t>
+      </w:r>
+    </w:p>
+    <w:p>
+      <w:pPr>
+        <w:rPr>
+          <w:b/>
+          <w:bCs/>
+        </w:rPr>
+      </w:pPr>
+      <w:r>
+        <w:rPr>
+          <w:b/>
+          <w:bCs/>
+        </w:rPr>
+        <w:t>Customer:</w:t>
+      </w:r>
+      <w:r>
+        <w:rPr>
+          <w:b/>
+          <w:bCs/>
+        </w:rPr>
+        <w:t xml:space="preserve"> </w:t>
+      </w:r>
+      <w:sdt>
+        <w:sdtPr>
+          <w:id w:val="-1185515668"/>
+          <w:placeholder>
+            <w:docPart w:val="DefaultPlaceholder_-1854013440"/>
+          </w:placeholder>
+          <w:dataBinding w:prefixMappings="xmlns:ns0='urn:microsoft-dynamics-nav/reports/Warehouse_Shipment_Box_List/50201/' " w:xpath="/ns0:NavWordReportXmlPart[1]/ns0:WarehouseShipmentHeader[1]/ns0:CompanyName[1]" w:storeItemID="{C37B3E90-E2FD-4400-9238-036CBD5CD8DB}"/>
+          <w:text/>
+          <w:alias w:val="#Nav: /WarehouseShipmentHeader/CompanyName"/>
+          <w:tag w:val="#Nav: Warehouse_Shipment_Box_List/50201"/>
+        </w:sdtPr>
+        <w:sdtContent>
+          <w:proofErr w:type="spellStart"/>
+          <w:r>
+            <w:t>CompanyName</w:t>
+          </w:r>
+          <w:proofErr w:type="spellEnd"/>
+        </w:sdtContent>
+      </w:sdt>
+    </w:p>
+    <w:p>
+      <w:r>
+        <w:rPr>
+          <w:b/>
+          <w:bCs/>
+        </w:rPr>
+        <w:t xml:space="preserve">Shipment No.: </w:t>
+      </w:r>
+      <w:sdt>
+        <w:sdtPr>
+          <w:id w:val="755555678"/>
+          <w:placeholder>
+            <w:docPart w:val="DefaultPlaceholder_-1854013440"/>
+          </w:placeholder>
+          <w:dataBinding w:prefixMappings="xmlns:ns0='urn:microsoft-dynamics-nav/reports/Warehouse_Shipment_Box_List/50201/' " w:xpath="/ns0:NavWordReportXmlPart[1]/ns0:WarehouseShipmentHeader[1]/ns0:No_WhseShptHeader[1]" w:storeItemID="{C37B3E90-E2FD-4400-9238-036CBD5CD8DB}"/>
+          <w:text/>
+          <w:alias w:val="#Nav: /WarehouseShipmentHeader/No_WhseShptHeader"/>
+          <w:tag w:val="#Nav: Warehouse_Shipment_Box_List/50201"/>
+        </w:sdtPr>
+        <w:sdtContent>
+          <w:proofErr w:type="spellStart"/>
+          <w:r>
+            <w:t>No_WhseShptHeader</w:t>
+          </w:r>
+          <w:proofErr w:type="spellEnd"/>
+        </w:sdtContent>
+      </w:sdt>
+    </w:p>
+    <w:p>
+      <w:r>
+        <w:rPr>
+          <w:b/>
+          <w:bCs/>
+        </w:rPr>
+        <w:t xml:space="preserve">Shipment Date: </w:t>
+      </w:r>
+      <w:sdt>
+        <w:sdtPr>
+          <w:id w:val="-1535953795"/>
+          <w:placeholder>
+            <w:docPart w:val="DefaultPlaceholder_-1854013440"/>
+          </w:placeholder>
+          <w:dataBinding w:prefixMappings="xmlns:ns0='urn:microsoft-dynamics-nav/reports/Warehouse_Shipment_Box_List/50201/' " w:xpath="/ns0:NavWordReportXmlPart[1]/ns0:WarehouseShipmentHeader[1]/ns0:ShipmentDate_WhseShptHeader[1]" w:storeItemID="{C37B3E90-E2FD-4400-9238-036CBD5CD8DB}"/>
+          <w:text/>
+          <w:alias w:val="#Nav: /WarehouseShipmentHeader/ShipmentDate_WhseShptHeader"/>
+          <w:tag w:val="#Nav: Warehouse_Shipment_Box_List/50201"/>
+        </w:sdtPr>
+        <w:sdtContent>
+          <w:proofErr w:type="spellStart"/>
+          <w:r>
+            <w:t>ShipmentDate_WhseShptHeader</w:t>
+          </w:r>
+          <w:proofErr w:type="spellEnd"/>
+        </w:sdtContent>
+      </w:sdt>
+      <w:r>
+        <w:t xml:space="preserve"> </w:t>
+      </w:r>
+    </w:p>
+    <w:p>
+      <w:r>
+        <w:rPr>
+          <w:b/>
+          <w:bCs/>
+        </w:rPr>
+        <w:t xml:space="preserve">Total Boxes </w:t>
+      </w:r>
+      <w:r>
+        <w:rPr>
+          <w:b/>
+          <w:bCs/>
+        </w:rPr>
+        <w:t>i</w:t>
+      </w:r>
+      <w:r>
+        <w:rPr>
+          <w:b/>
+          <w:bCs/>
+        </w:rPr>
+        <w:t>n Shipment:</w:t>
+      </w:r>
+      <w:r>
+        <w:t xml:space="preserve"> </w:t>
+      </w:r>
+      <w:sdt>
+        <w:sdtPr>
+          <w:id w:val="-1891802097"/>
+          <w:placeholder>
+            <w:docPart w:val="DefaultPlaceholder_-1854013440"/>
+          </w:placeholder>
+          <w:dataBinding w:prefixMappings="xmlns:ns0='urn:microsoft-dynamics-nav/reports/Warehouse_Shipment_Box_List/50201/' " w:xpath="/ns0:NavWordReportXmlPart[1]/ns0:WarehouseShipmentHeader[1]/ns0:TotalBoxesInShipment[1]" w:storeItemID="{C37B3E90-E2FD-4400-9238-036CBD5CD8DB}"/>
+          <w:text/>
+          <w:alias w:val="#Nav: /WarehouseShipmentHeader/TotalBoxesInShipment"/>
+          <w:tag w:val="#Nav: Warehouse_Shipment_Box_List/50201"/>
+        </w:sdtPr>
+        <w:sdtContent>
+          <w:proofErr w:type="spellStart"/>
+          <w:r>
+            <w:t>TotalBoxesInShipment</w:t>
+          </w:r>
+          <w:proofErr w:type="spellEnd"/>
+        </w:sdtContent>
+      </w:sdt>
+      <w:r>
+        <w:t xml:space="preserve"> </w:t>
+      </w:r>
+    </w:p>
+    <w:p/>
+    <w:tbl>
+      <w:tblPr>
+        <w:tblStyle w:val="TableGrid"/>
+        <w:tblW w:w="14544" w:type="dxa"/>
+        <w:tblBorders>
+          <w:top w:val="none" w:color="auto" w:sz="0" w:space="0"/>
+          <w:left w:val="none" w:color="auto" w:sz="0" w:space="0"/>
+          <w:bottom w:val="none" w:color="auto" w:sz="0" w:space="0"/>
+          <w:right w:val="none" w:color="auto" w:sz="0" w:space="0"/>
+          <w:insideH w:val="none" w:color="auto" w:sz="0" w:space="0"/>
+          <w:insideV w:val="none" w:color="auto" w:sz="0" w:space="0"/>
+        </w:tblBorders>
+        <w:tblLayout w:type="fixed"/>
+        <w:tblLook w:val="04A0" w:firstRow="1" w:lastRow="0" w:firstColumn="1" w:lastColumn="0" w:noHBand="0" w:noVBand="1"/>
+      </w:tblPr>
+      <w:tblGrid>
+        <w:gridCol w:w="1728"/>
+        <w:gridCol w:w="6192"/>
+        <w:gridCol w:w="1152"/>
+        <w:gridCol w:w="1440"/>
+        <w:gridCol w:w="2016"/>
+        <w:gridCol w:w="2016"/>
+      </w:tblGrid>
+      <w:tr>
+        <w:trPr>
+          <w:trHeight w:val="402"/>
+        </w:trPr>
+        <w:tc>
+          <w:tcPr>
+            <w:tcW w:w="1728" w:type="dxa"/>
+            <w:tcBorders>
+              <w:right w:val="single" w:color="auto" w:sz="4" w:space="0"/>
+            </w:tcBorders>
+          </w:tcPr>
+          <w:p>
+            <w:pPr>
+              <w:jc w:val="center"/>
+              <w:rPr>
+                <w:b/>
+                <w:bCs/>
+              </w:rPr>
+            </w:pPr>
+            <w:r>
+              <w:rPr>
+                <w:b/>
+                <w:bCs/>
+              </w:rPr>
+              <w:t>Item No.</w:t>
+            </w:r>
+          </w:p>
+        </w:tc>
+        <w:tc>
+          <w:tcPr>
+            <w:tcW w:w="6192" w:type="dxa"/>
+            <w:tcBorders>
+              <w:left w:val="single" w:color="auto" w:sz="4" w:space="0"/>
+              <w:right w:val="single" w:color="auto" w:sz="4" w:space="0"/>
+            </w:tcBorders>
+          </w:tcPr>
+          <w:p>
+            <w:pPr>
+              <w:jc w:val="center"/>
+              <w:rPr>
+                <w:b/>
+                <w:bCs/>
+              </w:rPr>
+            </w:pPr>
+            <w:r>
+              <w:rPr>
+                <w:b/>
+                <w:bCs/>
+              </w:rPr>
+              <w:t>Description</w:t>
+            </w:r>
+          </w:p>
+        </w:tc>
+        <w:tc>
+          <w:tcPr>
+            <w:tcW w:w="1152" w:type="dxa"/>
+            <w:tcBorders>
+              <w:left w:val="single" w:color="auto" w:sz="4" w:space="0"/>
+              <w:right w:val="single" w:color="auto" w:sz="4" w:space="0"/>
+            </w:tcBorders>
+          </w:tcPr>
+          <w:p>
+            <w:pPr>
+              <w:jc w:val="center"/>
+              <w:rPr>
+                <w:b/>
+                <w:bCs/>
+              </w:rPr>
+            </w:pPr>
+            <w:r>
+              <w:rPr>
+                <w:b/>
+                <w:bCs/>
+              </w:rPr>
+              <w:t>Qtd</w:t>
+            </w:r>
+          </w:p>
+        </w:tc>
+        <w:tc>
+          <w:tcPr>
+            <w:tcW w:w="1440" w:type="dxa"/>
+            <w:tcBorders>
+              <w:left w:val="single" w:color="auto" w:sz="4" w:space="0"/>
+              <w:right w:val="single" w:color="auto" w:sz="4" w:space="0"/>
+            </w:tcBorders>
+          </w:tcPr>
+          <w:p>
+            <w:pPr>
+              <w:jc w:val="center"/>
+              <w:rPr>
+                <w:b/>
+                <w:bCs/>
+              </w:rPr>
+            </w:pPr>
+            <w:r>
+              <w:rPr>
+                <w:b/>
+                <w:bCs/>
+              </w:rPr>
+              <w:t>Unit</w:t>
+            </w:r>
+          </w:p>
+        </w:tc>
+        <w:tc>
+          <w:tcPr>
+            <w:tcW w:w="2016" w:type="dxa"/>
+            <w:tcBorders>
+              <w:left w:val="single" w:color="auto" w:sz="4" w:space="0"/>
+              <w:right w:val="single" w:color="auto" w:sz="4" w:space="0"/>
+            </w:tcBorders>
+          </w:tcPr>
+          <w:p>
+            <w:pPr>
+              <w:jc w:val="center"/>
+              <w:rPr>
+                <w:b/>
+                <w:bCs/>
+              </w:rPr>
+            </w:pPr>
+            <w:r>
+              <w:rPr>
+                <w:b/>
+                <w:bCs/>
+              </w:rPr>
+              <w:t>Box No.</w:t>
+            </w:r>
+          </w:p>
+        </w:tc>
+        <w:tc>
+          <w:tcPr>
+            <w:tcW w:w="2016" w:type="dxa"/>
+            <w:tcBorders>
+              <w:left w:val="single" w:color="auto" w:sz="4" w:space="0"/>
+            </w:tcBorders>
+          </w:tcPr>
+          <w:p>
+            <w:pPr>
+              <w:jc w:val="center"/>
+              <w:rPr>
+                <w:b/>
+                <w:bCs/>
+              </w:rPr>
+            </w:pPr>
+            <w:r>
+              <w:rPr>
+                <w:b/>
+                <w:bCs/>
+              </w:rPr>
+              <w:t>Sales Order No.</w:t>
+            </w:r>
+          </w:p>
+        </w:tc>
+      </w:tr>
+      <w:sdt>
+        <w:sdtPr>
+          <w:id w:val="-1280026739"/>
+          <w15:dataBinding w:prefixMappings="xmlns:ns0='urn:microsoft-dynamics-nav/reports/Warehouse_Shipment_Box_List/50201/' " w:xpath="/ns0:NavWordReportXmlPart[1]/ns0:WarehouseShipmentHeader[1]/ns0:WarehouseBox" w:storeItemID="{C37B3E90-E2FD-4400-9238-036CBD5CD8DB}"/>
+          <w15:repeatingSection/>
+          <w:alias w:val="#Nav: /WarehouseShipmentHeader/WarehouseBox"/>
+          <w:tag w:val="#Nav: Warehouse_Shipment_Box_List/50201"/>
+        </w:sdtPr>
+        <w:sdtContent>
+          <w:sdt>
+            <w:sdtPr>
+              <w:id w:val="1048187418"/>
+              <w:placeholder>
+                <w:docPart w:val="A2E92ED8B1A246E6A0DD7797B75A32AA"/>
+              </w:placeholder>
+              <w15:repeatingSectionItem/>
+            </w:sdtPr>
+            <w:sdtContent>
+              <w:tr>
+                <w:trPr>
+                  <w:trHeight w:val="415"/>
+                </w:trPr>
+                <w:sdt>
+                  <w:sdtPr>
+                    <w:id w:val="437252247"/>
+                    <w:placeholder>
+                      <w:docPart w:val="7774A7FEE3044EF784454E92F1A121A8"/>
+                    </w:placeholder>
+                    <w:dataBinding w:prefixMappings="xmlns:ns0='urn:microsoft-dynamics-nav/reports/Warehouse_Shipment_Box_List/50201/' " w:xpath="/ns0:NavWordReportXmlPart[1]/ns0:WarehouseShipmentHeader[1]/ns0:WarehouseBox[1]/ns0:WarehouseBoxContent[1]/ns0:ItemNo_BoxContent[1]" w:storeItemID="{C37B3E90-E2FD-4400-9238-036CBD5CD8DB}"/>
+                    <w:text/>
+                    <w:alias w:val="#Nav: /WarehouseShipmentHeader/WarehouseBox/WarehouseBoxContent/ItemNo_BoxContent"/>
+                    <w:tag w:val="#Nav: Warehouse_Shipment_Box_List/50201"/>
+                  </w:sdtPr>
+                  <w:sdtContent>
+                    <w:tc>
+                      <w:tcPr>
+                        <w:tcW w:w="1728" w:type="dxa"/>
+                        <w:tcBorders>
+                          <w:right w:val="single" w:color="auto" w:sz="4" w:space="0"/>
+                        </w:tcBorders>
+                      </w:tcPr>
+                      <w:p>
+                        <w:pPr>
+                          <w:jc w:val="center"/>
+                        </w:pPr>
+                        <w:proofErr w:type="spellStart"/>
+                        <w:r>
+                          <w:t>ItemNo_BoxContent</w:t>
+                        </w:r>
+                        <w:proofErr w:type="spellEnd"/>
+                      </w:p>
+                    </w:tc>
+                  </w:sdtContent>
+                </w:sdt>
+                <w:sdt>
+                  <w:sdtPr>
+                    <w:id w:val="-286046466"/>
+                    <w:placeholder>
+                      <w:docPart w:val="7774A7FEE3044EF784454E92F1A121A8"/>
+                    </w:placeholder>
+                    <w:dataBinding w:prefixMappings="xmlns:ns0='urn:microsoft-dynamics-nav/reports/Warehouse_Shipment_Box_List/50201/' " w:xpath="/ns0:NavWordReportXmlPart[1]/ns0:WarehouseShipmentHeader[1]/ns0:WarehouseBox[1]/ns0:WarehouseBoxContent[1]/ns0:ItemDescription_BoxContent[1]" w:storeItemID="{C37B3E90-E2FD-4400-9238-036CBD5CD8DB}"/>
+                    <w:text/>
+                    <w:alias w:val="#Nav: /WarehouseShipmentHeader/WarehouseBox/WarehouseBoxContent/ItemDescription_BoxContent"/>
+                    <w:tag w:val="#Nav: Warehouse_Shipment_Box_List/50201"/>
+                  </w:sdtPr>
+                  <w:sdtContent>
+                    <w:tc>
+                      <w:tcPr>
+                        <w:tcW w:w="6192" w:type="dxa"/>
+                        <w:tcBorders>
+                          <w:left w:val="single" w:color="auto" w:sz="4" w:space="0"/>
+                          <w:right w:val="single" w:color="auto" w:sz="4" w:space="0"/>
+                        </w:tcBorders>
+                      </w:tcPr>
+                      <w:p>
+                        <w:pPr>
+                          <w:jc w:val="center"/>
+                        </w:pPr>
+                        <w:proofErr w:type="spellStart"/>
+                        <w:proofErr w:type="gramStart"/>
+                        <w:r>
+                          <w:t>ItemDescription</w:t>
+                        </w:r>
+                        <w:proofErr w:type="gramEnd"/>
+                        <w:r>
+                          <w:t>_BoxContent</w:t>
+                        </w:r>
+                        <w:proofErr w:type="spellEnd"/>
+                      </w:p>
+                    </w:tc>
+                  </w:sdtContent>
+                </w:sdt>
+                <w:sdt>
+                  <w:sdtPr>
+                    <w:id w:val="-344635597"/>
+                    <w:placeholder>
+                      <w:docPart w:val="7774A7FEE3044EF784454E92F1A121A8"/>
+                    </w:placeholder>
+                    <w:dataBinding w:prefixMappings="xmlns:ns0='urn:microsoft-dynamics-nav/reports/Warehouse_Shipment_Box_List/50201/' " w:xpath="/ns0:NavWordReportXmlPart[1]/ns0:WarehouseShipmentHeader[1]/ns0:WarehouseBox[1]/ns0:WarehouseBoxContent[1]/ns0:Quantity_BoxContent[1]" w:storeItemID="{C37B3E90-E2FD-4400-9238-036CBD5CD8DB}"/>
+                    <w:text/>
+                    <w:alias w:val="#Nav: /WarehouseShipmentHeader/WarehouseBox/WarehouseBoxContent/Quantity_BoxContent"/>
+                    <w:tag w:val="#Nav: Warehouse_Shipment_Box_List/50201"/>
+                  </w:sdtPr>
+                  <w:sdtContent>
+                    <w:tc>
+                      <w:tcPr>
+                        <w:tcW w:w="1152" w:type="dxa"/>
+                        <w:tcBorders>
+                          <w:left w:val="single" w:color="auto" w:sz="4" w:space="0"/>
+                          <w:right w:val="single" w:color="auto" w:sz="4" w:space="0"/>
+                        </w:tcBorders>
+                      </w:tcPr>
+                      <w:p>
+                        <w:pPr>
+                          <w:jc w:val="center"/>
+                        </w:pPr>
+                        <w:proofErr w:type="spellStart"/>
+                        <w:r>
+                          <w:t>Quantity_BoxContent</w:t>
+                        </w:r>
+                        <w:proofErr w:type="spellEnd"/>
+                      </w:p>
+                    </w:tc>
+                  </w:sdtContent>
+                </w:sdt>
+                <w:sdt>
+                  <w:sdtPr>
+                    <w:id w:val="1882051537"/>
+                    <w:placeholder>
+                      <w:docPart w:val="7774A7FEE3044EF784454E92F1A121A8"/>
+                    </w:placeholder>
+                    <w:dataBinding w:prefixMappings="xmlns:ns0='urn:microsoft-dynamics-nav/reports/Warehouse_Shipment_Box_List/50201/' " w:xpath="/ns0:NavWordReportXmlPart[1]/ns0:WarehouseShipmentHeader[1]/ns0:WarehouseBox[1]/ns0:WarehouseBoxContent[1]/ns0:UnitOfMeasure_BoxContent[1]" w:storeItemID="{C37B3E90-E2FD-4400-9238-036CBD5CD8DB}"/>
+                    <w:text/>
+                    <w:alias w:val="#Nav: /WarehouseShipmentHeader/WarehouseBox/WarehouseBoxContent/UnitOfMeasure_BoxContent"/>
+                    <w:tag w:val="#Nav: Warehouse_Shipment_Box_List/50201"/>
+                  </w:sdtPr>
+                  <w:sdtContent>
+                    <w:tc>
+                      <w:tcPr>
+                        <w:tcW w:w="1440" w:type="dxa"/>
+                        <w:tcBorders>
+                          <w:left w:val="single" w:color="auto" w:sz="4" w:space="0"/>
+                          <w:right w:val="single" w:color="auto" w:sz="4" w:space="0"/>
+                        </w:tcBorders>
+                      </w:tcPr>
+                      <w:p>
+                        <w:pPr>
+                          <w:jc w:val="center"/>
+                        </w:pPr>
+                        <w:proofErr w:type="spellStart"/>
+                        <w:r>
+                          <w:t>UnitOfMeasure_BoxContent</w:t>
+                        </w:r>
+                        <w:proofErr w:type="spellEnd"/>
+                      </w:p>
+                    </w:tc>
+                  </w:sdtContent>
+                </w:sdt>
+                <w:sdt>
+                  <w:sdtPr>
+                    <w:id w:val="-157153687"/>
+                    <w:placeholder>
+                      <w:docPart w:val="7774A7FEE3044EF784454E92F1A121A8"/>
+                    </w:placeholder>
+                    <w:dataBinding w:prefixMappings="xmlns:ns0='urn:microsoft-dynamics-nav/reports/Warehouse_Shipment_Box_List/50201/' " w:xpath="/ns0:NavWordReportXmlPart[1]/ns0:WarehouseShipmentHeader[1]/ns0:WarehouseBox[1]/ns0:BoxNo_WhseBox[1]" w:storeItemID="{C37B3E90-E2FD-4400-9238-036CBD5CD8DB}"/>
+                    <w:text/>
+                    <w:alias w:val="#Nav: /WarehouseShipmentHeader/WarehouseBox/BoxNo_WhseBox"/>
+                    <w:tag w:val="#Nav: Warehouse_Shipment_Box_List/50201"/>
+                  </w:sdtPr>
+                  <w:sdtContent>
+                    <w:tc>
+                      <w:tcPr>
+                        <w:tcW w:w="2016" w:type="dxa"/>
+                        <w:tcBorders>
+                          <w:left w:val="single" w:color="auto" w:sz="4" w:space="0"/>
+                          <w:right w:val="single" w:color="auto" w:sz="4" w:space="0"/>
+                        </w:tcBorders>
+                      </w:tcPr>
+                      <w:p>
+                        <w:pPr>
+                          <w:jc w:val="center"/>
+                        </w:pPr>
+                        <w:proofErr w:type="spellStart"/>
+                        <w:r>
+                          <w:t>BoxNo_WhseBox</w:t>
+                        </w:r>
+                        <w:proofErr w:type="spellEnd"/>
+                      </w:p>
+                    </w:tc>
+                  </w:sdtContent>
+                </w:sdt>
+                <w:sdt>
+                  <w:sdtPr>
+                    <w:id w:val="812683677"/>
+                    <w:placeholder>
+                      <w:docPart w:val="7774A7FEE3044EF784454E92F1A121A8"/>
+                    </w:placeholder>
+                    <w:dataBinding w:prefixMappings="xmlns:ns0='urn:microsoft-dynamics-nav/reports/Warehouse_Shipment_Box_List/50201/' " w:xpath="/ns0:NavWordReportXmlPart[1]/ns0:WarehouseShipmentHeader[1]/ns0:WarehouseBox[1]/ns0:SalesOrderNo_WhseBox[1]" w:storeItemID="{C37B3E90-E2FD-4400-9238-036CBD5CD8DB}"/>
+                    <w:text/>
+                    <w:alias w:val="#Nav: /WarehouseShipmentHeader/WarehouseBox/SalesOrderNo_WhseBox"/>
+                    <w:tag w:val="#Nav: Warehouse_Shipment_Box_List/50201"/>
+                  </w:sdtPr>
+                  <w:sdtContent>
+                    <w:tc>
+                      <w:tcPr>
+                        <w:tcW w:w="2016" w:type="dxa"/>
+                        <w:tcBorders>
+                          <w:left w:val="single" w:color="auto" w:sz="4" w:space="0"/>
+                        </w:tcBorders>
+                      </w:tcPr>
+                      <w:p>
+                        <w:pPr>
+                          <w:jc w:val="center"/>
+                        </w:pPr>
+                        <w:proofErr w:type="spellStart"/>
+                        <w:r>
+                          <w:t>SalesOrderNo_WhseBox</w:t>
+                        </w:r>
+                        <w:proofErr w:type="spellEnd"/>
+                      </w:p>
+                    </w:tc>
+                  </w:sdtContent>
+                </w:sdt>
+              </w:tr>
+            </w:sdtContent>
+          </w:sdt>
+        </w:sdtContent>
+      </w:sdt>
+    </w:tbl>
+    <w:p/>
     <w:sectPr>
-      <w:pgSz w:w="11906" w:h="16838"/>
-      <w:pgMar w:top="1701" w:right="1134" w:bottom="1701" w:left="1134" w:header="708" w:footer="708" w:gutter="0"/>
+      <w:pgSz w:w="16838" w:h="11906" w:orient="landscape"/>
+      <w:pgMar w:top="720" w:right="720" w:bottom="720" w:left="720" w:header="708" w:footer="708" w:gutter="0"/>
       <w:cols w:space="708"/>
       <w:docGrid w:linePitch="360"/>
     </w:sectPr>
@@ -16,7 +680,1425 @@
 </w:document>
 </file>
 
-<file path=customXml/item.xml>��< ? x m l   v e r s i o n = " 1 . 0 "   e n c o d i n g = " u t f - 1 6 " ? > +<file path=word/styles.xml><?xml version="1.0" encoding="utf-8"?>
+<w:styles xmlns:mc="http://schemas.openxmlformats.org/markup-compatibility/2006" xmlns:r="http://schemas.openxmlformats.org/officeDocument/2006/relationships" xmlns:w="http://schemas.openxmlformats.org/wordprocessingml/2006/main" xmlns:w14="http://schemas.microsoft.com/office/word/2010/wordml" xmlns:w15="http://schemas.microsoft.com/office/word/2012/wordml" xmlns:w16cex="http://schemas.microsoft.com/office/word/2018/wordml/cex" xmlns:w16cid="http://schemas.microsoft.com/office/word/2016/wordml/cid" xmlns:w16="http://schemas.microsoft.com/office/word/2018/wordml" xmlns:w16du="http://schemas.microsoft.com/office/word/2023/wordml/word16du" xmlns:w16sdtdh="http://schemas.microsoft.com/office/word/2020/wordml/sdtdatahash" xmlns:w16sdtfl="http://schemas.microsoft.com/office/word/2024/wordml/sdtformatlock" xmlns:w16se="http://schemas.microsoft.com/office/word/2015/wordml/symex" mc:Ignorable="w14 w15 w16se w16cid w16 w16cex w16sdtdh w16sdtfl w16du">
+  <w:docDefaults>
+    <w:rPrDefault>
+      <w:rPr>
+        <w:rFonts w:asciiTheme="minorHAnsi" w:eastAsiaTheme="minorEastAsia" w:hAnsiTheme="minorHAnsi" w:cstheme="minorBidi"/>
+        <w:kern w:val="2"/>
+        <w:sz w:val="24"/>
+        <w:szCs w:val="24"/>
+        <w:lang w:val="en-US" w:eastAsia="en-US" w:bidi="ar-SA"/>
+        <w14:ligatures w14:val="standardContextual"/>
+      </w:rPr>
+    </w:rPrDefault>
+    <w:pPrDefault>
+      <w:pPr>
+        <w:spacing w:after="160" w:line="278" w:lineRule="auto"/>
+      </w:pPr>
+    </w:pPrDefault>
+  </w:docDefaults>
+  <w:latentStyles w:defLockedState="0" w:defUIPriority="99" w:defSemiHidden="0" w:defUnhideWhenUsed="0" w:defQFormat="0" w:count="376">
+    <w:lsdException w:name="Normal" w:uiPriority="0" w:qFormat="1"/>
+    <w:lsdException w:name="heading 1" w:uiPriority="9" w:qFormat="1"/>
+    <w:lsdException w:name="heading 2" w:semiHidden="1" w:uiPriority="9" w:unhideWhenUsed="1" w:qFormat="1"/>
+    <w:lsdException w:name="heading 3" w:semiHidden="1" w:uiPriority="9" w:unhideWhenUsed="1" w:qFormat="1"/>
+    <w:lsdException w:name="heading 4" w:semiHidden="1" w:uiPriority="9" w:unhideWhenUsed="1" w:qFormat="1"/>
+    <w:lsdException w:name="heading 5" w:semiHidden="1" w:uiPriority="9" w:unhideWhenUsed="1" w:qFormat="1"/>
+    <w:lsdException w:name="heading 6" w:semiHidden="1" w:uiPriority="9" w:unhideWhenUsed="1" w:qFormat="1"/>
+    <w:lsdException w:name="heading 7" w:semiHidden="1" w:uiPriority="9" w:unhideWhenUsed="1" w:qFormat="1"/>
+    <w:lsdException w:name="heading 8" w:semiHidden="1" w:uiPriority="9" w:unhideWhenUsed="1" w:qFormat="1"/>
+    <w:lsdException w:name="heading 9" w:semiHidden="1" w:uiPriority="9" w:unhideWhenUsed="1" w:qFormat="1"/>
+    <w:lsdException w:name="index 1" w:semiHidden="1" w:unhideWhenUsed="1"/>
+    <w:lsdException w:name="index 2" w:semiHidden="1" w:unhideWhenUsed="1"/>
+    <w:lsdException w:name="index 3" w:semiHidden="1" w:unhideWhenUsed="1"/>
+    <w:lsdException w:name="index 4" w:semiHidden="1" w:unhideWhenUsed="1"/>
+    <w:lsdException w:name="index 5" w:semiHidden="1" w:unhideWhenUsed="1"/>
+    <w:lsdException w:name="index 6" w:semiHidden="1" w:unhideWhenUsed="1"/>
+    <w:lsdException w:name="index 7" w:semiHidden="1" w:unhideWhenUsed="1"/>
+    <w:lsdException w:name="index 8" w:semiHidden="1" w:unhideWhenUsed="1"/>
+    <w:lsdException w:name="index 9" w:semiHidden="1" w:unhideWhenUsed="1"/>
+    <w:lsdException w:name="toc 1" w:semiHidden="1" w:uiPriority="39" w:unhideWhenUsed="1"/>
+    <w:lsdException w:name="toc 2" w:semiHidden="1" w:uiPriority="39" w:unhideWhenUsed="1"/>
+    <w:lsdException w:name="toc 3" w:semiHidden="1" w:uiPriority="39" w:unhideWhenUsed="1"/>
+    <w:lsdException w:name="toc 4" w:semiHidden="1" w:uiPriority="39" w:unhideWhenUsed="1"/>
+    <w:lsdException w:name="toc 5" w:semiHidden="1" w:uiPriority="39" w:unhideWhenUsed="1"/>
+    <w:lsdException w:name="toc 6" w:semiHidden="1" w:uiPriority="39" w:unhideWhenUsed="1"/>
+    <w:lsdException w:name="toc 7" w:semiHidden="1" w:uiPriority="39" w:unhideWhenUsed="1"/>
+    <w:lsdException w:name="toc 8" w:semiHidden="1" w:uiPriority="39" w:unhideWhenUsed="1"/>
+    <w:lsdException w:name="toc 9" w:semiHidden="1" w:uiPriority="39" w:unhideWhenUsed="1"/>
+    <w:lsdException w:name="Normal Indent" w:semiHidden="1" w:unhideWhenUsed="1"/>
+    <w:lsdException w:name="footnote text" w:semiHidden="1" w:unhideWhenUsed="1"/>
+    <w:lsdException w:name="annotation text" w:semiHidden="1" w:unhideWhenUsed="1"/>
+    <w:lsdException w:name="header" w:semiHidden="1" w:unhideWhenUsed="1"/>
+    <w:lsdException w:name="footer" w:semiHidden="1" w:unhideWhenUsed="1"/>
+    <w:lsdException w:name="index heading" w:semiHidden="1" w:unhideWhenUsed="1"/>
+    <w:lsdException w:name="caption" w:semiHidden="1" w:uiPriority="35" w:unhideWhenUsed="1" w:qFormat="1"/>
+    <w:lsdException w:name="table of figures" w:semiHidden="1" w:unhideWhenUsed="1"/>
+    <w:lsdException w:name="envelope address" w:semiHidden="1" w:unhideWhenUsed="1"/>
+    <w:lsdException w:name="envelope return" w:semiHidden="1" w:unhideWhenUsed="1"/>
+    <w:lsdException w:name="footnote reference" w:semiHidden="1" w:unhideWhenUsed="1"/>
+    <w:lsdException w:name="annotation reference" w:semiHidden="1" w:unhideWhenUsed="1"/>
+    <w:lsdException w:name="line number" w:semiHidden="1" w:unhideWhenUsed="1"/>
+    <w:lsdException w:name="page number" w:semiHidden="1" w:unhideWhenUsed="1"/>
+    <w:lsdException w:name="endnote reference" w:semiHidden="1" w:unhideWhenUsed="1"/>
+    <w:lsdException w:name="endnote text" w:semiHidden="1" w:unhideWhenUsed="1"/>
+    <w:lsdException w:name="table of authorities" w:semiHidden="1" w:unhideWhenUsed="1"/>
+    <w:lsdException w:name="macro" w:semiHidden="1" w:unhideWhenUsed="1"/>
+    <w:lsdException w:name="toa heading" w:semiHidden="1" w:unhideWhenUsed="1"/>
+    <w:lsdException w:name="List" w:semiHidden="1" w:unhideWhenUsed="1"/>
+    <w:lsdException w:name="List Bullet" w:semiHidden="1" w:unhideWhenUsed="1"/>
+    <w:lsdException w:name="List Number" w:semiHidden="1" w:unhideWhenUsed="1"/>
+    <w:lsdException w:name="List 2" w:semiHidden="1" w:unhideWhenUsed="1"/>
+    <w:lsdException w:name="List 3" w:semiHidden="1" w:unhideWhenUsed="1"/>
+    <w:lsdException w:name="List 4" w:semiHidden="1" w:unhideWhenUsed="1"/>
+    <w:lsdException w:name="List 5" w:semiHidden="1" w:unhideWhenUsed="1"/>
+    <w:lsdException w:name="List Bullet 2" w:semiHidden="1" w:unhideWhenUsed="1"/>
+    <w:lsdException w:name="List Bullet 3" w:semiHidden="1" w:unhideWhenUsed="1"/>
+    <w:lsdException w:name="List Bullet 4" w:semiHidden="1" w:unhideWhenUsed="1"/>
+    <w:lsdException w:name="List Bullet 5" w:semiHidden="1" w:unhideWhenUsed="1"/>
+    <w:lsdException w:name="List Number 2" w:semiHidden="1" w:unhideWhenUsed="1"/>
+    <w:lsdException w:name="List Number 3" w:semiHidden="1" w:unhideWhenUsed="1"/>
+    <w:lsdException w:name="List Number 4" w:semiHidden="1" w:unhideWhenUsed="1"/>
+    <w:lsdException w:name="List Number 5" w:semiHidden="1" w:unhideWhenUsed="1"/>
+    <w:lsdException w:name="Title" w:uiPriority="10" w:qFormat="1"/>
+    <w:lsdException w:name="Closing" w:semiHidden="1" w:unhideWhenUsed="1"/>
+    <w:lsdException w:name="Signature" w:semiHidden="1" w:unhideWhenUsed="1"/>
+    <w:lsdException w:name="Default Paragraph Font" w:semiHidden="1" w:uiPriority="1" w:unhideWhenUsed="1"/>
+    <w:lsdException w:name="Body Text" w:semiHidden="1" w:unhideWhenUsed="1"/>
+    <w:lsdException w:name="Body Text Indent" w:semiHidden="1" w:unhideWhenUsed="1"/>
+    <w:lsdException w:name="List Continue" w:semiHidden="1" w:unhideWhenUsed="1"/>
+    <w:lsdException w:name="List Continue 2" w:semiHidden="1" w:unhideWhenUsed="1"/>
+    <w:lsdException w:name="List Continue 3" w:semiHidden="1" w:unhideWhenUsed="1"/>
+    <w:lsdException w:name="List Continue 4" w:semiHidden="1" w:unhideWhenUsed="1"/>
+    <w:lsdException w:name="List Continue 5" w:semiHidden="1" w:unhideWhenUsed="1"/>
+    <w:lsdException w:name="Message Header" w:semiHidden="1" w:unhideWhenUsed="1"/>
+    <w:lsdException w:name="Subtitle" w:uiPriority="11" w:qFormat="1"/>
+    <w:lsdException w:name="Salutation" w:semiHidden="1" w:unhideWhenUsed="1"/>
+    <w:lsdException w:name="Date" w:semiHidden="1" w:unhideWhenUsed="1"/>
+    <w:lsdException w:name="Body Text First Indent" w:semiHidden="1" w:unhideWhenUsed="1"/>
+    <w:lsdException w:name="Body Text First Indent 2" w:semiHidden="1" w:unhideWhenUsed="1"/>
+    <w:lsdException w:name="Note Heading" w:semiHidden="1" w:unhideWhenUsed="1"/>
+    <w:lsdException w:name="Body Text 2" w:semiHidden="1" w:unhideWhenUsed="1"/>
+    <w:lsdException w:name="Body Text 3" w:semiHidden="1" w:unhideWhenUsed="1"/>
+    <w:lsdException w:name="Body Text Indent 2" w:semiHidden="1" w:unhideWhenUsed="1"/>
+    <w:lsdException w:name="Body Text Indent 3" w:semiHidden="1" w:unhideWhenUsed="1"/>
+    <w:lsdException w:name="Block Text" w:semiHidden="1" w:unhideWhenUsed="1"/>
+    <w:lsdException w:name="Hyperlink" w:semiHidden="1" w:unhideWhenUsed="1"/>
+    <w:lsdException w:name="FollowedHyperlink" w:semiHidden="1" w:unhideWhenUsed="1"/>
+    <w:lsdException w:name="Strong" w:uiPriority="22" w:qFormat="1"/>
+    <w:lsdException w:name="Emphasis" w:uiPriority="20" w:qFormat="1"/>
+    <w:lsdException w:name="Document Map" w:semiHidden="1" w:unhideWhenUsed="1"/>
+    <w:lsdException w:name="Plain Text" w:semiHidden="1" w:unhideWhenUsed="1"/>
+    <w:lsdException w:name="E-mail Signature" w:semiHidden="1" w:unhideWhenUsed="1"/>
+    <w:lsdException w:name="HTML Top of Form" w:semiHidden="1" w:unhideWhenUsed="1"/>
+    <w:lsdException w:name="HTML Bottom of Form" w:semiHidden="1" w:unhideWhenUsed="1"/>
+    <w:lsdException w:name="Normal (Web)" w:semiHidden="1" w:unhideWhenUsed="1"/>
+    <w:lsdException w:name="HTML Acronym" w:semiHidden="1" w:unhideWhenUsed="1"/>
+    <w:lsdException w:name="HTML Address" w:semiHidden="1" w:unhideWhenUsed="1"/>
+    <w:lsdException w:name="HTML Cite" w:semiHidden="1" w:unhideWhenUsed="1"/>
+    <w:lsdException w:name="HTML Code" w:semiHidden="1" w:unhideWhenUsed="1"/>
+    <w:lsdException w:name="HTML Definition" w:semiHidden="1" w:unhideWhenUsed="1"/>
+    <w:lsdException w:name="HTML Keyboard" w:semiHidden="1" w:unhideWhenUsed="1"/>
+    <w:lsdException w:name="HTML Preformatted" w:semiHidden="1" w:unhideWhenUsed="1"/>
+    <w:lsdException w:name="HTML Sample" w:semiHidden="1" w:unhideWhenUsed="1"/>
+    <w:lsdException w:name="HTML Typewriter" w:semiHidden="1" w:unhideWhenUsed="1"/>
+    <w:lsdException w:name="HTML Variable" w:semiHidden="1" w:unhideWhenUsed="1"/>
+    <w:lsdException w:name="Normal Table" w:semiHidden="1" w:unhideWhenUsed="1"/>
+    <w:lsdException w:name="annotation subject" w:semiHidden="1" w:unhideWhenUsed="1"/>
+    <w:lsdException w:name="No List" w:semiHidden="1" w:unhideWhenUsed="1"/>
+    <w:lsdException w:name="Outline List 1" w:semiHidden="1" w:unhideWhenUsed="1"/>
+    <w:lsdException w:name="Outline List 2" w:semiHidden="1" w:unhideWhenUsed="1"/>
+    <w:lsdException w:name="Outline List 3" w:semiHidden="1" w:unhideWhenUsed="1"/>
+    <w:lsdException w:name="Table Simple 1" w:semiHidden="1" w:unhideWhenUsed="1"/>
+    <w:lsdException w:name="Table Simple 2" w:semiHidden="1" w:unhideWhenUsed="1"/>
+    <w:lsdException w:name="Table Simple 3" w:semiHidden="1" w:unhideWhenUsed="1"/>
+    <w:lsdException w:name="Table Classic 1" w:semiHidden="1" w:unhideWhenUsed="1"/>
+    <w:lsdException w:name="Table Classic 2" w:semiHidden="1" w:unhideWhenUsed="1"/>
+    <w:lsdException w:name="Table Classic 3" w:semiHidden="1" w:unhideWhenUsed="1"/>
+    <w:lsdException w:name="Table Classic 4" w:semiHidden="1" w:unhideWhenUsed="1"/>
+    <w:lsdException w:name="Table Colorful 1" w:semiHidden="1" w:unhideWhenUsed="1"/>
+    <w:lsdException w:name="Table Colorful 2" w:semiHidden="1" w:unhideWhenUsed="1"/>
+    <w:lsdException w:name="Table Colorful 3" w:semiHidden="1" w:unhideWhenUsed="1"/>
+    <w:lsdException w:name="Table Columns 1" w:semiHidden="1" w:unhideWhenUsed="1"/>
+    <w:lsdException w:name="Table Columns 2" w:semiHidden="1" w:unhideWhenUsed="1"/>
+    <w:lsdException w:name="Table Columns 3" w:semiHidden="1" w:unhideWhenUsed="1"/>
+    <w:lsdException w:name="Table Columns 4" w:semiHidden="1" w:unhideWhenUsed="1"/>
+    <w:lsdException w:name="Table Columns 5" w:semiHidden="1" w:unhideWhenUsed="1"/>
+    <w:lsdException w:name="Table Grid 1" w:semiHidden="1" w:unhideWhenUsed="1"/>
+    <w:lsdException w:name="Table Grid 2" w:semiHidden="1" w:unhideWhenUsed="1"/>
+    <w:lsdException w:name="Table Grid 3" w:semiHidden="1" w:unhideWhenUsed="1"/>
+    <w:lsdException w:name="Table Grid 4" w:semiHidden="1" w:unhideWhenUsed="1"/>
+    <w:lsdException w:name="Table Grid 5" w:semiHidden="1" w:unhideWhenUsed="1"/>
+    <w:lsdException w:name="Table Grid 6" w:semiHidden="1" w:unhideWhenUsed="1"/>
+    <w:lsdException w:name="Table Grid 7" w:semiHidden="1" w:unhideWhenUsed="1"/>
+    <w:lsdException w:name="Table Grid 8" w:semiHidden="1" w:unhideWhenUsed="1"/>
+    <w:lsdException w:name="Table List 1" w:semiHidden="1" w:unhideWhenUsed="1"/>
+    <w:lsdException w:name="Table List 2" w:semiHidden="1" w:unhideWhenUsed="1"/>
+    <w:lsdException w:name="Table List 3" w:semiHidden="1" w:unhideWhenUsed="1"/>
+    <w:lsdException w:name="Table List 4" w:semiHidden="1" w:unhideWhenUsed="1"/>
+    <w:lsdException w:name="Table List 5" w:semiHidden="1" w:unhideWhenUsed="1"/>
+    <w:lsdException w:name="Table List 6" w:semiHidden="1" w:unhideWhenUsed="1"/>
+    <w:lsdException w:name="Table List 7" w:semiHidden="1" w:unhideWhenUsed="1"/>
+    <w:lsdException w:name="Table List 8" w:semiHidden="1" w:unhideWhenUsed="1"/>
+    <w:lsdException w:name="Table 3D effects 1" w:semiHidden="1" w:unhideWhenUsed="1"/>
+    <w:lsdException w:name="Table 3D effects 2" w:semiHidden="1" w:unhideWhenUsed="1"/>
+    <w:lsdException w:name="Table 3D effects 3" w:semiHidden="1" w:unhideWhenUsed="1"/>
+    <w:lsdException w:name="Table Contemporary" w:semiHidden="1" w:unhideWhenUsed="1"/>
+    <w:lsdException w:name="Table Elegant" w:semiHidden="1" w:unhideWhenUsed="1"/>
+    <w:lsdException w:name="Table Professional" w:semiHidden="1" w:unhideWhenUsed="1"/>
+    <w:lsdException w:name="Table Subtle 1" w:semiHidden="1" w:unhideWhenUsed="1"/>
+    <w:lsdException w:name="Table Subtle 2" w:semiHidden="1" w:unhideWhenUsed="1"/>
+    <w:lsdException w:name="Table Web 1" w:semiHidden="1" w:unhideWhenUsed="1"/>
+    <w:lsdException w:name="Table Web 2" w:semiHidden="1" w:unhideWhenUsed="1"/>
+    <w:lsdException w:name="Table Web 3" w:semiHidden="1" w:unhideWhenUsed="1"/>
+    <w:lsdException w:name="Balloon Text" w:semiHidden="1" w:unhideWhenUsed="1"/>
+    <w:lsdException w:name="Table Grid" w:uiPriority="39"/>
+    <w:lsdException w:name="Table Theme" w:semiHidden="1" w:unhideWhenUsed="1"/>
+    <w:lsdException w:name="Placeholder Text" w:semiHidden="1"/>
+    <w:lsdException w:name="No Spacing" w:uiPriority="1" w:qFormat="1"/>
+    <w:lsdException w:name="Light Shading" w:uiPriority="60"/>
+    <w:lsdException w:name="Light List" w:uiPriority="61"/>
+    <w:lsdException w:name="Light Grid" w:uiPriority="62"/>
+    <w:lsdException w:name="Medium Shading 1" w:uiPriority="63"/>
+    <w:lsdException w:name="Medium Shading 2" w:uiPriority="64"/>
+    <w:lsdException w:name="Medium List 1" w:uiPriority="65"/>
+    <w:lsdException w:name="Medium List 2" w:uiPriority="66"/>
+    <w:lsdException w:name="Medium Grid 1" w:uiPriority="67"/>
+    <w:lsdException w:name="Medium Grid 2" w:uiPriority="68"/>
+    <w:lsdException w:name="Medium Grid 3" w:uiPriority="69"/>
+    <w:lsdException w:name="Dark List" w:uiPriority="70"/>
+    <w:lsdException w:name="Colorful Shading" w:uiPriority="71"/>
+    <w:lsdException w:name="Colorful List" w:uiPriority="72"/>
+    <w:lsdException w:name="Colorful Grid" w:uiPriority="73"/>
+    <w:lsdException w:name="Light Shading Accent 1" w:uiPriority="60"/>
+    <w:lsdException w:name="Light List Accent 1" w:uiPriority="61"/>
+    <w:lsdException w:name="Light Grid Accent 1" w:uiPriority="62"/>
+    <w:lsdException w:name="Medium Shading 1 Accent 1" w:uiPriority="63"/>
+    <w:lsdException w:name="Medium Shading 2 Accent 1" w:uiPriority="64"/>
+    <w:lsdException w:name="Medium List 1 Accent 1" w:uiPriority="65"/>
+    <w:lsdException w:name="Revision" w:semiHidden="1"/>
+    <w:lsdException w:name="List Paragraph" w:uiPriority="34" w:qFormat="1"/>
+    <w:lsdException w:name="Quote" w:uiPriority="29" w:qFormat="1"/>
+    <w:lsdException w:name="Intense Quote" w:uiPriority="30" w:qFormat="1"/>
+    <w:lsdException w:name="Medium List 2 Accent 1" w:uiPriority="66"/>
+    <w:lsdException w:name="Medium Grid 1 Accent 1" w:uiPriority="67"/>
+    <w:lsdException w:name="Medium Grid 2 Accent 1" w:uiPriority="68"/>
+    <w:lsdException w:name="Medium Grid 3 Accent 1" w:uiPriority="69"/>
+    <w:lsdException w:name="Dark List Accent 1" w:uiPriority="70"/>
+    <w:lsdException w:name="Colorful Shading Accent 1" w:uiPriority="71"/>
+    <w:lsdException w:name="Colorful List Accent 1" w:uiPriority="72"/>
+    <w:lsdException w:name="Colorful Grid Accent 1" w:uiPriority="73"/>
+    <w:lsdException w:name="Light Shading Accent 2" w:uiPriority="60"/>
+    <w:lsdException w:name="Light List Accent 2" w:uiPriority="61"/>
+    <w:lsdException w:name="Light Grid Accent 2" w:uiPriority="62"/>
+    <w:lsdException w:name="Medium Shading 1 Accent 2" w:uiPriority="63"/>
+    <w:lsdException w:name="Medium Shading 2 Accent 2" w:uiPriority="64"/>
+    <w:lsdException w:name="Medium List 1 Accent 2" w:uiPriority="65"/>
+    <w:lsdException w:name="Medium List 2 Accent 2" w:uiPriority="66"/>
+    <w:lsdException w:name="Medium Grid 1 Accent 2" w:uiPriority="67"/>
+    <w:lsdException w:name="Medium Grid 2 Accent 2" w:uiPriority="68"/>
+    <w:lsdException w:name="Medium Grid 3 Accent 2" w:uiPriority="69"/>
+    <w:lsdException w:name="Dark List Accent 2" w:uiPriority="70"/>
+    <w:lsdException w:name="Colorful Shading Accent 2" w:uiPriority="71"/>
+    <w:lsdException w:name="Colorful List Accent 2" w:uiPriority="72"/>
+    <w:lsdException w:name="Colorful Grid Accent 2" w:uiPriority="73"/>
+    <w:lsdException w:name="Light Shading Accent 3" w:uiPriority="60"/>
+    <w:lsdException w:name="Light List Accent 3" w:uiPriority="61"/>
+    <w:lsdException w:name="Light Grid Accent 3" w:uiPriority="62"/>
+    <w:lsdException w:name="Medium Shading 1 Accent 3" w:uiPriority="63"/>
+    <w:lsdException w:name="Medium Shading 2 Accent 3" w:uiPriority="64"/>
+    <w:lsdException w:name="Medium List 1 Accent 3" w:uiPriority="65"/>
+    <w:lsdException w:name="Medium List 2 Accent 3" w:uiPriority="66"/>
+    <w:lsdException w:name="Medium Grid 1 Accent 3" w:uiPriority="67"/>
+    <w:lsdException w:name="Medium Grid 2 Accent 3" w:uiPriority="68"/>
+    <w:lsdException w:name="Medium Grid 3 Accent 3" w:uiPriority="69"/>
+    <w:lsdException w:name="Dark List Accent 3" w:uiPriority="70"/>
+    <w:lsdException w:name="Colorful Shading Accent 3" w:uiPriority="71"/>
+    <w:lsdException w:name="Colorful List Accent 3" w:uiPriority="72"/>
+    <w:lsdException w:name="Colorful Grid Accent 3" w:uiPriority="73"/>
+    <w:lsdException w:name="Light Shading Accent 4" w:uiPriority="60"/>
+    <w:lsdException w:name="Light List Accent 4" w:uiPriority="61"/>
+    <w:lsdException w:name="Light Grid Accent 4" w:uiPriority="62"/>
+    <w:lsdException w:name="Medium Shading 1 Accent 4" w:uiPriority="63"/>
+    <w:lsdException w:name="Medium Shading 2 Accent 4" w:uiPriority="64"/>
+    <w:lsdException w:name="Medium List 1 Accent 4" w:uiPriority="65"/>
+    <w:lsdException w:name="Medium List 2 Accent 4" w:uiPriority="66"/>
+    <w:lsdException w:name="Medium Grid 1 Accent 4" w:uiPriority="67"/>
+    <w:lsdException w:name="Medium Grid 2 Accent 4" w:uiPriority="68"/>
+    <w:lsdException w:name="Medium Grid 3 Accent 4" w:uiPriority="69"/>
+    <w:lsdException w:name="Dark List Accent 4" w:uiPriority="70"/>
+    <w:lsdException w:name="Colorful Shading Accent 4" w:uiPriority="71"/>
+    <w:lsdException w:name="Colorful List Accent 4" w:uiPriority="72"/>
+    <w:lsdException w:name="Colorful Grid Accent 4" w:uiPriority="73"/>
+    <w:lsdException w:name="Light Shading Accent 5" w:uiPriority="60"/>
+    <w:lsdException w:name="Light List Accent 5" w:uiPriority="61"/>
+    <w:lsdException w:name="Light Grid Accent 5" w:uiPriority="62"/>
+    <w:lsdException w:name="Medium Shading 1 Accent 5" w:uiPriority="63"/>
+    <w:lsdException w:name="Medium Shading 2 Accent 5" w:uiPriority="64"/>
+    <w:lsdException w:name="Medium List 1 Accent 5" w:uiPriority="65"/>
+    <w:lsdException w:name="Medium List 2 Accent 5" w:uiPriority="66"/>
+    <w:lsdException w:name="Medium Grid 1 Accent 5" w:uiPriority="67"/>
+    <w:lsdException w:name="Medium Grid 2 Accent 5" w:uiPriority="68"/>
+    <w:lsdException w:name="Medium Grid 3 Accent 5" w:uiPriority="69"/>
+    <w:lsdException w:name="Dark List Accent 5" w:uiPriority="70"/>
+    <w:lsdException w:name="Colorful Shading Accent 5" w:uiPriority="71"/>
+    <w:lsdException w:name="Colorful List Accent 5" w:uiPriority="72"/>
+    <w:lsdException w:name="Colorful Grid Accent 5" w:uiPriority="73"/>
+    <w:lsdException w:name="Light Shading Accent 6" w:uiPriority="60"/>
+    <w:lsdException w:name="Light List Accent 6" w:uiPriority="61"/>
+    <w:lsdException w:name="Light Grid Accent 6" w:uiPriority="62"/>
+    <w:lsdException w:name="Medium Shading 1 Accent 6" w:uiPriority="63"/>
+    <w:lsdException w:name="Medium Shading 2 Accent 6" w:uiPriority="64"/>
+    <w:lsdException w:name="Medium List 1 Accent 6" w:uiPriority="65"/>
+    <w:lsdException w:name="Medium List 2 Accent 6" w:uiPriority="66"/>
+    <w:lsdException w:name="Medium Grid 1 Accent 6" w:uiPriority="67"/>
+    <w:lsdException w:name="Medium Grid 2 Accent 6" w:uiPriority="68"/>
+    <w:lsdException w:name="Medium Grid 3 Accent 6" w:uiPriority="69"/>
+    <w:lsdException w:name="Dark List Accent 6" w:uiPriority="70"/>
+    <w:lsdException w:name="Colorful Shading Accent 6" w:uiPriority="71"/>
+    <w:lsdException w:name="Colorful List Accent 6" w:uiPriority="72"/>
+    <w:lsdException w:name="Colorful Grid Accent 6" w:uiPriority="73"/>
+    <w:lsdException w:name="Subtle Emphasis" w:uiPriority="19" w:qFormat="1"/>
+    <w:lsdException w:name="Intense Emphasis" w:uiPriority="21" w:qFormat="1"/>
+    <w:lsdException w:name="Subtle Reference" w:uiPriority="31" w:qFormat="1"/>
+    <w:lsdException w:name="Intense Reference" w:uiPriority="32" w:qFormat="1"/>
+    <w:lsdException w:name="Book Title" w:uiPriority="33" w:qFormat="1"/>
+    <w:lsdException w:name="Bibliography" w:semiHidden="1" w:uiPriority="37" w:unhideWhenUsed="1"/>
+    <w:lsdException w:name="TOC Heading" w:semiHidden="1" w:uiPriority="39" w:unhideWhenUsed="1" w:qFormat="1"/>
+    <w:lsdException w:name="Plain Table 1" w:uiPriority="41"/>
+    <w:lsdException w:name="Plain Table 2" w:uiPriority="42"/>
+    <w:lsdException w:name="Plain Table 3" w:uiPriority="43"/>
+    <w:lsdException w:name="Plain Table 4" w:uiPriority="44"/>
+    <w:lsdException w:name="Plain Table 5" w:uiPriority="45"/>
+    <w:lsdException w:name="Grid Table Light" w:uiPriority="40"/>
+    <w:lsdException w:name="Grid Table 1 Light" w:uiPriority="46"/>
+    <w:lsdException w:name="Grid Table 2" w:uiPriority="47"/>
+    <w:lsdException w:name="Grid Table 3" w:uiPriority="48"/>
+    <w:lsdException w:name="Grid Table 4" w:uiPriority="49"/>
+    <w:lsdException w:name="Grid Table 5 Dark" w:uiPriority="50"/>
+    <w:lsdException w:name="Grid Table 6 Colorful" w:uiPriority="51"/>
+    <w:lsdException w:name="Grid Table 7 Colorful" w:uiPriority="52"/>
+    <w:lsdException w:name="Grid Table 1 Light Accent 1" w:uiPriority="46"/>
+    <w:lsdException w:name="Grid Table 2 Accent 1" w:uiPriority="47"/>
+    <w:lsdException w:name="Grid Table 3 Accent 1" w:uiPriority="48"/>
+    <w:lsdException w:name="Grid Table 4 Accent 1" w:uiPriority="49"/>
+    <w:lsdException w:name="Grid Table 5 Dark Accent 1" w:uiPriority="50"/>
+    <w:lsdException w:name="Grid Table 6 Colorful Accent 1" w:uiPriority="51"/>
+    <w:lsdException w:name="Grid Table 7 Colorful Accent 1" w:uiPriority="52"/>
+    <w:lsdException w:name="Grid Table 1 Light Accent 2" w:uiPriority="46"/>
+    <w:lsdException w:name="Grid Table 2 Accent 2" w:uiPriority="47"/>
+    <w:lsdException w:name="Grid Table 3 Accent 2" w:uiPriority="48"/>
+    <w:lsdException w:name="Grid Table 4 Accent 2" w:uiPriority="49"/>
+    <w:lsdException w:name="Grid Table 5 Dark Accent 2" w:uiPriority="50"/>
+    <w:lsdException w:name="Grid Table 6 Colorful Accent 2" w:uiPriority="51"/>
+    <w:lsdException w:name="Grid Table 7 Colorful Accent 2" w:uiPriority="52"/>
+    <w:lsdException w:name="Grid Table 1 Light Accent 3" w:uiPriority="46"/>
+    <w:lsdException w:name="Grid Table 2 Accent 3" w:uiPriority="47"/>
+    <w:lsdException w:name="Grid Table 3 Accent 3" w:uiPriority="48"/>
+    <w:lsdException w:name="Grid Table 4 Accent 3" w:uiPriority="49"/>
+    <w:lsdException w:name="Grid Table 5 Dark Accent 3" w:uiPriority="50"/>
+    <w:lsdException w:name="Grid Table 6 Colorful Accent 3" w:uiPriority="51"/>
+    <w:lsdException w:name="Grid Table 7 Colorful Accent 3" w:uiPriority="52"/>
+    <w:lsdException w:name="Grid Table 1 Light Accent 4" w:uiPriority="46"/>
+    <w:lsdException w:name="Grid Table 2 Accent 4" w:uiPriority="47"/>
+    <w:lsdException w:name="Grid Table 3 Accent 4" w:uiPriority="48"/>
+    <w:lsdException w:name="Grid Table 4 Accent 4" w:uiPriority="49"/>
+    <w:lsdException w:name="Grid Table 5 Dark Accent 4" w:uiPriority="50"/>
+    <w:lsdException w:name="Grid Table 6 Colorful Accent 4" w:uiPriority="51"/>
+    <w:lsdException w:name="Grid Table 7 Colorful Accent 4" w:uiPriority="52"/>
+    <w:lsdException w:name="Grid Table 1 Light Accent 5" w:uiPriority="46"/>
+    <w:lsdException w:name="Grid Table 2 Accent 5" w:uiPriority="47"/>
+    <w:lsdException w:name="Grid Table 3 Accent 5" w:uiPriority="48"/>
+    <w:lsdException w:name="Grid Table 4 Accent 5" w:uiPriority="49"/>
+    <w:lsdException w:name="Grid Table 5 Dark Accent 5" w:uiPriority="50"/>
+    <w:lsdException w:name="Grid Table 6 Colorful Accent 5" w:uiPriority="51"/>
+    <w:lsdException w:name="Grid Table 7 Colorful Accent 5" w:uiPriority="52"/>
+    <w:lsdException w:name="Grid Table 1 Light Accent 6" w:uiPriority="46"/>
+    <w:lsdException w:name="Grid Table 2 Accent 6" w:uiPriority="47"/>
+    <w:lsdException w:name="Grid Table 3 Accent 6" w:uiPriority="48"/>
+    <w:lsdException w:name="Grid Table 4 Accent 6" w:uiPriority="49"/>
+    <w:lsdException w:name="Grid Table 5 Dark Accent 6" w:uiPriority="50"/>
+    <w:lsdException w:name="Grid Table 6 Colorful Accent 6" w:uiPriority="51"/>
+    <w:lsdException w:name="Grid Table 7 Colorful Accent 6" w:uiPriority="52"/>
+    <w:lsdException w:name="List Table 1 Light" w:uiPriority="46"/>
+    <w:lsdException w:name="List Table 2" w:uiPriority="47"/>
+    <w:lsdException w:name="List Table 3" w:uiPriority="48"/>
+    <w:lsdException w:name="List Table 4" w:uiPriority="49"/>
+    <w:lsdException w:name="List Table 5 Dark" w:uiPriority="50"/>
+    <w:lsdException w:name="List Table 6 Colorful" w:uiPriority="51"/>
+    <w:lsdException w:name="List Table 7 Colorful" w:uiPriority="52"/>
+    <w:lsdException w:name="List Table 1 Light Accent 1" w:uiPriority="46"/>
+    <w:lsdException w:name="List Table 2 Accent 1" w:uiPriority="47"/>
+    <w:lsdException w:name="List Table 3 Accent 1" w:uiPriority="48"/>
+    <w:lsdException w:name="List Table 4 Accent 1" w:uiPriority="49"/>
+    <w:lsdException w:name="List Table 5 Dark Accent 1" w:uiPriority="50"/>
+    <w:lsdException w:name="List Table 6 Colorful Accent 1" w:uiPriority="51"/>
+    <w:lsdException w:name="List Table 7 Colorful Accent 1" w:uiPriority="52"/>
+    <w:lsdException w:name="List Table 1 Light Accent 2" w:uiPriority="46"/>
+    <w:lsdException w:name="List Table 2 Accent 2" w:uiPriority="47"/>
+    <w:lsdException w:name="List Table 3 Accent 2" w:uiPriority="48"/>
+    <w:lsdException w:name="List Table 4 Accent 2" w:uiPriority="49"/>
+    <w:lsdException w:name="List Table 5 Dark Accent 2" w:uiPriority="50"/>
+    <w:lsdException w:name="List Table 6 Colorful Accent 2" w:uiPriority="51"/>
+    <w:lsdException w:name="List Table 7 Colorful Accent 2" w:uiPriority="52"/>
+    <w:lsdException w:name="List Table 1 Light Accent 3" w:uiPriority="46"/>
+    <w:lsdException w:name="List Table 2 Accent 3" w:uiPriority="47"/>
+    <w:lsdException w:name="List Table 3 Accent 3" w:uiPriority="48"/>
+    <w:lsdException w:name="List Table 4 Accent 3" w:uiPriority="49"/>
+    <w:lsdException w:name="List Table 5 Dark Accent 3" w:uiPriority="50"/>
+    <w:lsdException w:name="List Table 6 Colorful Accent 3" w:uiPriority="51"/>
+    <w:lsdException w:name="List Table 7 Colorful Accent 3" w:uiPriority="52"/>
+    <w:lsdException w:name="List Table 1 Light Accent 4" w:uiPriority="46"/>
+    <w:lsdException w:name="List Table 2 Accent 4" w:uiPriority="47"/>
+    <w:lsdException w:name="List Table 3 Accent 4" w:uiPriority="48"/>
+    <w:lsdException w:name="List Table 4 Accent 4" w:uiPriority="49"/>
+    <w:lsdException w:name="List Table 5 Dark Accent 4" w:uiPriority="50"/>
+    <w:lsdException w:name="List Table 6 Colorful Accent 4" w:uiPriority="51"/>
+    <w:lsdException w:name="List Table 7 Colorful Accent 4" w:uiPriority="52"/>
+    <w:lsdException w:name="List Table 1 Light Accent 5" w:uiPriority="46"/>
+    <w:lsdException w:name="List Table 2 Accent 5" w:uiPriority="47"/>
+    <w:lsdException w:name="List Table 3 Accent 5" w:uiPriority="48"/>
+    <w:lsdException w:name="List Table 4 Accent 5" w:uiPriority="49"/>
+    <w:lsdException w:name="List Table 5 Dark Accent 5" w:uiPriority="50"/>
+    <w:lsdException w:name="List Table 6 Colorful Accent 5" w:uiPriority="51"/>
+    <w:lsdException w:name="List Table 7 Colorful Accent 5" w:uiPriority="52"/>
+    <w:lsdException w:name="List Table 1 Light Accent 6" w:uiPriority="46"/>
+    <w:lsdException w:name="List Table 2 Accent 6" w:uiPriority="47"/>
+    <w:lsdException w:name="List Table 3 Accent 6" w:uiPriority="48"/>
+    <w:lsdException w:name="List Table 4 Accent 6" w:uiPriority="49"/>
+    <w:lsdException w:name="List Table 5 Dark Accent 6" w:uiPriority="50"/>
+    <w:lsdException w:name="List Table 6 Colorful Accent 6" w:uiPriority="51"/>
+    <w:lsdException w:name="List Table 7 Colorful Accent 6" w:uiPriority="52"/>
+    <w:lsdException w:name="Mention" w:semiHidden="1" w:unhideWhenUsed="1"/>
+    <w:lsdException w:name="Smart Hyperlink" w:semiHidden="1" w:unhideWhenUsed="1"/>
+    <w:lsdException w:name="Hashtag" w:semiHidden="1" w:unhideWhenUsed="1"/>
+    <w:lsdException w:name="Unresolved Mention" w:semiHidden="1" w:unhideWhenUsed="1"/>
+    <w:lsdException w:name="Smart Link" w:semiHidden="1" w:unhideWhenUsed="1"/>
+  </w:latentStyles>
+  <w:style w:type="paragraph" w:default="1" w:styleId="Normal">
+    <w:name w:val="Normal"/>
+    <w:qFormat/>
+  </w:style>
+  <w:style w:type="character" w:default="1" w:styleId="DefaultParagraphFont">
+    <w:name w:val="Default Paragraph Font"/>
+    <w:uiPriority w:val="1"/>
+    <w:semiHidden/>
+    <w:unhideWhenUsed/>
+  </w:style>
+  <w:style w:type="table" w:default="1" w:styleId="TableNormal">
+    <w:name w:val="Normal Table"/>
+    <w:uiPriority w:val="99"/>
+    <w:semiHidden/>
+    <w:unhideWhenUsed/>
+    <w:tblPr>
+      <w:tblInd w:w="0" w:type="dxa"/>
+      <w:tblCellMar>
+        <w:top w:w="0" w:type="dxa"/>
+        <w:left w:w="108" w:type="dxa"/>
+        <w:bottom w:w="0" w:type="dxa"/>
+        <w:right w:w="108" w:type="dxa"/>
+      </w:tblCellMar>
+    </w:tblPr>
+  </w:style>
+  <w:style w:type="numbering" w:default="1" w:styleId="NoList">
+    <w:name w:val="No List"/>
+    <w:uiPriority w:val="99"/>
+    <w:semiHidden/>
+    <w:unhideWhenUsed/>
+  </w:style>
+  <w:style w:type="table" w:styleId="TableGrid">
+    <w:name w:val="Table Grid"/>
+    <w:basedOn w:val="TableNormal"/>
+    <w:uiPriority w:val="39"/>
+    <w:rsid w:val="00FA6C30"/>
+    <w:pPr>
+      <w:spacing w:after="0" w:line="240" w:lineRule="auto"/>
+    </w:pPr>
+    <w:tblPr>
+      <w:tblBorders>
+        <w:top w:val="single" w:sz="4" w:space="0" w:color="auto"/>
+        <w:left w:val="single" w:sz="4" w:space="0" w:color="auto"/>
+        <w:bottom w:val="single" w:sz="4" w:space="0" w:color="auto"/>
+        <w:right w:val="single" w:sz="4" w:space="0" w:color="auto"/>
+        <w:insideH w:val="single" w:sz="4" w:space="0" w:color="auto"/>
+        <w:insideV w:val="single" w:sz="4" w:space="0" w:color="auto"/>
+      </w:tblBorders>
+    </w:tblPr>
+  </w:style>
+  <w:style w:type="character" w:styleId="PlaceholderText">
+    <w:name w:val="Placeholder Text"/>
+    <w:basedOn w:val="DefaultParagraphFont"/>
+    <w:uiPriority w:val="99"/>
+    <w:semiHidden/>
+    <w:rsid w:val="00160FD9"/>
+    <w:rPr>
+      <w:color w:val="666666"/>
+    </w:rPr>
+  </w:style>
+</w:styles>
+</file>
+
+<file path=word/glossary/document.xml><?xml version="1.0" encoding="utf-8"?>
+<w:glossaryDocument xmlns:wpc="http://schemas.microsoft.com/office/word/2010/wordprocessingCanvas" xmlns:cx="http://schemas.microsoft.com/office/drawing/2014/chartex" xmlns:cx1="http://schemas.microsoft.com/office/drawing/2015/9/8/chartex" xmlns:cx2="http://schemas.microsoft.com/office/drawing/2015/10/21/chartex" xmlns:cx3="http://schemas.microsoft.com/office/drawing/2016/5/9/chartex" xmlns:cx4="http://schemas.microsoft.com/office/drawing/2016/5/10/chartex" xmlns:cx5="http://schemas.microsoft.com/office/drawing/2016/5/11/chartex" xmlns:cx6="http://schemas.microsoft.com/office/drawing/2016/5/12/chartex" xmlns:cx7="http://schemas.microsoft.com/office/drawing/2016/5/13/chartex" xmlns:cx8="http://schemas.microsoft.com/office/drawing/2016/5/14/chartex" xmlns:mc="http://schemas.openxmlformats.org/markup-compatibility/2006" xmlns:aink="http://schemas.microsoft.com/office/drawing/2016/ink" xmlns:am3d="http://schemas.microsoft.com/office/drawing/2017/model3d" xmlns:o="urn:schemas-microsoft-com:office:office" xmlns:oel="http://schemas.microsoft.com/office/2019/extlst" xmlns:r="http://schemas.openxmlformats.org/officeDocument/2006/relationships" xmlns:m="http://schemas.openxmlformats.org/officeDocument/2006/math" xmlns:v="urn:schemas-microsoft-com:vml" xmlns:wp14="http://schemas.microsoft.com/office/word/2010/wordprocessingDrawing" xmlns:wp="http://schemas.openxmlformats.org/drawingml/2006/wordprocessingDrawing" xmlns:w10="urn:schemas-microsoft-com:office:word" xmlns:w="http://schemas.openxmlformats.org/wordprocessingml/2006/main" xmlns:w14="http://schemas.microsoft.com/office/word/2010/wordml" xmlns:w15="http://schemas.microsoft.com/office/word/2012/wordml" xmlns:w16cex="http://schemas.microsoft.com/office/word/2018/wordml/cex" xmlns:w16cid="http://schemas.microsoft.com/office/word/2016/wordml/cid" xmlns:w16="http://schemas.microsoft.com/office/word/2018/wordml" xmlns:w16du="http://schemas.microsoft.com/office/word/2023/wordml/word16du" xmlns:w16sdtdh="http://schemas.microsoft.com/office/word/2020/wordml/sdtdatahash" xmlns:w16sdtfl="http://schemas.microsoft.com/office/word/2024/wordml/sdtformatlock" xmlns:w16se="http://schemas.microsoft.com/office/word/2015/wordml/symex" xmlns:wpg="http://schemas.microsoft.com/office/word/2010/wordprocessingGroup" xmlns:wpi="http://schemas.microsoft.com/office/word/2010/wordprocessingInk" xmlns:wne="http://schemas.microsoft.com/office/word/2006/wordml" xmlns:wps="http://schemas.microsoft.com/office/word/2010/wordprocessingShape" mc:Ignorable="w14 w15 w16se w16cid w16 w16cex w16sdtdh w16sdtfl w16du wp14">
+  <w:docParts>
+    <w:docPart>
+      <w:docPartPr>
+        <w:name w:val="DefaultPlaceholder_-1854013440"/>
+        <w:category>
+          <w:name w:val="General"/>
+          <w:gallery w:val="placeholder"/>
+        </w:category>
+        <w:types>
+          <w:type w:val="bbPlcHdr"/>
+        </w:types>
+        <w:behaviors>
+          <w:behavior w:val="content"/>
+        </w:behaviors>
+        <w:guid w:val="{D9701A7F-57F6-4DF2-A640-1D1B71674EF6}"/>
+      </w:docPartPr>
+      <w:docPartBody>
+        <w:p>
+          <w:r>
+            <w:rPr>
+              <w:rStyle w:val="PlaceholderText"/>
+            </w:rPr>
+            <w:t>Click or tap here to enter text.</w:t>
+          </w:r>
+        </w:p>
+      </w:docPartBody>
+    </w:docPart>
+    <w:docPart>
+      <w:docPartPr>
+        <w:name w:val="A2E92ED8B1A246E6A0DD7797B75A32AA"/>
+        <w:category>
+          <w:name w:val="General"/>
+          <w:gallery w:val="placeholder"/>
+        </w:category>
+        <w:types>
+          <w:type w:val="bbPlcHdr"/>
+        </w:types>
+        <w:behaviors>
+          <w:behavior w:val="content"/>
+        </w:behaviors>
+        <w:guid w:val="{D432C53F-92BD-4122-B388-B1807D51C85D}"/>
+      </w:docPartPr>
+      <w:docPartBody>
+        <w:p>
+          <w:pPr>
+            <w:pStyle w:val="A2E92ED8B1A246E6A0DD7797B75A32AA"/>
+          </w:pPr>
+          <w:r>
+            <w:rPr>
+              <w:rStyle w:val="PlaceholderText"/>
+            </w:rPr>
+            <w:t>Enter any content that you want to repeat, including other content controls. You can also insert this control around table rows in order to repeat parts of a table.</w:t>
+          </w:r>
+        </w:p>
+      </w:docPartBody>
+    </w:docPart>
+    <w:docPart>
+      <w:docPartPr>
+        <w:name w:val="7774A7FEE3044EF784454E92F1A121A8"/>
+        <w:category>
+          <w:name w:val="General"/>
+          <w:gallery w:val="placeholder"/>
+        </w:category>
+        <w:types>
+          <w:type w:val="bbPlcHdr"/>
+        </w:types>
+        <w:behaviors>
+          <w:behavior w:val="content"/>
+        </w:behaviors>
+        <w:guid w:val="{0B943F4B-6132-4E2F-985D-704A572CC9B8}"/>
+      </w:docPartPr>
+      <w:docPartBody>
+        <w:p>
+          <w:pPr>
+            <w:pStyle w:val="7774A7FEE3044EF784454E92F1A121A8"/>
+          </w:pPr>
+          <w:r>
+            <w:rPr>
+              <w:rStyle w:val="PlaceholderText"/>
+            </w:rPr>
+            <w:t>Click or tap here to enter text.</w:t>
+          </w:r>
+        </w:p>
+      </w:docPartBody>
+    </w:docPart>
+  </w:docParts>
+</w:glossaryDocument>
+</file>
+
+<file path=word/glossary/fontTable.xml><?xml version="1.0" encoding="utf-8"?>
+<w:fonts xmlns:mc="http://schemas.openxmlformats.org/markup-compatibility/2006" xmlns:r="http://schemas.openxmlformats.org/officeDocument/2006/relationships" xmlns:w="http://schemas.openxmlformats.org/wordprocessingml/2006/main" xmlns:w14="http://schemas.microsoft.com/office/word/2010/wordml" xmlns:w15="http://schemas.microsoft.com/office/word/2012/wordml" xmlns:w16cex="http://schemas.microsoft.com/office/word/2018/wordml/cex" xmlns:w16cid="http://schemas.microsoft.com/office/word/2016/wordml/cid" xmlns:w16="http://schemas.microsoft.com/office/word/2018/wordml" xmlns:w16du="http://schemas.microsoft.com/office/word/2023/wordml/word16du" xmlns:w16sdtdh="http://schemas.microsoft.com/office/word/2020/wordml/sdtdatahash" xmlns:w16sdtfl="http://schemas.microsoft.com/office/word/2024/wordml/sdtformatlock" xmlns:w16se="http://schemas.microsoft.com/office/word/2015/wordml/symex" mc:Ignorable="w14 w15 w16se w16cid w16 w16cex w16sdtdh w16sdtfl w16du">
+  <w:font w:name="Aptos">
+    <w:charset w:val="00"/>
+    <w:family w:val="swiss"/>
+    <w:pitch w:val="variable"/>
+    <w:sig w:usb0="20000287" w:usb1="00000003" w:usb2="00000000" w:usb3="00000000" w:csb0="0000019F" w:csb1="00000000"/>
+  </w:font>
+  <w:font w:name="Times New Roman">
+    <w:panose1 w:val="02020603050405020304"/>
+    <w:charset w:val="00"/>
+    <w:family w:val="roman"/>
+    <w:pitch w:val="variable"/>
+    <w:sig w:usb0="E0002EFF" w:usb1="C000785B" w:usb2="00000009" w:usb3="00000000" w:csb0="000001FF" w:csb1="00000000"/>
+  </w:font>
+  <w:font w:name="Aptos Display">
+    <w:charset w:val="00"/>
+    <w:family w:val="swiss"/>
+    <w:pitch w:val="variable"/>
+    <w:sig w:usb0="20000287" w:usb1="00000003" w:usb2="00000000" w:usb3="00000000" w:csb0="0000019F" w:csb1="00000000"/>
+  </w:font>
+</w:fonts>
+</file>
+
+<file path=word/glossary/settings.xml><?xml version="1.0" encoding="utf-8"?>
+<w:settings xmlns:mc="http://schemas.openxmlformats.org/markup-compatibility/2006" xmlns:o="urn:schemas-microsoft-com:office:office" xmlns:r="http://schemas.openxmlformats.org/officeDocument/2006/relationships" xmlns:m="http://schemas.openxmlformats.org/officeDocument/2006/math" xmlns:v="urn:schemas-microsoft-com:vml" xmlns:w10="urn:schemas-microsoft-com:office:word" xmlns:w="http://schemas.openxmlformats.org/wordprocessingml/2006/main" xmlns:w14="http://schemas.microsoft.com/office/word/2010/wordml" xmlns:w15="http://schemas.microsoft.com/office/word/2012/wordml" xmlns:w16cex="http://schemas.microsoft.com/office/word/2018/wordml/cex" xmlns:w16cid="http://schemas.microsoft.com/office/word/2016/wordml/cid" xmlns:w16="http://schemas.microsoft.com/office/word/2018/wordml" xmlns:w16du="http://schemas.microsoft.com/office/word/2023/wordml/word16du" xmlns:w16sdtdh="http://schemas.microsoft.com/office/word/2020/wordml/sdtdatahash" xmlns:w16sdtfl="http://schemas.microsoft.com/office/word/2024/wordml/sdtformatlock" xmlns:w16se="http://schemas.microsoft.com/office/word/2015/wordml/symex" xmlns:sl="http://schemas.openxmlformats.org/schemaLibrary/2006/main" mc:Ignorable="w14 w15 w16se w16cid w16 w16cex w16sdtdh w16sdtfl w16du">
+  <w:view w:val="normal"/>
+  <w:defaultTabStop w:val="720"/>
+  <w:characterSpacingControl w:val="doNotCompress"/>
+  <w:compat>
+    <w:useFELayout/>
+    <w:compatSetting w:name="compatibilityMode" w:uri="http://schemas.microsoft.com/office/word" w:val="15"/>
+    <w:compatSetting w:name="overrideTableStyleFontSizeAndJustification" w:uri="http://schemas.microsoft.com/office/word" w:val="1"/>
+    <w:compatSetting w:name="enableOpenTypeFeatures" w:uri="http://schemas.microsoft.com/office/word" w:val="1"/>
+    <w:compatSetting w:name="doNotFlipMirrorIndents" w:uri="http://schemas.microsoft.com/office/word" w:val="1"/>
+    <w:compatSetting w:name="differentiateMultirowTableHeaders" w:uri="http://schemas.microsoft.com/office/word" w:val="1"/>
+    <w:compatSetting w:name="useWord2013TrackBottomHyphenation" w:uri="http://schemas.microsoft.com/office/word" w:val="0"/>
+  </w:compat>
+  <w:rsids>
+    <w:rsidRoot w:val="006B1840"/>
+    <w:rsid w:val="006B1840"/>
+    <w:rsid w:val="00AB06A8"/>
+  </w:rsids>
+  <m:mathPr>
+    <m:mathFont m:val="Cambria Math"/>
+    <m:brkBin m:val="before"/>
+    <m:brkBinSub m:val="--"/>
+    <m:smallFrac m:val="0"/>
+    <m:dispDef/>
+    <m:lMargin m:val="0"/>
+    <m:rMargin m:val="0"/>
+    <m:defJc m:val="centerGroup"/>
+    <m:wrapIndent m:val="1440"/>
+    <m:intLim m:val="subSup"/>
+    <m:naryLim m:val="undOvr"/>
+  </m:mathPr>
+  <w:themeFontLang w:val="en-US"/>
+  <w:clrSchemeMapping w:bg1="light1" w:t1="dark1" w:bg2="light2" w:t2="dark2" w:accent1="accent1" w:accent2="accent2" w:accent3="accent3" w:accent4="accent4" w:accent5="accent5" w:accent6="accent6" w:hyperlink="hyperlink" w:followedHyperlink="followedHyperlink"/>
+  <w:decimalSymbol w:val="."/>
+  <w:listSeparator w:val=","/>
+  <w15:chartTrackingRefBased/>
+</w:settings>
+</file>
+
+<file path=word/glossary/styles.xml><?xml version="1.0" encoding="utf-8"?>
+<w:styles xmlns:mc="http://schemas.openxmlformats.org/markup-compatibility/2006" xmlns:r="http://schemas.openxmlformats.org/officeDocument/2006/relationships" xmlns:w="http://schemas.openxmlformats.org/wordprocessingml/2006/main" xmlns:w14="http://schemas.microsoft.com/office/word/2010/wordml" xmlns:w15="http://schemas.microsoft.com/office/word/2012/wordml" xmlns:w16cex="http://schemas.microsoft.com/office/word/2018/wordml/cex" xmlns:w16cid="http://schemas.microsoft.com/office/word/2016/wordml/cid" xmlns:w16="http://schemas.microsoft.com/office/word/2018/wordml" xmlns:w16du="http://schemas.microsoft.com/office/word/2023/wordml/word16du" xmlns:w16sdtdh="http://schemas.microsoft.com/office/word/2020/wordml/sdtdatahash" xmlns:w16sdtfl="http://schemas.microsoft.com/office/word/2024/wordml/sdtformatlock" xmlns:w16se="http://schemas.microsoft.com/office/word/2015/wordml/symex" mc:Ignorable="w14 w15 w16se w16cid w16 w16cex w16sdtdh w16sdtfl w16du">
+  <w:docDefaults>
+    <w:rPrDefault>
+      <w:rPr>
+        <w:rFonts w:asciiTheme="minorHAnsi" w:eastAsiaTheme="minorEastAsia" w:hAnsiTheme="minorHAnsi" w:cstheme="minorBidi"/>
+        <w:kern w:val="2"/>
+        <w:sz w:val="24"/>
+        <w:szCs w:val="24"/>
+        <w:lang w:val="en-US" w:eastAsia="en-US" w:bidi="ar-SA"/>
+        <w14:ligatures w14:val="standardContextual"/>
+      </w:rPr>
+    </w:rPrDefault>
+    <w:pPrDefault>
+      <w:pPr>
+        <w:spacing w:after="160" w:line="278" w:lineRule="auto"/>
+      </w:pPr>
+    </w:pPrDefault>
+  </w:docDefaults>
+  <w:latentStyles w:defLockedState="0" w:defUIPriority="99" w:defSemiHidden="0" w:defUnhideWhenUsed="0" w:defQFormat="0" w:count="376">
+    <w:lsdException w:name="Normal" w:uiPriority="0" w:qFormat="1"/>
+    <w:lsdException w:name="heading 1" w:uiPriority="9" w:qFormat="1"/>
+    <w:lsdException w:name="heading 2" w:semiHidden="1" w:uiPriority="9" w:unhideWhenUsed="1" w:qFormat="1"/>
+    <w:lsdException w:name="heading 3" w:semiHidden="1" w:uiPriority="9" w:unhideWhenUsed="1" w:qFormat="1"/>
+    <w:lsdException w:name="heading 4" w:semiHidden="1" w:uiPriority="9" w:unhideWhenUsed="1" w:qFormat="1"/>
+    <w:lsdException w:name="heading 5" w:semiHidden="1" w:uiPriority="9" w:unhideWhenUsed="1" w:qFormat="1"/>
+    <w:lsdException w:name="heading 6" w:semiHidden="1" w:uiPriority="9" w:unhideWhenUsed="1" w:qFormat="1"/>
+    <w:lsdException w:name="heading 7" w:semiHidden="1" w:uiPriority="9" w:unhideWhenUsed="1" w:qFormat="1"/>
+    <w:lsdException w:name="heading 8" w:semiHidden="1" w:uiPriority="9" w:unhideWhenUsed="1" w:qFormat="1"/>
+    <w:lsdException w:name="heading 9" w:semiHidden="1" w:uiPriority="9" w:unhideWhenUsed="1" w:qFormat="1"/>
+    <w:lsdException w:name="index 1" w:semiHidden="1" w:unhideWhenUsed="1"/>
+    <w:lsdException w:name="index 2" w:semiHidden="1" w:unhideWhenUsed="1"/>
+    <w:lsdException w:name="index 3" w:semiHidden="1" w:unhideWhenUsed="1"/>
+    <w:lsdException w:name="index 4" w:semiHidden="1" w:unhideWhenUsed="1"/>
+    <w:lsdException w:name="index 5" w:semiHidden="1" w:unhideWhenUsed="1"/>
+    <w:lsdException w:name="index 6" w:semiHidden="1" w:unhideWhenUsed="1"/>
+    <w:lsdException w:name="index 7" w:semiHidden="1" w:unhideWhenUsed="1"/>
+    <w:lsdException w:name="index 8" w:semiHidden="1" w:unhideWhenUsed="1"/>
+    <w:lsdException w:name="index 9" w:semiHidden="1" w:unhideWhenUsed="1"/>
+    <w:lsdException w:name="toc 1" w:semiHidden="1" w:uiPriority="39" w:unhideWhenUsed="1"/>
+    <w:lsdException w:name="toc 2" w:semiHidden="1" w:uiPriority="39" w:unhideWhenUsed="1"/>
+    <w:lsdException w:name="toc 3" w:semiHidden="1" w:uiPriority="39" w:unhideWhenUsed="1"/>
+    <w:lsdException w:name="toc 4" w:semiHidden="1" w:uiPriority="39" w:unhideWhenUsed="1"/>
+    <w:lsdException w:name="toc 5" w:semiHidden="1" w:uiPriority="39" w:unhideWhenUsed="1"/>
+    <w:lsdException w:name="toc 6" w:semiHidden="1" w:uiPriority="39" w:unhideWhenUsed="1"/>
+    <w:lsdException w:name="toc 7" w:semiHidden="1" w:uiPriority="39" w:unhideWhenUsed="1"/>
+    <w:lsdException w:name="toc 8" w:semiHidden="1" w:uiPriority="39" w:unhideWhenUsed="1"/>
+    <w:lsdException w:name="toc 9" w:semiHidden="1" w:uiPriority="39" w:unhideWhenUsed="1"/>
+    <w:lsdException w:name="Normal Indent" w:semiHidden="1" w:unhideWhenUsed="1"/>
+    <w:lsdException w:name="footnote text" w:semiHidden="1" w:unhideWhenUsed="1"/>
+    <w:lsdException w:name="annotation text" w:semiHidden="1" w:unhideWhenUsed="1"/>
+    <w:lsdException w:name="header" w:semiHidden="1" w:unhideWhenUsed="1"/>
+    <w:lsdException w:name="footer" w:semiHidden="1" w:unhideWhenUsed="1"/>
+    <w:lsdException w:name="index heading" w:semiHidden="1" w:unhideWhenUsed="1"/>
+    <w:lsdException w:name="caption" w:semiHidden="1" w:uiPriority="35" w:unhideWhenUsed="1" w:qFormat="1"/>
+    <w:lsdException w:name="table of figures" w:semiHidden="1" w:unhideWhenUsed="1"/>
+    <w:lsdException w:name="envelope address" w:semiHidden="1" w:unhideWhenUsed="1"/>
+    <w:lsdException w:name="envelope return" w:semiHidden="1" w:unhideWhenUsed="1"/>
+    <w:lsdException w:name="footnote reference" w:semiHidden="1" w:unhideWhenUsed="1"/>
+    <w:lsdException w:name="annotation reference" w:semiHidden="1" w:unhideWhenUsed="1"/>
+    <w:lsdException w:name="line number" w:semiHidden="1" w:unhideWhenUsed="1"/>
+    <w:lsdException w:name="page number" w:semiHidden="1" w:unhideWhenUsed="1"/>
+    <w:lsdException w:name="endnote reference" w:semiHidden="1" w:unhideWhenUsed="1"/>
+    <w:lsdException w:name="endnote text" w:semiHidden="1" w:unhideWhenUsed="1"/>
+    <w:lsdException w:name="table of authorities" w:semiHidden="1" w:unhideWhenUsed="1"/>
+    <w:lsdException w:name="macro" w:semiHidden="1" w:unhideWhenUsed="1"/>
+    <w:lsdException w:name="toa heading" w:semiHidden="1" w:unhideWhenUsed="1"/>
+    <w:lsdException w:name="List" w:semiHidden="1" w:unhideWhenUsed="1"/>
+    <w:lsdException w:name="List Bullet" w:semiHidden="1" w:unhideWhenUsed="1"/>
+    <w:lsdException w:name="List Number" w:semiHidden="1" w:unhideWhenUsed="1"/>
+    <w:lsdException w:name="List 2" w:semiHidden="1" w:unhideWhenUsed="1"/>
+    <w:lsdException w:name="List 3" w:semiHidden="1" w:unhideWhenUsed="1"/>
+    <w:lsdException w:name="List 4" w:semiHidden="1" w:unhideWhenUsed="1"/>
+    <w:lsdException w:name="List 5" w:semiHidden="1" w:unhideWhenUsed="1"/>
+    <w:lsdException w:name="List Bullet 2" w:semiHidden="1" w:unhideWhenUsed="1"/>
+    <w:lsdException w:name="List Bullet 3" w:semiHidden="1" w:unhideWhenUsed="1"/>
+    <w:lsdException w:name="List Bullet 4" w:semiHidden="1" w:unhideWhenUsed="1"/>
+    <w:lsdException w:name="List Bullet 5" w:semiHidden="1" w:unhideWhenUsed="1"/>
+    <w:lsdException w:name="List Number 2" w:semiHidden="1" w:unhideWhenUsed="1"/>
+    <w:lsdException w:name="List Number 3" w:semiHidden="1" w:unhideWhenUsed="1"/>
+    <w:lsdException w:name="List Number 4" w:semiHidden="1" w:unhideWhenUsed="1"/>
+    <w:lsdException w:name="List Number 5" w:semiHidden="1" w:unhideWhenUsed="1"/>
+    <w:lsdException w:name="Title" w:uiPriority="10" w:qFormat="1"/>
+    <w:lsdException w:name="Closing" w:semiHidden="1" w:unhideWhenUsed="1"/>
+    <w:lsdException w:name="Signature" w:semiHidden="1" w:unhideWhenUsed="1"/>
+    <w:lsdException w:name="Default Paragraph Font" w:semiHidden="1" w:uiPriority="1" w:unhideWhenUsed="1"/>
+    <w:lsdException w:name="Body Text" w:semiHidden="1" w:unhideWhenUsed="1"/>
+    <w:lsdException w:name="Body Text Indent" w:semiHidden="1" w:unhideWhenUsed="1"/>
+    <w:lsdException w:name="List Continue" w:semiHidden="1" w:unhideWhenUsed="1"/>
+    <w:lsdException w:name="List Continue 2" w:semiHidden="1" w:unhideWhenUsed="1"/>
+    <w:lsdException w:name="List Continue 3" w:semiHidden="1" w:unhideWhenUsed="1"/>
+    <w:lsdException w:name="List Continue 4" w:semiHidden="1" w:unhideWhenUsed="1"/>
+    <w:lsdException w:name="List Continue 5" w:semiHidden="1" w:unhideWhenUsed="1"/>
+    <w:lsdException w:name="Message Header" w:semiHidden="1" w:unhideWhenUsed="1"/>
+    <w:lsdException w:name="Subtitle" w:uiPriority="11" w:qFormat="1"/>
+    <w:lsdException w:name="Salutation" w:semiHidden="1" w:unhideWhenUsed="1"/>
+    <w:lsdException w:name="Date" w:semiHidden="1" w:unhideWhenUsed="1"/>
+    <w:lsdException w:name="Body Text First Indent" w:semiHidden="1" w:unhideWhenUsed="1"/>
+    <w:lsdException w:name="Body Text First Indent 2" w:semiHidden="1" w:unhideWhenUsed="1"/>
+    <w:lsdException w:name="Note Heading" w:semiHidden="1" w:unhideWhenUsed="1"/>
+    <w:lsdException w:name="Body Text 2" w:semiHidden="1" w:unhideWhenUsed="1"/>
+    <w:lsdException w:name="Body Text 3" w:semiHidden="1" w:unhideWhenUsed="1"/>
+    <w:lsdException w:name="Body Text Indent 2" w:semiHidden="1" w:unhideWhenUsed="1"/>
+    <w:lsdException w:name="Body Text Indent 3" w:semiHidden="1" w:unhideWhenUsed="1"/>
+    <w:lsdException w:name="Block Text" w:semiHidden="1" w:unhideWhenUsed="1"/>
+    <w:lsdException w:name="Hyperlink" w:semiHidden="1" w:unhideWhenUsed="1"/>
+    <w:lsdException w:name="FollowedHyperlink" w:semiHidden="1" w:unhideWhenUsed="1"/>
+    <w:lsdException w:name="Strong" w:uiPriority="22" w:qFormat="1"/>
+    <w:lsdException w:name="Emphasis" w:uiPriority="20" w:qFormat="1"/>
+    <w:lsdException w:name="Document Map" w:semiHidden="1" w:unhideWhenUsed="1"/>
+    <w:lsdException w:name="Plain Text" w:semiHidden="1" w:unhideWhenUsed="1"/>
+    <w:lsdException w:name="E-mail Signature" w:semiHidden="1" w:unhideWhenUsed="1"/>
+    <w:lsdException w:name="HTML Top of Form" w:semiHidden="1" w:unhideWhenUsed="1"/>
+    <w:lsdException w:name="HTML Bottom of Form" w:semiHidden="1" w:unhideWhenUsed="1"/>
+    <w:lsdException w:name="Normal (Web)" w:semiHidden="1" w:unhideWhenUsed="1"/>
+    <w:lsdException w:name="HTML Acronym" w:semiHidden="1" w:unhideWhenUsed="1"/>
+    <w:lsdException w:name="HTML Address" w:semiHidden="1" w:unhideWhenUsed="1"/>
+    <w:lsdException w:name="HTML Cite" w:semiHidden="1" w:unhideWhenUsed="1"/>
+    <w:lsdException w:name="HTML Code" w:semiHidden="1" w:unhideWhenUsed="1"/>
+    <w:lsdException w:name="HTML Definition" w:semiHidden="1" w:unhideWhenUsed="1"/>
+    <w:lsdException w:name="HTML Keyboard" w:semiHidden="1" w:unhideWhenUsed="1"/>
+    <w:lsdException w:name="HTML Preformatted" w:semiHidden="1" w:unhideWhenUsed="1"/>
+    <w:lsdException w:name="HTML Sample" w:semiHidden="1" w:unhideWhenUsed="1"/>
+    <w:lsdException w:name="HTML Typewriter" w:semiHidden="1" w:unhideWhenUsed="1"/>
+    <w:lsdException w:name="HTML Variable" w:semiHidden="1" w:unhideWhenUsed="1"/>
+    <w:lsdException w:name="Normal Table" w:semiHidden="1" w:unhideWhenUsed="1"/>
+    <w:lsdException w:name="annotation subject" w:semiHidden="1" w:unhideWhenUsed="1"/>
+    <w:lsdException w:name="No List" w:semiHidden="1" w:unhideWhenUsed="1"/>
+    <w:lsdException w:name="Outline List 1" w:semiHidden="1" w:unhideWhenUsed="1"/>
+    <w:lsdException w:name="Outline List 2" w:semiHidden="1" w:unhideWhenUsed="1"/>
+    <w:lsdException w:name="Outline List 3" w:semiHidden="1" w:unhideWhenUsed="1"/>
+    <w:lsdException w:name="Table Simple 1" w:semiHidden="1" w:unhideWhenUsed="1"/>
+    <w:lsdException w:name="Table Simple 2" w:semiHidden="1" w:unhideWhenUsed="1"/>
+    <w:lsdException w:name="Table Simple 3" w:semiHidden="1" w:unhideWhenUsed="1"/>
+    <w:lsdException w:name="Table Classic 1" w:semiHidden="1" w:unhideWhenUsed="1"/>
+    <w:lsdException w:name="Table Classic 2" w:semiHidden="1" w:unhideWhenUsed="1"/>
+    <w:lsdException w:name="Table Classic 3" w:semiHidden="1" w:unhideWhenUsed="1"/>
+    <w:lsdException w:name="Table Classic 4" w:semiHidden="1" w:unhideWhenUsed="1"/>
+    <w:lsdException w:name="Table Colorful 1" w:semiHidden="1" w:unhideWhenUsed="1"/>
+    <w:lsdException w:name="Table Colorful 2" w:semiHidden="1" w:unhideWhenUsed="1"/>
+    <w:lsdException w:name="Table Colorful 3" w:semiHidden="1" w:unhideWhenUsed="1"/>
+    <w:lsdException w:name="Table Columns 1" w:semiHidden="1" w:unhideWhenUsed="1"/>
+    <w:lsdException w:name="Table Columns 2" w:semiHidden="1" w:unhideWhenUsed="1"/>
+    <w:lsdException w:name="Table Columns 3" w:semiHidden="1" w:unhideWhenUsed="1"/>
+    <w:lsdException w:name="Table Columns 4" w:semiHidden="1" w:unhideWhenUsed="1"/>
+    <w:lsdException w:name="Table Columns 5" w:semiHidden="1" w:unhideWhenUsed="1"/>
+    <w:lsdException w:name="Table Grid 1" w:semiHidden="1" w:unhideWhenUsed="1"/>
+    <w:lsdException w:name="Table Grid 2" w:semiHidden="1" w:unhideWhenUsed="1"/>
+    <w:lsdException w:name="Table Grid 3" w:semiHidden="1" w:unhideWhenUsed="1"/>
+    <w:lsdException w:name="Table Grid 4" w:semiHidden="1" w:unhideWhenUsed="1"/>
+    <w:lsdException w:name="Table Grid 5" w:semiHidden="1" w:unhideWhenUsed="1"/>
+    <w:lsdException w:name="Table Grid 6" w:semiHidden="1" w:unhideWhenUsed="1"/>
+    <w:lsdException w:name="Table Grid 7" w:semiHidden="1" w:unhideWhenUsed="1"/>
+    <w:lsdException w:name="Table Grid 8" w:semiHidden="1" w:unhideWhenUsed="1"/>
+    <w:lsdException w:name="Table List 1" w:semiHidden="1" w:unhideWhenUsed="1"/>
+    <w:lsdException w:name="Table List 2" w:semiHidden="1" w:unhideWhenUsed="1"/>
+    <w:lsdException w:name="Table List 3" w:semiHidden="1" w:unhideWhenUsed="1"/>
+    <w:lsdException w:name="Table List 4" w:semiHidden="1" w:unhideWhenUsed="1"/>
+    <w:lsdException w:name="Table List 5" w:semiHidden="1" w:unhideWhenUsed="1"/>
+    <w:lsdException w:name="Table List 6" w:semiHidden="1" w:unhideWhenUsed="1"/>
+    <w:lsdException w:name="Table List 7" w:semiHidden="1" w:unhideWhenUsed="1"/>
+    <w:lsdException w:name="Table List 8" w:semiHidden="1" w:unhideWhenUsed="1"/>
+    <w:lsdException w:name="Table 3D effects 1" w:semiHidden="1" w:unhideWhenUsed="1"/>
+    <w:lsdException w:name="Table 3D effects 2" w:semiHidden="1" w:unhideWhenUsed="1"/>
+    <w:lsdException w:name="Table 3D effects 3" w:semiHidden="1" w:unhideWhenUsed="1"/>
+    <w:lsdException w:name="Table Contemporary" w:semiHidden="1" w:unhideWhenUsed="1"/>
+    <w:lsdException w:name="Table Elegant" w:semiHidden="1" w:unhideWhenUsed="1"/>
+    <w:lsdException w:name="Table Professional" w:semiHidden="1" w:unhideWhenUsed="1"/>
+    <w:lsdException w:name="Table Subtle 1" w:semiHidden="1" w:unhideWhenUsed="1"/>
+    <w:lsdException w:name="Table Subtle 2" w:semiHidden="1" w:unhideWhenUsed="1"/>
+    <w:lsdException w:name="Table Web 1" w:semiHidden="1" w:unhideWhenUsed="1"/>
+    <w:lsdException w:name="Table Web 2" w:semiHidden="1" w:unhideWhenUsed="1"/>
+    <w:lsdException w:name="Table Web 3" w:semiHidden="1" w:unhideWhenUsed="1"/>
+    <w:lsdException w:name="Balloon Text" w:semiHidden="1" w:unhideWhenUsed="1"/>
+    <w:lsdException w:name="Table Grid" w:uiPriority="39"/>
+    <w:lsdException w:name="Table Theme" w:semiHidden="1" w:unhideWhenUsed="1"/>
+    <w:lsdException w:name="Placeholder Text" w:semiHidden="1"/>
+    <w:lsdException w:name="No Spacing" w:uiPriority="1" w:qFormat="1"/>
+    <w:lsdException w:name="Light Shading" w:uiPriority="60"/>
+    <w:lsdException w:name="Light List" w:uiPriority="61"/>
+    <w:lsdException w:name="Light Grid" w:uiPriority="62"/>
+    <w:lsdException w:name="Medium Shading 1" w:uiPriority="63"/>
+    <w:lsdException w:name="Medium Shading 2" w:uiPriority="64"/>
+    <w:lsdException w:name="Medium List 1" w:uiPriority="65"/>
+    <w:lsdException w:name="Medium List 2" w:uiPriority="66"/>
+    <w:lsdException w:name="Medium Grid 1" w:uiPriority="67"/>
+    <w:lsdException w:name="Medium Grid 2" w:uiPriority="68"/>
+    <w:lsdException w:name="Medium Grid 3" w:uiPriority="69"/>
+    <w:lsdException w:name="Dark List" w:uiPriority="70"/>
+    <w:lsdException w:name="Colorful Shading" w:uiPriority="71"/>
+    <w:lsdException w:name="Colorful List" w:uiPriority="72"/>
+    <w:lsdException w:name="Colorful Grid" w:uiPriority="73"/>
+    <w:lsdException w:name="Light Shading Accent 1" w:uiPriority="60"/>
+    <w:lsdException w:name="Light List Accent 1" w:uiPriority="61"/>
+    <w:lsdException w:name="Light Grid Accent 1" w:uiPriority="62"/>
+    <w:lsdException w:name="Medium Shading 1 Accent 1" w:uiPriority="63"/>
+    <w:lsdException w:name="Medium Shading 2 Accent 1" w:uiPriority="64"/>
+    <w:lsdException w:name="Medium List 1 Accent 1" w:uiPriority="65"/>
+    <w:lsdException w:name="Revision" w:semiHidden="1"/>
+    <w:lsdException w:name="List Paragraph" w:uiPriority="34" w:qFormat="1"/>
+    <w:lsdException w:name="Quote" w:uiPriority="29" w:qFormat="1"/>
+    <w:lsdException w:name="Intense Quote" w:uiPriority="30" w:qFormat="1"/>
+    <w:lsdException w:name="Medium List 2 Accent 1" w:uiPriority="66"/>
+    <w:lsdException w:name="Medium Grid 1 Accent 1" w:uiPriority="67"/>
+    <w:lsdException w:name="Medium Grid 2 Accent 1" w:uiPriority="68"/>
+    <w:lsdException w:name="Medium Grid 3 Accent 1" w:uiPriority="69"/>
+    <w:lsdException w:name="Dark List Accent 1" w:uiPriority="70"/>
+    <w:lsdException w:name="Colorful Shading Accent 1" w:uiPriority="71"/>
+    <w:lsdException w:name="Colorful List Accent 1" w:uiPriority="72"/>
+    <w:lsdException w:name="Colorful Grid Accent 1" w:uiPriority="73"/>
+    <w:lsdException w:name="Light Shading Accent 2" w:uiPriority="60"/>
+    <w:lsdException w:name="Light List Accent 2" w:uiPriority="61"/>
+    <w:lsdException w:name="Light Grid Accent 2" w:uiPriority="62"/>
+    <w:lsdException w:name="Medium Shading 1 Accent 2" w:uiPriority="63"/>
+    <w:lsdException w:name="Medium Shading 2 Accent 2" w:uiPriority="64"/>
+    <w:lsdException w:name="Medium List 1 Accent 2" w:uiPriority="65"/>
+    <w:lsdException w:name="Medium List 2 Accent 2" w:uiPriority="66"/>
+    <w:lsdException w:name="Medium Grid 1 Accent 2" w:uiPriority="67"/>
+    <w:lsdException w:name="Medium Grid 2 Accent 2" w:uiPriority="68"/>
+    <w:lsdException w:name="Medium Grid 3 Accent 2" w:uiPriority="69"/>
+    <w:lsdException w:name="Dark List Accent 2" w:uiPriority="70"/>
+    <w:lsdException w:name="Colorful Shading Accent 2" w:uiPriority="71"/>
+    <w:lsdException w:name="Colorful List Accent 2" w:uiPriority="72"/>
+    <w:lsdException w:name="Colorful Grid Accent 2" w:uiPriority="73"/>
+    <w:lsdException w:name="Light Shading Accent 3" w:uiPriority="60"/>
+    <w:lsdException w:name="Light List Accent 3" w:uiPriority="61"/>
+    <w:lsdException w:name="Light Grid Accent 3" w:uiPriority="62"/>
+    <w:lsdException w:name="Medium Shading 1 Accent 3" w:uiPriority="63"/>
+    <w:lsdException w:name="Medium Shading 2 Accent 3" w:uiPriority="64"/>
+    <w:lsdException w:name="Medium List 1 Accent 3" w:uiPriority="65"/>
+    <w:lsdException w:name="Medium List 2 Accent 3" w:uiPriority="66"/>
+    <w:lsdException w:name="Medium Grid 1 Accent 3" w:uiPriority="67"/>
+    <w:lsdException w:name="Medium Grid 2 Accent 3" w:uiPriority="68"/>
+    <w:lsdException w:name="Medium Grid 3 Accent 3" w:uiPriority="69"/>
+    <w:lsdException w:name="Dark List Accent 3" w:uiPriority="70"/>
+    <w:lsdException w:name="Colorful Shading Accent 3" w:uiPriority="71"/>
+    <w:lsdException w:name="Colorful List Accent 3" w:uiPriority="72"/>
+    <w:lsdException w:name="Colorful Grid Accent 3" w:uiPriority="73"/>
+    <w:lsdException w:name="Light Shading Accent 4" w:uiPriority="60"/>
+    <w:lsdException w:name="Light List Accent 4" w:uiPriority="61"/>
+    <w:lsdException w:name="Light Grid Accent 4" w:uiPriority="62"/>
+    <w:lsdException w:name="Medium Shading 1 Accent 4" w:uiPriority="63"/>
+    <w:lsdException w:name="Medium Shading 2 Accent 4" w:uiPriority="64"/>
+    <w:lsdException w:name="Medium List 1 Accent 4" w:uiPriority="65"/>
+    <w:lsdException w:name="Medium List 2 Accent 4" w:uiPriority="66"/>
+    <w:lsdException w:name="Medium Grid 1 Accent 4" w:uiPriority="67"/>
+    <w:lsdException w:name="Medium Grid 2 Accent 4" w:uiPriority="68"/>
+    <w:lsdException w:name="Medium Grid 3 Accent 4" w:uiPriority="69"/>
+    <w:lsdException w:name="Dark List Accent 4" w:uiPriority="70"/>
+    <w:lsdException w:name="Colorful Shading Accent 4" w:uiPriority="71"/>
+    <w:lsdException w:name="Colorful List Accent 4" w:uiPriority="72"/>
+    <w:lsdException w:name="Colorful Grid Accent 4" w:uiPriority="73"/>
+    <w:lsdException w:name="Light Shading Accent 5" w:uiPriority="60"/>
+    <w:lsdException w:name="Light List Accent 5" w:uiPriority="61"/>
+    <w:lsdException w:name="Light Grid Accent 5" w:uiPriority="62"/>
+    <w:lsdException w:name="Medium Shading 1 Accent 5" w:uiPriority="63"/>
+    <w:lsdException w:name="Medium Shading 2 Accent 5" w:uiPriority="64"/>
+    <w:lsdException w:name="Medium List 1 Accent 5" w:uiPriority="65"/>
+    <w:lsdException w:name="Medium List 2 Accent 5" w:uiPriority="66"/>
+    <w:lsdException w:name="Medium Grid 1 Accent 5" w:uiPriority="67"/>
+    <w:lsdException w:name="Medium Grid 2 Accent 5" w:uiPriority="68"/>
+    <w:lsdException w:name="Medium Grid 3 Accent 5" w:uiPriority="69"/>
+    <w:lsdException w:name="Dark List Accent 5" w:uiPriority="70"/>
+    <w:lsdException w:name="Colorful Shading Accent 5" w:uiPriority="71"/>
+    <w:lsdException w:name="Colorful List Accent 5" w:uiPriority="72"/>
+    <w:lsdException w:name="Colorful Grid Accent 5" w:uiPriority="73"/>
+    <w:lsdException w:name="Light Shading Accent 6" w:uiPriority="60"/>
+    <w:lsdException w:name="Light List Accent 6" w:uiPriority="61"/>
+    <w:lsdException w:name="Light Grid Accent 6" w:uiPriority="62"/>
+    <w:lsdException w:name="Medium Shading 1 Accent 6" w:uiPriority="63"/>
+    <w:lsdException w:name="Medium Shading 2 Accent 6" w:uiPriority="64"/>
+    <w:lsdException w:name="Medium List 1 Accent 6" w:uiPriority="65"/>
+    <w:lsdException w:name="Medium List 2 Accent 6" w:uiPriority="66"/>
+    <w:lsdException w:name="Medium Grid 1 Accent 6" w:uiPriority="67"/>
+    <w:lsdException w:name="Medium Grid 2 Accent 6" w:uiPriority="68"/>
+    <w:lsdException w:name="Medium Grid 3 Accent 6" w:uiPriority="69"/>
+    <w:lsdException w:name="Dark List Accent 6" w:uiPriority="70"/>
+    <w:lsdException w:name="Colorful Shading Accent 6" w:uiPriority="71"/>
+    <w:lsdException w:name="Colorful List Accent 6" w:uiPriority="72"/>
+    <w:lsdException w:name="Colorful Grid Accent 6" w:uiPriority="73"/>
+    <w:lsdException w:name="Subtle Emphasis" w:uiPriority="19" w:qFormat="1"/>
+    <w:lsdException w:name="Intense Emphasis" w:uiPriority="21" w:qFormat="1"/>
+    <w:lsdException w:name="Subtle Reference" w:uiPriority="31" w:qFormat="1"/>
+    <w:lsdException w:name="Intense Reference" w:uiPriority="32" w:qFormat="1"/>
+    <w:lsdException w:name="Book Title" w:uiPriority="33" w:qFormat="1"/>
+    <w:lsdException w:name="Bibliography" w:semiHidden="1" w:uiPriority="37" w:unhideWhenUsed="1"/>
+    <w:lsdException w:name="TOC Heading" w:semiHidden="1" w:uiPriority="39" w:unhideWhenUsed="1" w:qFormat="1"/>
+    <w:lsdException w:name="Plain Table 1" w:uiPriority="41"/>
+    <w:lsdException w:name="Plain Table 2" w:uiPriority="42"/>
+    <w:lsdException w:name="Plain Table 3" w:uiPriority="43"/>
+    <w:lsdException w:name="Plain Table 4" w:uiPriority="44"/>
+    <w:lsdException w:name="Plain Table 5" w:uiPriority="45"/>
+    <w:lsdException w:name="Grid Table Light" w:uiPriority="40"/>
+    <w:lsdException w:name="Grid Table 1 Light" w:uiPriority="46"/>
+    <w:lsdException w:name="Grid Table 2" w:uiPriority="47"/>
+    <w:lsdException w:name="Grid Table 3" w:uiPriority="48"/>
+    <w:lsdException w:name="Grid Table 4" w:uiPriority="49"/>
+    <w:lsdException w:name="Grid Table 5 Dark" w:uiPriority="50"/>
+    <w:lsdException w:name="Grid Table 6 Colorful" w:uiPriority="51"/>
+    <w:lsdException w:name="Grid Table 7 Colorful" w:uiPriority="52"/>
+    <w:lsdException w:name="Grid Table 1 Light Accent 1" w:uiPriority="46"/>
+    <w:lsdException w:name="Grid Table 2 Accent 1" w:uiPriority="47"/>
+    <w:lsdException w:name="Grid Table 3 Accent 1" w:uiPriority="48"/>
+    <w:lsdException w:name="Grid Table 4 Accent 1" w:uiPriority="49"/>
+    <w:lsdException w:name="Grid Table 5 Dark Accent 1" w:uiPriority="50"/>
+    <w:lsdException w:name="Grid Table 6 Colorful Accent 1" w:uiPriority="51"/>
+    <w:lsdException w:name="Grid Table 7 Colorful Accent 1" w:uiPriority="52"/>
+    <w:lsdException w:name="Grid Table 1 Light Accent 2" w:uiPriority="46"/>
+    <w:lsdException w:name="Grid Table 2 Accent 2" w:uiPriority="47"/>
+    <w:lsdException w:name="Grid Table 3 Accent 2" w:uiPriority="48"/>
+    <w:lsdException w:name="Grid Table 4 Accent 2" w:uiPriority="49"/>
+    <w:lsdException w:name="Grid Table 5 Dark Accent 2" w:uiPriority="50"/>
+    <w:lsdException w:name="Grid Table 6 Colorful Accent 2" w:uiPriority="51"/>
+    <w:lsdException w:name="Grid Table 7 Colorful Accent 2" w:uiPriority="52"/>
+    <w:lsdException w:name="Grid Table 1 Light Accent 3" w:uiPriority="46"/>
+    <w:lsdException w:name="Grid Table 2 Accent 3" w:uiPriority="47"/>
+    <w:lsdException w:name="Grid Table 3 Accent 3" w:uiPriority="48"/>
+    <w:lsdException w:name="Grid Table 4 Accent 3" w:uiPriority="49"/>
+    <w:lsdException w:name="Grid Table 5 Dark Accent 3" w:uiPriority="50"/>
+    <w:lsdException w:name="Grid Table 6 Colorful Accent 3" w:uiPriority="51"/>
+    <w:lsdException w:name="Grid Table 7 Colorful Accent 3" w:uiPriority="52"/>
+    <w:lsdException w:name="Grid Table 1 Light Accent 4" w:uiPriority="46"/>
+    <w:lsdException w:name="Grid Table 2 Accent 4" w:uiPriority="47"/>
+    <w:lsdException w:name="Grid Table 3 Accent 4" w:uiPriority="48"/>
+    <w:lsdException w:name="Grid Table 4 Accent 4" w:uiPriority="49"/>
+    <w:lsdException w:name="Grid Table 5 Dark Accent 4" w:uiPriority="50"/>
+    <w:lsdException w:name="Grid Table 6 Colorful Accent 4" w:uiPriority="51"/>
+    <w:lsdException w:name="Grid Table 7 Colorful Accent 4" w:uiPriority="52"/>
+    <w:lsdException w:name="Grid Table 1 Light Accent 5" w:uiPriority="46"/>
+    <w:lsdException w:name="Grid Table 2 Accent 5" w:uiPriority="47"/>
+    <w:lsdException w:name="Grid Table 3 Accent 5" w:uiPriority="48"/>
+    <w:lsdException w:name="Grid Table 4 Accent 5" w:uiPriority="49"/>
+    <w:lsdException w:name="Grid Table 5 Dark Accent 5" w:uiPriority="50"/>
+    <w:lsdException w:name="Grid Table 6 Colorful Accent 5" w:uiPriority="51"/>
+    <w:lsdException w:name="Grid Table 7 Colorful Accent 5" w:uiPriority="52"/>
+    <w:lsdException w:name="Grid Table 1 Light Accent 6" w:uiPriority="46"/>
+    <w:lsdException w:name="Grid Table 2 Accent 6" w:uiPriority="47"/>
+    <w:lsdException w:name="Grid Table 3 Accent 6" w:uiPriority="48"/>
+    <w:lsdException w:name="Grid Table 4 Accent 6" w:uiPriority="49"/>
+    <w:lsdException w:name="Grid Table 5 Dark Accent 6" w:uiPriority="50"/>
+    <w:lsdException w:name="Grid Table 6 Colorful Accent 6" w:uiPriority="51"/>
+    <w:lsdException w:name="Grid Table 7 Colorful Accent 6" w:uiPriority="52"/>
+    <w:lsdException w:name="List Table 1 Light" w:uiPriority="46"/>
+    <w:lsdException w:name="List Table 2" w:uiPriority="47"/>
+    <w:lsdException w:name="List Table 3" w:uiPriority="48"/>
+    <w:lsdException w:name="List Table 4" w:uiPriority="49"/>
+    <w:lsdException w:name="List Table 5 Dark" w:uiPriority="50"/>
+    <w:lsdException w:name="List Table 6 Colorful" w:uiPriority="51"/>
+    <w:lsdException w:name="List Table 7 Colorful" w:uiPriority="52"/>
+    <w:lsdException w:name="List Table 1 Light Accent 1" w:uiPriority="46"/>
+    <w:lsdException w:name="List Table 2 Accent 1" w:uiPriority="47"/>
+    <w:lsdException w:name="List Table 3 Accent 1" w:uiPriority="48"/>
+    <w:lsdException w:name="List Table 4 Accent 1" w:uiPriority="49"/>
+    <w:lsdException w:name="List Table 5 Dark Accent 1" w:uiPriority="50"/>
+    <w:lsdException w:name="List Table 6 Colorful Accent 1" w:uiPriority="51"/>
+    <w:lsdException w:name="List Table 7 Colorful Accent 1" w:uiPriority="52"/>
+    <w:lsdException w:name="List Table 1 Light Accent 2" w:uiPriority="46"/>
+    <w:lsdException w:name="List Table 2 Accent 2" w:uiPriority="47"/>
+    <w:lsdException w:name="List Table 3 Accent 2" w:uiPriority="48"/>
+    <w:lsdException w:name="List Table 4 Accent 2" w:uiPriority="49"/>
+    <w:lsdException w:name="List Table 5 Dark Accent 2" w:uiPriority="50"/>
+    <w:lsdException w:name="List Table 6 Colorful Accent 2" w:uiPriority="51"/>
+    <w:lsdException w:name="List Table 7 Colorful Accent 2" w:uiPriority="52"/>
+    <w:lsdException w:name="List Table 1 Light Accent 3" w:uiPriority="46"/>
+    <w:lsdException w:name="List Table 2 Accent 3" w:uiPriority="47"/>
+    <w:lsdException w:name="List Table 3 Accent 3" w:uiPriority="48"/>
+    <w:lsdException w:name="List Table 4 Accent 3" w:uiPriority="49"/>
+    <w:lsdException w:name="List Table 5 Dark Accent 3" w:uiPriority="50"/>
+    <w:lsdException w:name="List Table 6 Colorful Accent 3" w:uiPriority="51"/>
+    <w:lsdException w:name="List Table 7 Colorful Accent 3" w:uiPriority="52"/>
+    <w:lsdException w:name="List Table 1 Light Accent 4" w:uiPriority="46"/>
+    <w:lsdException w:name="List Table 2 Accent 4" w:uiPriority="47"/>
+    <w:lsdException w:name="List Table 3 Accent 4" w:uiPriority="48"/>
+    <w:lsdException w:name="List Table 4 Accent 4" w:uiPriority="49"/>
+    <w:lsdException w:name="List Table 5 Dark Accent 4" w:uiPriority="50"/>
+    <w:lsdException w:name="List Table 6 Colorful Accent 4" w:uiPriority="51"/>
+    <w:lsdException w:name="List Table 7 Colorful Accent 4" w:uiPriority="52"/>
+    <w:lsdException w:name="List Table 1 Light Accent 5" w:uiPriority="46"/>
+    <w:lsdException w:name="List Table 2 Accent 5" w:uiPriority="47"/>
+    <w:lsdException w:name="List Table 3 Accent 5" w:uiPriority="48"/>
+    <w:lsdException w:name="List Table 4 Accent 5" w:uiPriority="49"/>
+    <w:lsdException w:name="List Table 5 Dark Accent 5" w:uiPriority="50"/>
+    <w:lsdException w:name="List Table 6 Colorful Accent 5" w:uiPriority="51"/>
+    <w:lsdException w:name="List Table 7 Colorful Accent 5" w:uiPriority="52"/>
+    <w:lsdException w:name="List Table 1 Light Accent 6" w:uiPriority="46"/>
+    <w:lsdException w:name="List Table 2 Accent 6" w:uiPriority="47"/>
+    <w:lsdException w:name="List Table 3 Accent 6" w:uiPriority="48"/>
+    <w:lsdException w:name="List Table 4 Accent 6" w:uiPriority="49"/>
+    <w:lsdException w:name="List Table 5 Dark Accent 6" w:uiPriority="50"/>
+    <w:lsdException w:name="List Table 6 Colorful Accent 6" w:uiPriority="51"/>
+    <w:lsdException w:name="List Table 7 Colorful Accent 6" w:uiPriority="52"/>
+    <w:lsdException w:name="Mention" w:semiHidden="1" w:unhideWhenUsed="1"/>
+    <w:lsdException w:name="Smart Hyperlink" w:semiHidden="1" w:unhideWhenUsed="1"/>
+    <w:lsdException w:name="Hashtag" w:semiHidden="1" w:unhideWhenUsed="1"/>
+    <w:lsdException w:name="Unresolved Mention" w:semiHidden="1" w:unhideWhenUsed="1"/>
+    <w:lsdException w:name="Smart Link" w:semiHidden="1" w:unhideWhenUsed="1"/>
+  </w:latentStyles>
+  <w:style w:type="paragraph" w:default="1" w:styleId="Normal">
+    <w:name w:val="Normal"/>
+    <w:qFormat/>
+  </w:style>
+  <w:style w:type="character" w:default="1" w:styleId="DefaultParagraphFont">
+    <w:name w:val="Default Paragraph Font"/>
+    <w:uiPriority w:val="1"/>
+    <w:semiHidden/>
+    <w:unhideWhenUsed/>
+  </w:style>
+  <w:style w:type="table" w:default="1" w:styleId="TableNormal">
+    <w:name w:val="Normal Table"/>
+    <w:uiPriority w:val="99"/>
+    <w:semiHidden/>
+    <w:unhideWhenUsed/>
+    <w:tblPr>
+      <w:tblInd w:w="0" w:type="dxa"/>
+      <w:tblCellMar>
+        <w:top w:w="0" w:type="dxa"/>
+        <w:left w:w="108" w:type="dxa"/>
+        <w:bottom w:w="0" w:type="dxa"/>
+        <w:right w:w="108" w:type="dxa"/>
+      </w:tblCellMar>
+    </w:tblPr>
+  </w:style>
+  <w:style w:type="numbering" w:default="1" w:styleId="NoList">
+    <w:name w:val="No List"/>
+    <w:uiPriority w:val="99"/>
+    <w:semiHidden/>
+    <w:unhideWhenUsed/>
+  </w:style>
+  <w:style w:type="character" w:styleId="PlaceholderText">
+    <w:name w:val="Placeholder Text"/>
+    <w:basedOn w:val="DefaultParagraphFont"/>
+    <w:uiPriority w:val="99"/>
+    <w:semiHidden/>
+    <w:rsid w:val="006B1840"/>
+    <w:rPr>
+      <w:color w:val="666666"/>
+    </w:rPr>
+  </w:style>
+  <w:style w:type="paragraph" w:customStyle="1" w:styleId="A6191624CCD94EC1A0847E64E80E2341">
+    <w:name w:val="A6191624CCD94EC1A0847E64E80E2341"/>
+    <w:rsid w:val="006B1840"/>
+  </w:style>
+  <w:style w:type="paragraph" w:customStyle="1" w:styleId="AF506C8AA9F34EB6912DC50DB27F239D">
+    <w:name w:val="AF506C8AA9F34EB6912DC50DB27F239D"/>
+    <w:rsid w:val="006B1840"/>
+  </w:style>
+  <w:style w:type="paragraph" w:customStyle="1" w:styleId="C885152934F84C4A974B9D9CA8ACF920">
+    <w:name w:val="C885152934F84C4A974B9D9CA8ACF920"/>
+    <w:rsid w:val="006B1840"/>
+  </w:style>
+  <w:style w:type="paragraph" w:customStyle="1" w:styleId="B92B49A533C84926A9B4F8303C91549F">
+    <w:name w:val="B92B49A533C84926A9B4F8303C91549F"/>
+    <w:rsid w:val="006B1840"/>
+  </w:style>
+  <w:style w:type="paragraph" w:customStyle="1" w:styleId="30F2F42CC3F040C39E354AF2AC682C72">
+    <w:name w:val="30F2F42CC3F040C39E354AF2AC682C72"/>
+    <w:rsid w:val="006B1840"/>
+  </w:style>
+  <w:style w:type="paragraph" w:customStyle="1" w:styleId="5D9687A815C54B5D9097581659EBC939">
+    <w:name w:val="5D9687A815C54B5D9097581659EBC939"/>
+    <w:rsid w:val="006B1840"/>
+  </w:style>
+  <w:style w:type="paragraph" w:customStyle="1" w:styleId="B167B3410113443E853E93425AB481DE">
+    <w:name w:val="B167B3410113443E853E93425AB481DE"/>
+    <w:rsid w:val="006B1840"/>
+  </w:style>
+  <w:style w:type="paragraph" w:customStyle="1" w:styleId="A874B471E05646EDA134A66FDBFFA226">
+    <w:name w:val="A874B471E05646EDA134A66FDBFFA226"/>
+    <w:rsid w:val="006B1840"/>
+  </w:style>
+  <w:style w:type="paragraph" w:customStyle="1" w:styleId="A2E92ED8B1A246E6A0DD7797B75A32AA">
+    <w:name w:val="A2E92ED8B1A246E6A0DD7797B75A32AA"/>
+    <w:rsid w:val="006B1840"/>
+  </w:style>
+  <w:style w:type="paragraph" w:customStyle="1" w:styleId="7774A7FEE3044EF784454E92F1A121A8">
+    <w:name w:val="7774A7FEE3044EF784454E92F1A121A8"/>
+    <w:rsid w:val="006B1840"/>
+  </w:style>
+</w:styles>
+</file>
+
+<file path=word/glossary/webSettings.xml><?xml version="1.0" encoding="utf-8"?>
+<w:webSettings xmlns:mc="http://schemas.openxmlformats.org/markup-compatibility/2006" xmlns:r="http://schemas.openxmlformats.org/officeDocument/2006/relationships" xmlns:w="http://schemas.openxmlformats.org/wordprocessingml/2006/main" xmlns:w14="http://schemas.microsoft.com/office/word/2010/wordml" xmlns:w15="http://schemas.microsoft.com/office/word/2012/wordml" xmlns:w16cex="http://schemas.microsoft.com/office/word/2018/wordml/cex" xmlns:w16cid="http://schemas.microsoft.com/office/word/2016/wordml/cid" xmlns:w16="http://schemas.microsoft.com/office/word/2018/wordml" xmlns:w16du="http://schemas.microsoft.com/office/word/2023/wordml/word16du" xmlns:w16sdtdh="http://schemas.microsoft.com/office/word/2020/wordml/sdtdatahash" xmlns:w16sdtfl="http://schemas.microsoft.com/office/word/2024/wordml/sdtformatlock" xmlns:w16se="http://schemas.microsoft.com/office/word/2015/wordml/symex" mc:Ignorable="w14 w15 w16se w16cid w16 w16cex w16sdtdh w16sdtfl w16du">
+  <w:optimizeForBrowser/>
+  <w:allowPNG/>
+</w:webSettings>
+</file>
+
+<file path=word/theme/theme1.xml><?xml version="1.0" encoding="utf-8"?>
+<a:theme xmlns:a="http://schemas.openxmlformats.org/drawingml/2006/main" name="Office Theme">
+  <a:themeElements>
+    <a:clrScheme name="Office">
+      <a:dk1>
+        <a:sysClr val="windowText" lastClr="000000"/>
+      </a:dk1>
+      <a:lt1>
+        <a:sysClr val="window" lastClr="FFFFFF"/>
+      </a:lt1>
+      <a:dk2>
+        <a:srgbClr val="0E2841"/>
+      </a:dk2>
+      <a:lt2>
+        <a:srgbClr val="E8E8E8"/>
+      </a:lt2>
+      <a:accent1>
+        <a:srgbClr val="156082"/>
+      </a:accent1>
+      <a:accent2>
+        <a:srgbClr val="E97132"/>
+      </a:accent2>
+      <a:accent3>
+        <a:srgbClr val="196B24"/>
+      </a:accent3>
+      <a:accent4>
+        <a:srgbClr val="0F9ED5"/>
+      </a:accent4>
+      <a:accent5>
+        <a:srgbClr val="A02B93"/>
+      </a:accent5>
+      <a:accent6>
+        <a:srgbClr val="4EA72E"/>
+      </a:accent6>
+      <a:hlink>
+        <a:srgbClr val="467886"/>
+      </a:hlink>
+      <a:folHlink>
+        <a:srgbClr val="96607D"/>
+      </a:folHlink>
+    </a:clrScheme>
+    <a:fontScheme name="Office">
+      <a:majorFont>
+        <a:latin typeface="Aptos Display" panose="02110004020202020204"/>
+        <a:ea typeface=""/>
+        <a:cs typeface=""/>
+        <a:font script="Jpan" typeface="游ゴシック Light"/>
+        <a:font script="Hang" typeface="맑은 고딕"/>
+        <a:font script="Hans" typeface="等线 Light"/>
+        <a:font script="Hant" typeface="新細明體"/>
+        <a:font script="Arab" typeface="Times New Roman"/>
+        <a:font script="Hebr" typeface="Times New Roman"/>
+        <a:font script="Thai" typeface="Angsana New"/>
+        <a:font script="Ethi" typeface="Nyala"/>
+        <a:font script="Beng" typeface="Vrinda"/>
+        <a:font script="Gujr" typeface="Shruti"/>
+        <a:font script="Khmr" typeface="MoolBoran"/>
+        <a:font script="Knda" typeface="Tunga"/>
+        <a:font script="Guru" typeface="Raavi"/>
+        <a:font script="Cans" typeface="Euphemia"/>
+        <a:font script="Cher" typeface="Plantagenet Cherokee"/>
+        <a:font script="Yiii" typeface="Microsoft Yi Baiti"/>
+        <a:font script="Tibt" typeface="Microsoft Himalaya"/>
+        <a:font script="Thaa" typeface="MV Boli"/>
+        <a:font script="Deva" typeface="Mangal"/>
+        <a:font script="Telu" typeface="Gautami"/>
+        <a:font script="Taml" typeface="Latha"/>
+        <a:font script="Syrc" typeface="Estrangelo Edessa"/>
+        <a:font script="Orya" typeface="Kalinga"/>
+        <a:font script="Mlym" typeface="Kartika"/>
+        <a:font script="Laoo" typeface="DokChampa"/>
+        <a:font script="Sinh" typeface="Iskoola Pota"/>
+        <a:font script="Mong" typeface="Mongolian Baiti"/>
+        <a:font script="Viet" typeface="Times New Roman"/>
+        <a:font script="Uigh" typeface="Microsoft Uighur"/>
+        <a:font script="Geor" typeface="Sylfaen"/>
+        <a:font script="Armn" typeface="Arial"/>
+        <a:font script="Bugi" typeface="Leelawadee UI"/>
+        <a:font script="Bopo" typeface="Microsoft JhengHei"/>
+        <a:font script="Java" typeface="Javanese Text"/>
+        <a:font script="Lisu" typeface="Segoe UI"/>
+        <a:font script="Mymr" typeface="Myanmar Text"/>
+        <a:font script="Nkoo" typeface="Ebrima"/>
+        <a:font script="Olck" typeface="Nirmala UI"/>
+        <a:font script="Osma" typeface="Ebrima"/>
+        <a:font script="Phag" typeface="Phagspa"/>
+        <a:font script="Syrn" typeface="Estrangelo Edessa"/>
+        <a:font script="Syrj" typeface="Estrangelo Edessa"/>
+        <a:font script="Syre" typeface="Estrangelo Edessa"/>
+        <a:font script="Sora" typeface="Nirmala UI"/>
+        <a:font script="Tale" typeface="Microsoft Tai Le"/>
+        <a:font script="Talu" typeface="Microsoft New Tai Lue"/>
+        <a:font script="Tfng" typeface="Ebrima"/>
+      </a:majorFont>
+      <a:minorFont>
+        <a:latin typeface="Aptos" panose="02110004020202020204"/>
+        <a:ea typeface=""/>
+        <a:cs typeface=""/>
+        <a:font script="Jpan" typeface="游明朝"/>
+        <a:font script="Hang" typeface="맑은 고딕"/>
+        <a:font script="Hans" typeface="等线"/>
+        <a:font script="Hant" typeface="新細明體"/>
+        <a:font script="Arab" typeface="Arial"/>
+        <a:font script="Hebr" typeface="Arial"/>
+        <a:font script="Thai" typeface="Cordia New"/>
+        <a:font script="Ethi" typeface="Nyala"/>
+        <a:font script="Beng" typeface="Vrinda"/>
+        <a:font script="Gujr" typeface="Shruti"/>
+        <a:font script="Khmr" typeface="DaunPenh"/>
+        <a:font script="Knda" typeface="Tunga"/>
+        <a:font script="Guru" typeface="Raavi"/>
+        <a:font script="Cans" typeface="Euphemia"/>
+        <a:font script="Cher" typeface="Plantagenet Cherokee"/>
+        <a:font script="Yiii" typeface="Microsoft Yi Baiti"/>
+        <a:font script="Tibt" typeface="Microsoft Himalaya"/>
+        <a:font script="Thaa" typeface="MV Boli"/>
+        <a:font script="Deva" typeface="Mangal"/>
+        <a:font script="Telu" typeface="Gautami"/>
+        <a:font script="Taml" typeface="Latha"/>
+        <a:font script="Syrc" typeface="Estrangelo Edessa"/>
+        <a:font script="Orya" typeface="Kalinga"/>
+        <a:font script="Mlym" typeface="Kartika"/>
+        <a:font script="Laoo" typeface="DokChampa"/>
+        <a:font script="Sinh" typeface="Iskoola Pota"/>
+        <a:font script="Mong" typeface="Mongolian Baiti"/>
+        <a:font script="Viet" typeface="Arial"/>
+        <a:font script="Uigh" typeface="Microsoft Uighur"/>
+        <a:font script="Geor" typeface="Sylfaen"/>
+        <a:font script="Armn" typeface="Arial"/>
+        <a:font script="Bugi" typeface="Leelawadee UI"/>
+        <a:font script="Bopo" typeface="Microsoft JhengHei"/>
+        <a:font script="Java" typeface="Javanese Text"/>
+        <a:font script="Lisu" typeface="Segoe UI"/>
+        <a:font script="Mymr" typeface="Myanmar Text"/>
+        <a:font script="Nkoo" typeface="Ebrima"/>
+        <a:font script="Olck" typeface="Nirmala UI"/>
+        <a:font script="Osma" typeface="Ebrima"/>
+        <a:font script="Phag" typeface="Phagspa"/>
+        <a:font script="Syrn" typeface="Estrangelo Edessa"/>
+        <a:font script="Syrj" typeface="Estrangelo Edessa"/>
+        <a:font script="Syre" typeface="Estrangelo Edessa"/>
+        <a:font script="Sora" typeface="Nirmala UI"/>
+        <a:font script="Tale" typeface="Microsoft Tai Le"/>
+        <a:font script="Talu" typeface="Microsoft New Tai Lue"/>
+        <a:font script="Tfng" typeface="Ebrima"/>
+      </a:minorFont>
+    </a:fontScheme>
+    <a:fmtScheme name="Office">
+      <a:fillStyleLst>
+        <a:solidFill>
+          <a:schemeClr val="phClr"/>
+        </a:solidFill>
+        <a:gradFill rotWithShape="1">
+          <a:gsLst>
+            <a:gs pos="0">
+              <a:schemeClr val="phClr">
+                <a:lumMod val="110000"/>
+                <a:satMod val="105000"/>
+                <a:tint val="67000"/>
+              </a:schemeClr>
+            </a:gs>
+            <a:gs pos="50000">
+              <a:schemeClr val="phClr">
+                <a:lumMod val="105000"/>
+                <a:satMod val="103000"/>
+                <a:tint val="73000"/>
+              </a:schemeClr>
+            </a:gs>
+            <a:gs pos="100000">
+              <a:schemeClr val="phClr">
+                <a:lumMod val="105000"/>
+                <a:satMod val="109000"/>
+                <a:tint val="81000"/>
+              </a:schemeClr>
+            </a:gs>
+          </a:gsLst>
+          <a:lin ang="5400000" scaled="0"/>
+        </a:gradFill>
+        <a:gradFill rotWithShape="1">
+          <a:gsLst>
+            <a:gs pos="0">
+              <a:schemeClr val="phClr">
+                <a:satMod val="103000"/>
+                <a:lumMod val="102000"/>
+                <a:tint val="94000"/>
+              </a:schemeClr>
+            </a:gs>
+            <a:gs pos="50000">
+              <a:schemeClr val="phClr">
+                <a:satMod val="110000"/>
+                <a:lumMod val="100000"/>
+                <a:shade val="100000"/>
+              </a:schemeClr>
+            </a:gs>
+            <a:gs pos="100000">
+              <a:schemeClr val="phClr">
+                <a:lumMod val="99000"/>
+                <a:satMod val="120000"/>
+                <a:shade val="78000"/>
+              </a:schemeClr>
+            </a:gs>
+          </a:gsLst>
+          <a:lin ang="5400000" scaled="0"/>
+        </a:gradFill>
+      </a:fillStyleLst>
+      <a:lnStyleLst>
+        <a:ln w="12700" cap="flat" cmpd="sng" algn="ctr">
+          <a:solidFill>
+            <a:schemeClr val="phClr"/>
+          </a:solidFill>
+          <a:prstDash val="solid"/>
+          <a:miter lim="800000"/>
+        </a:ln>
+        <a:ln w="19050" cap="flat" cmpd="sng" algn="ctr">
+          <a:solidFill>
+            <a:schemeClr val="phClr"/>
+          </a:solidFill>
+          <a:prstDash val="solid"/>
+          <a:miter lim="800000"/>
+        </a:ln>
+        <a:ln w="25400" cap="flat" cmpd="sng" algn="ctr">
+          <a:solidFill>
+            <a:schemeClr val="phClr"/>
+          </a:solidFill>
+          <a:prstDash val="solid"/>
+          <a:miter lim="800000"/>
+        </a:ln>
+      </a:lnStyleLst>
+      <a:effectStyleLst>
+        <a:effectStyle>
+          <a:effectLst/>
+        </a:effectStyle>
+        <a:effectStyle>
+          <a:effectLst/>
+        </a:effectStyle>
+        <a:effectStyle>
+          <a:effectLst>
+            <a:outerShdw blurRad="57150" dist="19050" dir="5400000" algn="ctr" rotWithShape="0">
+              <a:srgbClr val="000000">
+                <a:alpha val="63000"/>
+              </a:srgbClr>
+            </a:outerShdw>
+          </a:effectLst>
+        </a:effectStyle>
+      </a:effectStyleLst>
+      <a:bgFillStyleLst>
+        <a:solidFill>
+          <a:schemeClr val="phClr"/>
+        </a:solidFill>
+        <a:solidFill>
+          <a:schemeClr val="phClr">
+            <a:tint val="95000"/>
+            <a:satMod val="170000"/>
+          </a:schemeClr>
+        </a:solidFill>
+        <a:gradFill rotWithShape="1">
+          <a:gsLst>
+            <a:gs pos="0">
+              <a:schemeClr val="phClr">
+                <a:tint val="93000"/>
+                <a:satMod val="150000"/>
+                <a:shade val="98000"/>
+                <a:lumMod val="102000"/>
+              </a:schemeClr>
+            </a:gs>
+            <a:gs pos="50000">
+              <a:schemeClr val="phClr">
+                <a:tint val="98000"/>
+                <a:satMod val="130000"/>
+                <a:shade val="90000"/>
+                <a:lumMod val="103000"/>
+              </a:schemeClr>
+            </a:gs>
+            <a:gs pos="100000">
+              <a:schemeClr val="phClr">
+                <a:shade val="63000"/>
+                <a:satMod val="120000"/>
+              </a:schemeClr>
+            </a:gs>
+          </a:gsLst>
+          <a:lin ang="5400000" scaled="0"/>
+        </a:gradFill>
+      </a:bgFillStyleLst>
+    </a:fmtScheme>
+  </a:themeElements>
+  <a:objectDefaults>
+    <a:lnDef>
+      <a:spPr/>
+      <a:bodyPr/>
+      <a:lstStyle/>
+      <a:style>
+        <a:lnRef idx="2">
+          <a:schemeClr val="accent1"/>
+        </a:lnRef>
+        <a:fillRef idx="0">
+          <a:schemeClr val="accent1"/>
+        </a:fillRef>
+        <a:effectRef idx="1">
+          <a:schemeClr val="accent1"/>
+        </a:effectRef>
+        <a:fontRef idx="minor">
+          <a:schemeClr val="tx1"/>
+        </a:fontRef>
+      </a:style>
+    </a:lnDef>
+  </a:objectDefaults>
+  <a:extraClrSchemeLst/>
+  <a:extLst>
+    <a:ext uri="{05A4C25C-085E-4340-85A3-A5531E510DB2}">
+      <thm15:themeFamily xmlns:thm15="http://schemas.microsoft.com/office/thememl/2012/main" name="Office Theme" id="{2E142A2C-CD16-42D6-873A-C26D2A0506FA}" vid="{1BDDFF52-6CD6-40A5-AB3C-68EB2F1E4D0A}"/>
+    </a:ext>
+  </a:extLst>
+</a:theme>
+</file>
+
+<file path=customXml/item1.xml>��< ? x m l   v e r s i o n = " 1 . 0 "   e n c o d i n g = " u t f - 1 6 " ? >   
  < N a v W o r d R e p o r t X m l P a r t   x m l n s = " u r n : m i c r o s o f t - d y n a m i c s - n a v / r e p o r t s / W a r e h o u s e _ S h i p m e n t _ B o x _ L i s t / 5 0 2 0 1 / " >   
@@ -187,9 +2269,7 @@
  < / N a v W o r d R e p o r t X m l P a r t > 
 </file>
 
-<file path=customXml/item2.xml>��< ? x m l   v e r s i o n = " 1 . 0 "   e n c o d i n g = " u t f - 1 6 " ? > - 
- < N a v W o r d R e p o r t X m l P a r t   x m l n s = " u r n : m i c r o s o f t - d y n a m i c s - b u s i n e s s c e n t r a l / i n t e r n a l / e x t e n d e d / r e p o r t s / W a r e h o u s e _ S h i p m e n t _ B o x _ L i s t / 5 0 2 0 1 / " > +<file path=customXml/item2.xml>��< ? x m l   v e r s i o n = " 1 . 0 "   e n c o d i n g = " u t f - 1 6 " ? > < N a v W o r d R e p o r t X m l P a r t   x m l n s = " u r n : m i c r o s o f t - d y n a m i c s - b u s i n e s s c e n t r a l / i n t e r n a l / e x t e n d e d / r e p o r t s / W a r e h o u s e _ S h i p m e n t _ B o x _ L i s t / 5 0 2 0 1 / " >   
      < B C R e p o r t I n f o r m a t i o n >   
@@ -289,7 +2369,7 @@
  
      < / L a b e l s >   
-     < T o o l t i p s   / > +     < T o o l t i p s / >   
      < W a r e h o u s e S h i p m e n t H e a d e r   E l e m e n t T y p e = " D a t a I t e m "   E l e m e n t I d = " 4 6 7 3 6 5 2 8 1 " >   
@@ -358,4 +2438,20 @@
      < / W a r e h o u s e S h i p m e n t H e a d e r >   
  < / N a v W o r d R e p o r t X m l P a r t > 
+</file>
+
+<file path=customXml/itemProps1.xml><?xml version="1.0" encoding="utf-8"?>
+<ds:datastoreItem xmlns:ds="http://schemas.openxmlformats.org/officeDocument/2006/customXml" ds:itemID="{C37B3E90-E2FD-4400-9238-036CBD5CD8DB}">
+  <ds:schemaRefs>
+    <ds:schemaRef ds:uri="urn:microsoft-dynamics-nav/reports/Warehouse_Shipment_Box_List/50201/"/>
+  </ds:schemaRefs>
+</ds:datastoreItem>
+</file>
+
+<file path=customXml/itemProps2.xml><?xml version="1.0" encoding="utf-8"?>
+<ds:datastoreItem xmlns:ds="http://schemas.openxmlformats.org/officeDocument/2006/customXml" ds:itemID="{CF726853-4977-412D-81DC-CC92DA6D87C1}">
+  <ds:schemaRefs>
+    <ds:schemaRef ds:uri="urn:microsoft-dynamics-businesscentral/internal/extended/reports/Warehouse_Shipment_Box_List/50201/"/>
+  </ds:schemaRefs>
+</ds:datastoreItem>
 </file>
--- a/WarehouseShipmentBoxList.docx
+++ b/WarehouseShipmentBoxList.docx
@@ -130,29 +130,23 @@
         <w:t>Customer:</w:t>
       </w:r>
       <w:r>
-        <w:rPr>
-          <w:b/>
-          <w:bCs/>
-        </w:rPr>
         <w:t xml:space="preserve"> </w:t>
       </w:r>
       <w:sdt>
         <w:sdtPr>
-          <w:id w:val="-1185515668"/>
+          <w:alias w:val="#Nav: /PostedWhseShipmentHeader/CustomerName"/>
+          <w:tag w:val="#Nav: Warehouse_Shipment_Box_List/50201"/>
+          <w:id w:val="-836608463"/>
           <w:placeholder>
             <w:docPart w:val="DefaultPlaceholder_-1854013440"/>
           </w:placeholder>
-          <w:dataBinding w:prefixMappings="xmlns:ns0='urn:microsoft-dynamics-nav/reports/Warehouse_Shipment_Box_List/50201/' " w:xpath="/ns0:NavWordReportXmlPart[1]/ns0:WarehouseShipmentHeader[1]/ns0:CompanyName[1]" w:storeItemID="{C37B3E90-E2FD-4400-9238-036CBD5CD8DB}"/>
+          <w:dataBinding w:prefixMappings="xmlns:ns0='urn:microsoft-dynamics-nav/reports/Warehouse_Shipment_Box_List/50201/' " w:xpath="/ns0:NavWordReportXmlPart[1]/ns0:PostedWhseShipmentHeader[1]/ns0:CustomerName[1]" w:storeItemID="{C37B3E90-E2FD-4400-9238-036CBD5CD8DB}"/>
           <w:text/>
-          <w:alias w:val="#Nav: /WarehouseShipmentHeader/CompanyName"/>
-          <w:tag w:val="#Nav: Warehouse_Shipment_Box_List/50201"/>
         </w:sdtPr>
         <w:sdtContent>
-          <w:proofErr w:type="spellStart"/>
           <w:r>
-            <w:t>CompanyName</w:t>
+            <w:t>CustomerName</w:t>
           </w:r>
-          <w:proofErr w:type="spellEnd"/>
         </w:sdtContent>
       </w:sdt>
     </w:p>
@@ -162,18 +156,25 @@
           <w:b/>
           <w:bCs/>
         </w:rPr>
-        <w:t xml:space="preserve">Shipment No.: </w:t>
+        <w:t>Shipment No</w:t>
+      </w:r>
+      <w:r>
+        <w:rPr>
+          <w:b/>
+          <w:bCs/>
+        </w:rPr>
+        <w:t xml:space="preserve">.: </w:t>
       </w:r>
       <w:sdt>
         <w:sdtPr>
-          <w:id w:val="755555678"/>
+          <w:alias w:val="#Nav: /PostedWhseShipmentHeader/No_WhseShptHeader"/>
+          <w:tag w:val="#Nav: Warehouse_Shipment_Box_List/50201"/>
+          <w:id w:val="-1204325638"/>
           <w:placeholder>
             <w:docPart w:val="DefaultPlaceholder_-1854013440"/>
           </w:placeholder>
-          <w:dataBinding w:prefixMappings="xmlns:ns0='urn:microsoft-dynamics-nav/reports/Warehouse_Shipment_Box_List/50201/' " w:xpath="/ns0:NavWordReportXmlPart[1]/ns0:WarehouseShipmentHeader[1]/ns0:No_WhseShptHeader[1]" w:storeItemID="{C37B3E90-E2FD-4400-9238-036CBD5CD8DB}"/>
+          <w:dataBinding w:prefixMappings="xmlns:ns0='urn:microsoft-dynamics-nav/reports/Warehouse_Shipment_Box_List/50201/' " w:xpath="/ns0:NavWordReportXmlPart[1]/ns0:PostedWhseShipmentHeader[1]/ns0:No_WhseShptHeader[1]" w:storeItemID="{C37B3E90-E2FD-4400-9238-036CBD5CD8DB}"/>
           <w:text/>
-          <w:alias w:val="#Nav: /WarehouseShipmentHeader/No_WhseShptHeader"/>
-          <w:tag w:val="#Nav: Warehouse_Shipment_Box_List/50201"/>
         </w:sdtPr>
         <w:sdtContent>
           <w:proofErr w:type="spellStart"/>
@@ -190,18 +191,25 @@
           <w:b/>
           <w:bCs/>
         </w:rPr>
-        <w:t xml:space="preserve">Shipment Date: </w:t>
+        <w:t>Shipment Date:</w:t>
+      </w:r>
+      <w:r>
+        <w:rPr>
+          <w:b/>
+          <w:bCs/>
+        </w:rPr>
+        <w:t xml:space="preserve"> </w:t>
       </w:r>
       <w:sdt>
         <w:sdtPr>
-          <w:id w:val="-1535953795"/>
+          <w:alias w:val="#Nav: /PostedWhseShipmentHeader/ShipmentDate_WhseShptHeader"/>
+          <w:tag w:val="#Nav: Warehouse_Shipment_Box_List/50201"/>
+          <w:id w:val="1952125445"/>
           <w:placeholder>
             <w:docPart w:val="DefaultPlaceholder_-1854013440"/>
           </w:placeholder>
-          <w:dataBinding w:prefixMappings="xmlns:ns0='urn:microsoft-dynamics-nav/reports/Warehouse_Shipment_Box_List/50201/' " w:xpath="/ns0:NavWordReportXmlPart[1]/ns0:WarehouseShipmentHeader[1]/ns0:ShipmentDate_WhseShptHeader[1]" w:storeItemID="{C37B3E90-E2FD-4400-9238-036CBD5CD8DB}"/>
+          <w:dataBinding w:prefixMappings="xmlns:ns0='urn:microsoft-dynamics-nav/reports/Warehouse_Shipment_Box_List/50201/' " w:xpath="/ns0:NavWordReportXmlPart[1]/ns0:PostedWhseShipmentHeader[1]/ns0:ShipmentDate_WhseShptHeader[1]" w:storeItemID="{C37B3E90-E2FD-4400-9238-036CBD5CD8DB}"/>
           <w:text/>
-          <w:alias w:val="#Nav: /WarehouseShipmentHeader/ShipmentDate_WhseShptHeader"/>
-          <w:tag w:val="#Nav: Warehouse_Shipment_Box_List/50201"/>
         </w:sdtPr>
         <w:sdtContent>
           <w:proofErr w:type="spellStart"/>
@@ -211,63 +219,12 @@
           <w:proofErr w:type="spellEnd"/>
         </w:sdtContent>
       </w:sdt>
-      <w:r>
-        <w:t xml:space="preserve"> </w:t>
-      </w:r>
-    </w:p>
-    <w:p>
-      <w:r>
-        <w:rPr>
-          <w:b/>
-          <w:bCs/>
-        </w:rPr>
-        <w:t xml:space="preserve">Total Boxes </w:t>
-      </w:r>
-      <w:r>
-        <w:rPr>
-          <w:b/>
-          <w:bCs/>
-        </w:rPr>
-        <w:t>i</w:t>
-      </w:r>
-      <w:r>
-        <w:rPr>
-          <w:b/>
-          <w:bCs/>
-        </w:rPr>
-        <w:t>n Shipment:</w:t>
-      </w:r>
-      <w:r>
-        <w:t xml:space="preserve"> </w:t>
-      </w:r>
-      <w:sdt>
-        <w:sdtPr>
-          <w:id w:val="-1891802097"/>
-          <w:placeholder>
-            <w:docPart w:val="DefaultPlaceholder_-1854013440"/>
-          </w:placeholder>
-          <w:dataBinding w:prefixMappings="xmlns:ns0='urn:microsoft-dynamics-nav/reports/Warehouse_Shipment_Box_List/50201/' " w:xpath="/ns0:NavWordReportXmlPart[1]/ns0:WarehouseShipmentHeader[1]/ns0:TotalBoxesInShipment[1]" w:storeItemID="{C37B3E90-E2FD-4400-9238-036CBD5CD8DB}"/>
-          <w:text/>
-          <w:alias w:val="#Nav: /WarehouseShipmentHeader/TotalBoxesInShipment"/>
-          <w:tag w:val="#Nav: Warehouse_Shipment_Box_List/50201"/>
-        </w:sdtPr>
-        <w:sdtContent>
-          <w:proofErr w:type="spellStart"/>
-          <w:r>
-            <w:t>TotalBoxesInShipment</w:t>
-          </w:r>
-          <w:proofErr w:type="spellEnd"/>
-        </w:sdtContent>
-      </w:sdt>
-      <w:r>
-        <w:t xml:space="preserve"> </w:t>
-      </w:r>
     </w:p>
     <w:p/>
     <w:tbl>
       <w:tblPr>
         <w:tblStyle w:val="TableGrid"/>
-        <w:tblW w:w="14544" w:type="dxa"/>
+        <w:tblW w:w="12528" w:type="dxa"/>
         <w:tblBorders>
           <w:top w:val="none" w:color="auto" w:sz="0" w:space="0"/>
           <w:left w:val="none" w:color="auto" w:sz="0" w:space="0"/>
@@ -284,7 +241,6 @@
         <w:gridCol w:w="6192"/>
         <w:gridCol w:w="1152"/>
         <w:gridCol w:w="1440"/>
-        <w:gridCol w:w="2016"/>
         <w:gridCol w:w="2016"/>
       </w:tblGrid>
       <w:tr>
@@ -395,7 +351,6 @@
             <w:tcW w:w="2016" w:type="dxa"/>
             <w:tcBorders>
               <w:left w:val="single" w:color="auto" w:sz="4" w:space="0"/>
-              <w:right w:val="single" w:color="auto" w:sz="4" w:space="0"/>
             </w:tcBorders>
           </w:tcPr>
           <w:p>
@@ -415,45 +370,21 @@
             </w:r>
           </w:p>
         </w:tc>
-        <w:tc>
-          <w:tcPr>
-            <w:tcW w:w="2016" w:type="dxa"/>
-            <w:tcBorders>
-              <w:left w:val="single" w:color="auto" w:sz="4" w:space="0"/>
-            </w:tcBorders>
-          </w:tcPr>
-          <w:p>
-            <w:pPr>
-              <w:jc w:val="center"/>
-              <w:rPr>
-                <w:b/>
-                <w:bCs/>
-              </w:rPr>
-            </w:pPr>
-            <w:r>
-              <w:rPr>
-                <w:b/>
-                <w:bCs/>
-              </w:rPr>
-              <w:t>Sales Order No.</w:t>
-            </w:r>
-          </w:p>
-        </w:tc>
       </w:tr>
       <w:sdt>
         <w:sdtPr>
-          <w:id w:val="-1280026739"/>
-          <w15:dataBinding w:prefixMappings="xmlns:ns0='urn:microsoft-dynamics-nav/reports/Warehouse_Shipment_Box_List/50201/' " w:xpath="/ns0:NavWordReportXmlPart[1]/ns0:WarehouseShipmentHeader[1]/ns0:WarehouseBox" w:storeItemID="{C37B3E90-E2FD-4400-9238-036CBD5CD8DB}"/>
+          <w:alias w:val="#Nav: /PostedWhseShipmentHeader/PostedWhseShipmentLine"/>
+          <w:tag w:val="#Nav: Warehouse_Shipment_Box_List/50201"/>
+          <w:id w:val="1704511788"/>
+          <w15:dataBinding w:prefixMappings="xmlns:ns0='urn:microsoft-dynamics-nav/reports/Warehouse_Shipment_Box_List/50201/' " w:xpath="/ns0:NavWordReportXmlPart[1]/ns0:PostedWhseShipmentHeader[1]/ns0:PostedWhseShipmentLine" w:storeItemID="{C37B3E90-E2FD-4400-9238-036CBD5CD8DB}"/>
           <w15:repeatingSection/>
-          <w:alias w:val="#Nav: /WarehouseShipmentHeader/WarehouseBox"/>
-          <w:tag w:val="#Nav: Warehouse_Shipment_Box_List/50201"/>
         </w:sdtPr>
         <w:sdtContent>
           <w:sdt>
             <w:sdtPr>
-              <w:id w:val="1048187418"/>
+              <w:id w:val="-1436736069"/>
               <w:placeholder>
-                <w:docPart w:val="A2E92ED8B1A246E6A0DD7797B75A32AA"/>
+                <w:docPart w:val="DefaultPlaceholder_-1854013435"/>
               </w:placeholder>
               <w15:repeatingSectionItem/>
             </w:sdtPr>
@@ -464,14 +395,14 @@
                 </w:trPr>
                 <w:sdt>
                   <w:sdtPr>
-                    <w:id w:val="437252247"/>
+                    <w:alias w:val="#Nav: /PostedWhseShipmentHeader/PostedWhseShipmentLine/ItemNo_Line"/>
+                    <w:tag w:val="#Nav: Warehouse_Shipment_Box_List/50201"/>
+                    <w:id w:val="-2044817860"/>
                     <w:placeholder>
-                      <w:docPart w:val="7774A7FEE3044EF784454E92F1A121A8"/>
+                      <w:docPart w:val="DefaultPlaceholder_-1854013440"/>
                     </w:placeholder>
-                    <w:dataBinding w:prefixMappings="xmlns:ns0='urn:microsoft-dynamics-nav/reports/Warehouse_Shipment_Box_List/50201/' " w:xpath="/ns0:NavWordReportXmlPart[1]/ns0:WarehouseShipmentHeader[1]/ns0:WarehouseBox[1]/ns0:WarehouseBoxContent[1]/ns0:ItemNo_BoxContent[1]" w:storeItemID="{C37B3E90-E2FD-4400-9238-036CBD5CD8DB}"/>
+                    <w:dataBinding w:prefixMappings="xmlns:ns0='urn:microsoft-dynamics-nav/reports/Warehouse_Shipment_Box_List/50201/' " w:xpath="/ns0:NavWordReportXmlPart[1]/ns0:PostedWhseShipmentHeader[1]/ns0:PostedWhseShipmentLine[1]/ns0:ItemNo_Line[1]" w:storeItemID="{C37B3E90-E2FD-4400-9238-036CBD5CD8DB}"/>
                     <w:text/>
-                    <w:alias w:val="#Nav: /WarehouseShipmentHeader/WarehouseBox/WarehouseBoxContent/ItemNo_BoxContent"/>
-                    <w:tag w:val="#Nav: Warehouse_Shipment_Box_List/50201"/>
                   </w:sdtPr>
                   <w:sdtContent>
                     <w:tc>
@@ -487,7 +418,7 @@
                         </w:pPr>
                         <w:proofErr w:type="spellStart"/>
                         <w:r>
-                          <w:t>ItemNo_BoxContent</w:t>
+                          <w:t>ItemNo_Line</w:t>
                         </w:r>
                         <w:proofErr w:type="spellEnd"/>
                       </w:p>
@@ -496,14 +427,14 @@
                 </w:sdt>
                 <w:sdt>
                   <w:sdtPr>
-                    <w:id w:val="-286046466"/>
+                    <w:alias w:val="#Nav: /PostedWhseShipmentHeader/PostedWhseShipmentLine/ItemDescription_Line"/>
+                    <w:tag w:val="#Nav: Warehouse_Shipment_Box_List/50201"/>
+                    <w:id w:val="746850144"/>
                     <w:placeholder>
-                      <w:docPart w:val="7774A7FEE3044EF784454E92F1A121A8"/>
+                      <w:docPart w:val="DefaultPlaceholder_-1854013440"/>
                     </w:placeholder>
-                    <w:dataBinding w:prefixMappings="xmlns:ns0='urn:microsoft-dynamics-nav/reports/Warehouse_Shipment_Box_List/50201/' " w:xpath="/ns0:NavWordReportXmlPart[1]/ns0:WarehouseShipmentHeader[1]/ns0:WarehouseBox[1]/ns0:WarehouseBoxContent[1]/ns0:ItemDescription_BoxContent[1]" w:storeItemID="{C37B3E90-E2FD-4400-9238-036CBD5CD8DB}"/>
+                    <w:dataBinding w:prefixMappings="xmlns:ns0='urn:microsoft-dynamics-nav/reports/Warehouse_Shipment_Box_List/50201/' " w:xpath="/ns0:NavWordReportXmlPart[1]/ns0:PostedWhseShipmentHeader[1]/ns0:PostedWhseShipmentLine[1]/ns0:ItemDescription_Line[1]" w:storeItemID="{C37B3E90-E2FD-4400-9238-036CBD5CD8DB}"/>
                     <w:text/>
-                    <w:alias w:val="#Nav: /WarehouseShipmentHeader/WarehouseBox/WarehouseBoxContent/ItemDescription_BoxContent"/>
-                    <w:tag w:val="#Nav: Warehouse_Shipment_Box_List/50201"/>
                   </w:sdtPr>
                   <w:sdtContent>
                     <w:tc>
@@ -519,13 +450,8 @@
                           <w:jc w:val="center"/>
                         </w:pPr>
                         <w:proofErr w:type="spellStart"/>
-                        <w:proofErr w:type="gramStart"/>
                         <w:r>
-                          <w:t>ItemDescription</w:t>
-                        </w:r>
-                        <w:proofErr w:type="gramEnd"/>
-                        <w:r>
-                          <w:t>_BoxContent</w:t>
+                          <w:t>ItemDescription_Line</w:t>
                         </w:r>
                         <w:proofErr w:type="spellEnd"/>
                       </w:p>
@@ -534,14 +460,14 @@
                 </w:sdt>
                 <w:sdt>
                   <w:sdtPr>
-                    <w:id w:val="-344635597"/>
+                    <w:alias w:val="#Nav: /PostedWhseShipmentHeader/PostedWhseShipmentLine/Quantity_Line"/>
+                    <w:tag w:val="#Nav: Warehouse_Shipment_Box_List/50201"/>
+                    <w:id w:val="-268782516"/>
                     <w:placeholder>
-                      <w:docPart w:val="7774A7FEE3044EF784454E92F1A121A8"/>
+                      <w:docPart w:val="DefaultPlaceholder_-1854013440"/>
                     </w:placeholder>
-                    <w:dataBinding w:prefixMappings="xmlns:ns0='urn:microsoft-dynamics-nav/reports/Warehouse_Shipment_Box_List/50201/' " w:xpath="/ns0:NavWordReportXmlPart[1]/ns0:WarehouseShipmentHeader[1]/ns0:WarehouseBox[1]/ns0:WarehouseBoxContent[1]/ns0:Quantity_BoxContent[1]" w:storeItemID="{C37B3E90-E2FD-4400-9238-036CBD5CD8DB}"/>
+                    <w:dataBinding w:prefixMappings="xmlns:ns0='urn:microsoft-dynamics-nav/reports/Warehouse_Shipment_Box_List/50201/' " w:xpath="/ns0:NavWordReportXmlPart[1]/ns0:PostedWhseShipmentHeader[1]/ns0:PostedWhseShipmentLine[1]/ns0:Quantity_Line[1]" w:storeItemID="{C37B3E90-E2FD-4400-9238-036CBD5CD8DB}"/>
                     <w:text/>
-                    <w:alias w:val="#Nav: /WarehouseShipmentHeader/WarehouseBox/WarehouseBoxContent/Quantity_BoxContent"/>
-                    <w:tag w:val="#Nav: Warehouse_Shipment_Box_List/50201"/>
                   </w:sdtPr>
                   <w:sdtContent>
                     <w:tc>
@@ -558,7 +484,7 @@
                         </w:pPr>
                         <w:proofErr w:type="spellStart"/>
                         <w:r>
-                          <w:t>Quantity_BoxContent</w:t>
+                          <w:t>Quantity_Line</w:t>
                         </w:r>
                         <w:proofErr w:type="spellEnd"/>
                       </w:p>
@@ -567,14 +493,14 @@
                 </w:sdt>
                 <w:sdt>
                   <w:sdtPr>
-                    <w:id w:val="1882051537"/>
+                    <w:alias w:val="#Nav: /PostedWhseShipmentHeader/PostedWhseShipmentLine/UnitOfMeasure_Line"/>
+                    <w:tag w:val="#Nav: Warehouse_Shipment_Box_List/50201"/>
+                    <w:id w:val="1011181181"/>
                     <w:placeholder>
-                      <w:docPart w:val="7774A7FEE3044EF784454E92F1A121A8"/>
+                      <w:docPart w:val="DefaultPlaceholder_-1854013440"/>
                     </w:placeholder>
-                    <w:dataBinding w:prefixMappings="xmlns:ns0='urn:microsoft-dynamics-nav/reports/Warehouse_Shipment_Box_List/50201/' " w:xpath="/ns0:NavWordReportXmlPart[1]/ns0:WarehouseShipmentHeader[1]/ns0:WarehouseBox[1]/ns0:WarehouseBoxContent[1]/ns0:UnitOfMeasure_BoxContent[1]" w:storeItemID="{C37B3E90-E2FD-4400-9238-036CBD5CD8DB}"/>
+                    <w:dataBinding w:prefixMappings="xmlns:ns0='urn:microsoft-dynamics-nav/reports/Warehouse_Shipment_Box_List/50201/' " w:xpath="/ns0:NavWordReportXmlPart[1]/ns0:PostedWhseShipmentHeader[1]/ns0:PostedWhseShipmentLine[1]/ns0:UnitOfMeasure_Line[1]" w:storeItemID="{C37B3E90-E2FD-4400-9238-036CBD5CD8DB}"/>
                     <w:text/>
-                    <w:alias w:val="#Nav: /WarehouseShipmentHeader/WarehouseBox/WarehouseBoxContent/UnitOfMeasure_BoxContent"/>
-                    <w:tag w:val="#Nav: Warehouse_Shipment_Box_List/50201"/>
                   </w:sdtPr>
                   <w:sdtContent>
                     <w:tc>
@@ -591,7 +517,7 @@
                         </w:pPr>
                         <w:proofErr w:type="spellStart"/>
                         <w:r>
-                          <w:t>UnitOfMeasure_BoxContent</w:t>
+                          <w:t>UnitOfMeasure_Line</w:t>
                         </w:r>
                         <w:proofErr w:type="spellEnd"/>
                       </w:p>
@@ -600,47 +526,14 @@
                 </w:sdt>
                 <w:sdt>
                   <w:sdtPr>
-                    <w:id w:val="-157153687"/>
+                    <w:alias w:val="#Nav: /PostedWhseShipmentHeader/PostedWhseShipmentLine/BoxNo_Line"/>
+                    <w:tag w:val="#Nav: Warehouse_Shipment_Box_List/50201"/>
+                    <w:id w:val="-1432342986"/>
                     <w:placeholder>
-                      <w:docPart w:val="7774A7FEE3044EF784454E92F1A121A8"/>
+                      <w:docPart w:val="DefaultPlaceholder_-1854013440"/>
                     </w:placeholder>
-                    <w:dataBinding w:prefixMappings="xmlns:ns0='urn:microsoft-dynamics-nav/reports/Warehouse_Shipment_Box_List/50201/' " w:xpath="/ns0:NavWordReportXmlPart[1]/ns0:WarehouseShipmentHeader[1]/ns0:WarehouseBox[1]/ns0:BoxNo_WhseBox[1]" w:storeItemID="{C37B3E90-E2FD-4400-9238-036CBD5CD8DB}"/>
+                    <w:dataBinding w:prefixMappings="xmlns:ns0='urn:microsoft-dynamics-nav/reports/Warehouse_Shipment_Box_List/50201/' " w:xpath="/ns0:NavWordReportXmlPart[1]/ns0:PostedWhseShipmentHeader[1]/ns0:PostedWhseShipmentLine[1]/ns0:BoxNo_Line[1]" w:storeItemID="{C37B3E90-E2FD-4400-9238-036CBD5CD8DB}"/>
                     <w:text/>
-                    <w:alias w:val="#Nav: /WarehouseShipmentHeader/WarehouseBox/BoxNo_WhseBox"/>
-                    <w:tag w:val="#Nav: Warehouse_Shipment_Box_List/50201"/>
-                  </w:sdtPr>
-                  <w:sdtContent>
-                    <w:tc>
-                      <w:tcPr>
-                        <w:tcW w:w="2016" w:type="dxa"/>
-                        <w:tcBorders>
-                          <w:left w:val="single" w:color="auto" w:sz="4" w:space="0"/>
-                          <w:right w:val="single" w:color="auto" w:sz="4" w:space="0"/>
-                        </w:tcBorders>
-                      </w:tcPr>
-                      <w:p>
-                        <w:pPr>
-                          <w:jc w:val="center"/>
-                        </w:pPr>
-                        <w:proofErr w:type="spellStart"/>
-                        <w:r>
-                          <w:t>BoxNo_WhseBox</w:t>
-                        </w:r>
-                        <w:proofErr w:type="spellEnd"/>
-                      </w:p>
-                    </w:tc>
-                  </w:sdtContent>
-                </w:sdt>
-                <w:sdt>
-                  <w:sdtPr>
-                    <w:id w:val="812683677"/>
-                    <w:placeholder>
-                      <w:docPart w:val="7774A7FEE3044EF784454E92F1A121A8"/>
-                    </w:placeholder>
-                    <w:dataBinding w:prefixMappings="xmlns:ns0='urn:microsoft-dynamics-nav/reports/Warehouse_Shipment_Box_List/50201/' " w:xpath="/ns0:NavWordReportXmlPart[1]/ns0:WarehouseShipmentHeader[1]/ns0:WarehouseBox[1]/ns0:SalesOrderNo_WhseBox[1]" w:storeItemID="{C37B3E90-E2FD-4400-9238-036CBD5CD8DB}"/>
-                    <w:text/>
-                    <w:alias w:val="#Nav: /WarehouseShipmentHeader/WarehouseBox/SalesOrderNo_WhseBox"/>
-                    <w:tag w:val="#Nav: Warehouse_Shipment_Box_List/50201"/>
                   </w:sdtPr>
                   <w:sdtContent>
                     <w:tc>
@@ -656,7 +549,7 @@
                         </w:pPr>
                         <w:proofErr w:type="spellStart"/>
                         <w:r>
-                          <w:t>SalesOrderNo_WhseBox</w:t>
+                          <w:t>BoxNo_Line</w:t>
                         </w:r>
                         <w:proofErr w:type="spellEnd"/>
                       </w:p>
@@ -1171,7 +1064,7 @@
     </w:docPart>
     <w:docPart>
       <w:docPartPr>
-        <w:name w:val="A2E92ED8B1A246E6A0DD7797B75A32AA"/>
+        <w:name w:val="DefaultPlaceholder_-1854013435"/>
         <w:category>
           <w:name w:val="General"/>
           <w:gallery w:val="placeholder"/>
@@ -1182,47 +1075,15 @@
         <w:behaviors>
           <w:behavior w:val="content"/>
         </w:behaviors>
-        <w:guid w:val="{D432C53F-92BD-4122-B388-B1807D51C85D}"/>
+        <w:guid w:val="{F7AB6C41-AFD7-458E-86A8-1D720A74C18C}"/>
       </w:docPartPr>
       <w:docPartBody>
         <w:p>
-          <w:pPr>
-            <w:pStyle w:val="A2E92ED8B1A246E6A0DD7797B75A32AA"/>
-          </w:pPr>
           <w:r>
             <w:rPr>
               <w:rStyle w:val="PlaceholderText"/>
             </w:rPr>
             <w:t>Enter any content that you want to repeat, including other content controls. You can also insert this control around table rows in order to repeat parts of a table.</w:t>
-          </w:r>
-        </w:p>
-      </w:docPartBody>
-    </w:docPart>
-    <w:docPart>
-      <w:docPartPr>
-        <w:name w:val="7774A7FEE3044EF784454E92F1A121A8"/>
-        <w:category>
-          <w:name w:val="General"/>
-          <w:gallery w:val="placeholder"/>
-        </w:category>
-        <w:types>
-          <w:type w:val="bbPlcHdr"/>
-        </w:types>
-        <w:behaviors>
-          <w:behavior w:val="content"/>
-        </w:behaviors>
-        <w:guid w:val="{0B943F4B-6132-4E2F-985D-704A572CC9B8}"/>
-      </w:docPartPr>
-      <w:docPartBody>
-        <w:p>
-          <w:pPr>
-            <w:pStyle w:val="7774A7FEE3044EF784454E92F1A121A8"/>
-          </w:pPr>
-          <w:r>
-            <w:rPr>
-              <w:rStyle w:val="PlaceholderText"/>
-            </w:rPr>
-            <w:t>Click or tap here to enter text.</w:t>
           </w:r>
         </w:p>
       </w:docPartBody>
@@ -1271,8 +1132,22 @@
   </w:compat>
   <w:rsids>
     <w:rsidRoot w:val="006B1840"/>
+    <w:rsid w:val="000E720C"/>
+    <w:rsid w:val="001323A0"/>
+    <w:rsid w:val="001B64D8"/>
+    <w:rsid w:val="0030384B"/>
+    <w:rsid w:val="005251DE"/>
+    <w:rsid w:val="00616B43"/>
+    <w:rsid w:val="00696EF2"/>
     <w:rsid w:val="006B1840"/>
+    <w:rsid w:val="007C497C"/>
+    <w:rsid w:val="007E7CB4"/>
     <w:rsid w:val="00AB06A8"/>
+    <w:rsid w:val="00C3456E"/>
+    <w:rsid w:val="00C409ED"/>
+    <w:rsid w:val="00ED7FF8"/>
+    <w:rsid w:val="00F30745"/>
+    <w:rsid w:val="00F75EC2"/>
   </w:rsids>
   <m:mathPr>
     <m:mathFont m:val="Cambria Math"/>
@@ -1728,50 +1603,10 @@
     <w:basedOn w:val="DefaultParagraphFont"/>
     <w:uiPriority w:val="99"/>
     <w:semiHidden/>
-    <w:rsid w:val="006B1840"/>
+    <w:rsid w:val="000E720C"/>
     <w:rPr>
       <w:color w:val="666666"/>
     </w:rPr>
-  </w:style>
-  <w:style w:type="paragraph" w:customStyle="1" w:styleId="A6191624CCD94EC1A0847E64E80E2341">
-    <w:name w:val="A6191624CCD94EC1A0847E64E80E2341"/>
-    <w:rsid w:val="006B1840"/>
-  </w:style>
-  <w:style w:type="paragraph" w:customStyle="1" w:styleId="AF506C8AA9F34EB6912DC50DB27F239D">
-    <w:name w:val="AF506C8AA9F34EB6912DC50DB27F239D"/>
-    <w:rsid w:val="006B1840"/>
-  </w:style>
-  <w:style w:type="paragraph" w:customStyle="1" w:styleId="C885152934F84C4A974B9D9CA8ACF920">
-    <w:name w:val="C885152934F84C4A974B9D9CA8ACF920"/>
-    <w:rsid w:val="006B1840"/>
-  </w:style>
-  <w:style w:type="paragraph" w:customStyle="1" w:styleId="B92B49A533C84926A9B4F8303C91549F">
-    <w:name w:val="B92B49A533C84926A9B4F8303C91549F"/>
-    <w:rsid w:val="006B1840"/>
-  </w:style>
-  <w:style w:type="paragraph" w:customStyle="1" w:styleId="30F2F42CC3F040C39E354AF2AC682C72">
-    <w:name w:val="30F2F42CC3F040C39E354AF2AC682C72"/>
-    <w:rsid w:val="006B1840"/>
-  </w:style>
-  <w:style w:type="paragraph" w:customStyle="1" w:styleId="5D9687A815C54B5D9097581659EBC939">
-    <w:name w:val="5D9687A815C54B5D9097581659EBC939"/>
-    <w:rsid w:val="006B1840"/>
-  </w:style>
-  <w:style w:type="paragraph" w:customStyle="1" w:styleId="B167B3410113443E853E93425AB481DE">
-    <w:name w:val="B167B3410113443E853E93425AB481DE"/>
-    <w:rsid w:val="006B1840"/>
-  </w:style>
-  <w:style w:type="paragraph" w:customStyle="1" w:styleId="A874B471E05646EDA134A66FDBFFA226">
-    <w:name w:val="A874B471E05646EDA134A66FDBFFA226"/>
-    <w:rsid w:val="006B1840"/>
-  </w:style>
-  <w:style w:type="paragraph" w:customStyle="1" w:styleId="A2E92ED8B1A246E6A0DD7797B75A32AA">
-    <w:name w:val="A2E92ED8B1A246E6A0DD7797B75A32AA"/>
-    <w:rsid w:val="006B1840"/>
-  </w:style>
-  <w:style w:type="paragraph" w:customStyle="1" w:styleId="7774A7FEE3044EF784454E92F1A121A8">
-    <w:name w:val="7774A7FEE3044EF784454E92F1A121A8"/>
-    <w:rsid w:val="006B1840"/>
   </w:style>
 </w:styles>
 </file>
@@ -2174,6 +2009,8 @@
  
          < B o x N o L b l > B o x N o L b l < / B o x N o L b l >   
+         < C u s t o m e r L b l > C u s t o m e r L b l < / C u s t o m e r L b l > + 
          < D e s c r i p t i o n L b l > D e s c r i p t i o n L b l < / D e s c r i p t i o n L b l >   
          < I t e m N o L b l > I t e m N o L b l < / I t e m N o L b l > @@ -2200,10 +2037,14 @@
  
      < / L a b e l s >   
-     < W a r e h o u s e S h i p m e n t H e a d e r > +     < P o s t e d W h s e S h i p m e n t H e a d e r >   
          < C o m p a n y N a m e > C o m p a n y N a m e < / C o m p a n y N a m e >   
+         < C u s t o m e r A d d r e s s > C u s t o m e r A d d r e s s < / C u s t o m e r A d d r e s s > + 
+         < C u s t o m e r N a m e > C u s t o m e r N a m e < / C u s t o m e r N a m e > + 
          < E x t e r n a l D o c u m e n t N o > E x t e r n a l D o c u m e n t N o < / E x t e r n a l D o c u m e n t N o >   
          < L o c a t i o n C o d e _ W h s e S h p t H e a d e r > L o c a t i o n C o d e _ W h s e S h p t H e a d e r < / L o c a t i o n C o d e _ W h s e S h p t H e a d e r > @@ -2218,6 +2059,26 @@
  
          < T o t a l B o x e s I n S h i p m e n t > T o t a l B o x e s I n S h i p m e n t < / T o t a l B o x e s I n S h i p m e n t >   
+         < T o t a l I t e m s I n S h i p m e n t > T o t a l I t e m s I n S h i p m e n t < / T o t a l I t e m s I n S h i p m e n t > + 
+         < P o s t e d W h s e S h i p m e n t L i n e > + 
+             < B i n C o d e _ L i n e > B i n C o d e _ L i n e < / B i n C o d e _ L i n e > + 
+             < B o x N o _ L i n e > B o x N o _ L i n e < / B o x N o _ L i n e > + 
+             < I t e m D e s c r i p t i o n _ L i n e > I t e m D e s c r i p t i o n _ L i n e < / I t e m D e s c r i p t i o n _ L i n e > + 
+             < I t e m N o _ L i n e > I t e m N o _ L i n e < / I t e m N o _ L i n e > + 
+             < Q u a n t i t y _ L i n e > Q u a n t i t y _ L i n e < / Q u a n t i t y _ L i n e > + 
+             < S o u r c e N o _ L i n e > S o u r c e N o _ L i n e < / S o u r c e N o _ L i n e > + 
+             < U n i t O f M e a s u r e _ L i n e > U n i t O f M e a s u r e _ L i n e < / U n i t O f M e a s u r e _ L i n e > + 
+         < / P o s t e d W h s e S h i p m e n t L i n e > + 
          < W a r e h o u s e B o x >   
              < B o x D e s c r i p t i o n _ W h s e B o x > B o x D e s c r i p t i o n _ W h s e B o x < / B o x D e s c r i p t i o n _ W h s e B o x > @@ -2226,45 +2087,13 @@
  
              < B o x S t a t u s _ W h s e B o x > B o x S t a t u s _ W h s e B o x < / B o x S t a t u s _ W h s e B o x >   
-             < B o x T o t a l Q t y > B o x T o t a l Q t y < / B o x T o t a l Q t y > - 
              < C u r r e n t V o l u m e _ W h s e B o x > C u r r e n t V o l u m e _ W h s e B o x < / C u r r e n t V o l u m e _ W h s e B o x >   
              < C u r r e n t W e i g h t _ W h s e B o x > C u r r e n t W e i g h t _ W h s e B o x < / C u r r e n t W e i g h t _ W h s e B o x >   
-             < M a x V o l u m e _ W h s e B o x > M a x V o l u m e _ W h s e B o x < / M a x V o l u m e _ W h s e B o x > - 
-             < M a x W e i g h t _ W h s e B o x > M a x W e i g h t _ W h s e B o x < / M a x W e i g h t _ W h s e B o x > - 
-             < S a l e s O r d e r N o _ W h s e B o x > S a l e s O r d e r N o _ W h s e B o x < / S a l e s O r d e r N o _ W h s e B o x > - 
-             < T o t a l I t e m s I n B o x > T o t a l I t e m s I n B o x < / T o t a l I t e m s I n B o x > - 
-             < W a r e h o u s e B o x C o n t e n t > - 
-                 < B i n C o d e _ B o x C o n t e n t > B i n C o d e _ B o x C o n t e n t < / B i n C o d e _ B o x C o n t e n t > - 
-                 < I t e m D e s c r i p t i o n _ B o x C o n t e n t > I t e m D e s c r i p t i o n _ B o x C o n t e n t < / I t e m D e s c r i p t i o n _ B o x C o n t e n t > - 
-                 < I t e m N o _ B o x C o n t e n t > I t e m N o _ B o x C o n t e n t < / I t e m N o _ B o x C o n t e n t > - 
-                 < Q u a n t i t y _ B o x C o n t e n t > Q u a n t i t y _ B o x C o n t e n t < / Q u a n t i t y _ B o x C o n t e n t > - 
-                 < S o u r c e N o _ B o x C o n t e n t > S o u r c e N o _ B o x C o n t e n t < / S o u r c e N o _ B o x C o n t e n t > - 
-                 < T o t a l V o l u m e _ B o x C o n t e n t > T o t a l V o l u m e _ B o x C o n t e n t < / T o t a l V o l u m e _ B o x C o n t e n t > - 
-                 < T o t a l W e i g h t _ B o x C o n t e n t > T o t a l W e i g h t _ B o x C o n t e n t < / T o t a l W e i g h t _ B o x C o n t e n t > - 
-                 < U n i t O f M e a s u r e _ B o x C o n t e n t > U n i t O f M e a s u r e _ B o x C o n t e n t < / U n i t O f M e a s u r e _ B o x C o n t e n t > - 
-                 < V a r i a n t C o d e _ B o x C o n t e n t > V a r i a n t C o d e _ B o x C o n t e n t < / V a r i a n t C o d e _ B o x C o n t e n t > - 
-             < / W a r e h o u s e B o x C o n t e n t > - 
          < / W a r e h o u s e B o x >   
-     < / W a r e h o u s e S h i p m e n t H e a d e r > +     < / P o s t e d W h s e S h i p m e n t H e a d e r >   
  < / N a v W o r d R e p o r t X m l P a r t > 
 </file>
@@ -2343,6 +2172,8 @@
  
          < B o x N o L b l   E l e m e n t T y p e = " P a r a m e t e r "   E l e m e n t I d = " 4 4 3 8 5 3 4 0 3 "   D a t a T y p e = " S t r i n g " > B o x N o L b l < / B o x N o L b l >   
+         < C u s t o m e r L b l   E l e m e n t T y p e = " P a r a m e t e r "   E l e m e n t I d = " 2 0 7 1 4 2 2 0 2 1 "   D a t a T y p e = " S t r i n g " > C u s t o m e r L b l < / C u s t o m e r L b l > + 
          < D e s c r i p t i o n L b l   E l e m e n t T y p e = " P a r a m e t e r "   E l e m e n t I d = " 1 4 2 2 4 8 2 7 0 5 "   D a t a T y p e = " S t r i n g " > D e s c r i p t i o n L b l < / D e s c r i p t i o n L b l >   
          < I t e m N o L b l   E l e m e n t T y p e = " P a r a m e t e r "   E l e m e n t I d = " 1 7 9 0 6 2 1 1 1 5 "   D a t a T y p e = " S t r i n g " > I t e m N o L b l < / I t e m N o L b l > @@ -2371,10 +2202,14 @@
  
      < T o o l t i p s / >   
-     < W a r e h o u s e S h i p m e n t H e a d e r   E l e m e n t T y p e = " D a t a I t e m "   E l e m e n t I d = " 4 6 7 3 6 5 2 8 1 " > +     < P o s t e d W h s e S h i p m e n t H e a d e r   E l e m e n t T y p e = " D a t a I t e m "   E l e m e n t I d = " 2 3 4 3 6 1 8 9 4 " >   
          < C o m p a n y N a m e   E l e m e n t T y p e = " C o l u m n "   E l e m e n t I d = " 1 5 9 5 4 7 7 3 9 5 "   D a t a T y p e = " S t r i n g " > C o m p a n y N a m e < / C o m p a n y N a m e >   
+         < C u s t o m e r A d d r e s s   E l e m e n t T y p e = " C o l u m n "   E l e m e n t I d = " 1 9 0 6 3 5 5 5 1 1 "   D a t a T y p e = " T e x t " > C u s t o m e r A d d r e s s < / C u s t o m e r A d d r e s s > + 
+         < C u s t o m e r N a m e   E l e m e n t T y p e = " C o l u m n "   E l e m e n t I d = " 2 6 5 4 9 6 8 2 6 "   D a t a T y p e = " T e x t " > C u s t o m e r N a m e < / C u s t o m e r N a m e > + 
          < E x t e r n a l D o c u m e n t N o   E l e m e n t T y p e = " C o l u m n "   E l e m e n t I d = " 7 3 3 9 5 3 9 6 6 "   D a t a T y p e = " C o d e " > E x t e r n a l D o c u m e n t N o < / E x t e r n a l D o c u m e n t N o >   
          < L o c a t i o n C o d e _ W h s e S h p t H e a d e r   E l e m e n t T y p e = " C o l u m n "   E l e m e n t I d = " 2 4 4 1 6 2 5 7 1 "   D a t a T y p e = " C o d e " > L o c a t i o n C o d e _ W h s e S h p t H e a d e r < / L o c a t i o n C o d e _ W h s e S h p t H e a d e r > @@ -2389,6 +2224,26 @@
  
          < T o t a l B o x e s I n S h i p m e n t   E l e m e n t T y p e = " C o l u m n "   E l e m e n t I d = " 5 5 1 4 6 2 5 8 9 "   D a t a T y p e = " I n t e g e r " > T o t a l B o x e s I n S h i p m e n t < / T o t a l B o x e s I n S h i p m e n t >   
+         < T o t a l I t e m s I n S h i p m e n t   E l e m e n t T y p e = " C o l u m n "   E l e m e n t I d = " 4 9 6 0 7 1 5 4 6 "   D a t a T y p e = " I n t e g e r " > T o t a l I t e m s I n S h i p m e n t < / T o t a l I t e m s I n S h i p m e n t > + 
+         < P o s t e d W h s e S h i p m e n t L i n e   E l e m e n t T y p e = " D a t a I t e m "   E l e m e n t I d = " 7 2 4 7 7 5 0 5 3 " > + 
+             < B i n C o d e _ L i n e   E l e m e n t T y p e = " C o l u m n "   E l e m e n t I d = " 1 6 4 9 7 7 7 9 0 0 "   D a t a T y p e = " C o d e " > B i n C o d e _ L i n e < / B i n C o d e _ L i n e > + 
+             < B o x N o _ L i n e   E l e m e n t T y p e = " C o l u m n "   E l e m e n t I d = " 9 5 6 7 0 1 9 5 2 "   D a t a T y p e = " C o d e " > B o x N o _ L i n e < / B o x N o _ L i n e > + 
+             < I t e m D e s c r i p t i o n _ L i n e   E l e m e n t T y p e = " C o l u m n "   E l e m e n t I d = " 1 2 2 5 7 3 5 7 7 "   D a t a T y p e = " T e x t " > I t e m D e s c r i p t i o n _ L i n e < / I t e m D e s c r i p t i o n _ L i n e > + 
+             < I t e m N o _ L i n e   E l e m e n t T y p e = " C o l u m n "   E l e m e n t I d = " 1 9 1 0 2 9 6 2 8 8 "   D a t a T y p e = " C o d e " > I t e m N o _ L i n e < / I t e m N o _ L i n e > + 
+             < Q u a n t i t y _ L i n e   E l e m e n t T y p e = " C o l u m n "   E l e m e n t I d = " 1 0 6 8 5 4 3 5 3 7 "   D a t a T y p e = " D e c i m a l " > Q u a n t i t y _ L i n e < / Q u a n t i t y _ L i n e > + 
+             < S o u r c e N o _ L i n e   E l e m e n t T y p e = " C o l u m n "   E l e m e n t I d = " 9 1 2 0 2 9 9 2 0 "   D a t a T y p e = " C o d e " > S o u r c e N o _ L i n e < / S o u r c e N o _ L i n e > + 
+             < U n i t O f M e a s u r e _ L i n e   E l e m e n t T y p e = " C o l u m n "   E l e m e n t I d = " 1 4 4 2 8 9 5 2 5 3 "   D a t a T y p e = " C o d e " > U n i t O f M e a s u r e _ L i n e < / U n i t O f M e a s u r e _ L i n e > + 
+         < / P o s t e d W h s e S h i p m e n t L i n e > + 
          < W a r e h o u s e B o x   E l e m e n t T y p e = " D a t a I t e m "   E l e m e n t I d = " 1 9 6 1 2 2 8 6 0 3 " >   
              < B o x D e s c r i p t i o n _ W h s e B o x   E l e m e n t T y p e = " C o l u m n "   E l e m e n t I d = " 9 0 5 9 8 1 0 3 7 "   D a t a T y p e = " T e x t " > B o x D e s c r i p t i o n _ W h s e B o x < / B o x D e s c r i p t i o n _ W h s e B o x > @@ -2397,45 +2252,13 @@
  
              < B o x S t a t u s _ W h s e B o x   E l e m e n t T y p e = " C o l u m n "   E l e m e n t I d = " 1 8 8 3 7 1 2 0 0 9 "   D a t a T y p e = " E n u m " > B o x S t a t u s _ W h s e B o x < / B o x S t a t u s _ W h s e B o x >   
-             < B o x T o t a l Q t y   E l e m e n t T y p e = " C o l u m n "   E l e m e n t I d = " 5 7 0 1 9 5 9 4 2 "   D a t a T y p e = " D e c i m a l " > B o x T o t a l Q t y < / B o x T o t a l Q t y > - 
              < C u r r e n t V o l u m e _ W h s e B o x   E l e m e n t T y p e = " C o l u m n "   E l e m e n t I d = " 1 5 3 5 7 8 1 8 6 3 "   D a t a T y p e = " D e c i m a l " > C u r r e n t V o l u m e _ W h s e B o x < / C u r r e n t V o l u m e _ W h s e B o x >   
              < C u r r e n t W e i g h t _ W h s e B o x   E l e m e n t T y p e = " C o l u m n "   E l e m e n t I d = " 1 6 3 3 9 2 2 9 5 3 "   D a t a T y p e = " D e c i m a l " > C u r r e n t W e i g h t _ W h s e B o x < / C u r r e n t W e i g h t _ W h s e B o x >   
-             < M a x V o l u m e _ W h s e B o x   E l e m e n t T y p e = " C o l u m n "   E l e m e n t I d = " 1 6 7 2 3 8 5 6 9 8 "   D a t a T y p e = " D e c i m a l " > M a x V o l u m e _ W h s e B o x < / M a x V o l u m e _ W h s e B o x > - 
-             < M a x W e i g h t _ W h s e B o x   E l e m e n t T y p e = " C o l u m n "   E l e m e n t I d = " 1 2 5 4 9 3 9 1 5 4 "   D a t a T y p e = " D e c i m a l " > M a x W e i g h t _ W h s e B o x < / M a x W e i g h t _ W h s e B o x > - 
-             < S a l e s O r d e r N o _ W h s e B o x   E l e m e n t T y p e = " C o l u m n "   E l e m e n t I d = " 1 8 6 8 6 5 0 8 9 "   D a t a T y p e = " C o d e " > S a l e s O r d e r N o _ W h s e B o x < / S a l e s O r d e r N o _ W h s e B o x > - 
-             < T o t a l I t e m s I n B o x   E l e m e n t T y p e = " C o l u m n "   E l e m e n t I d = " 5 1 6 3 0 7 5 7 3 "   D a t a T y p e = " I n t e g e r " > T o t a l I t e m s I n B o x < / T o t a l I t e m s I n B o x > - 
-             < W a r e h o u s e B o x C o n t e n t   E l e m e n t T y p e = " D a t a I t e m "   E l e m e n t I d = " 8 4 5 8 4 4 6 7 6 " > - 
-                 < B i n C o d e _ B o x C o n t e n t   E l e m e n t T y p e = " C o l u m n "   E l e m e n t I d = " 6 8 7 0 4 7 9 5 4 "   D a t a T y p e = " C o d e " > B i n C o d e _ B o x C o n t e n t < / B i n C o d e _ B o x C o n t e n t > - 
-                 < I t e m D e s c r i p t i o n _ B o x C o n t e n t   E l e m e n t T y p e = " C o l u m n "   E l e m e n t I d = " 1 0 8 5 4 7 9 8 6 9 "   D a t a T y p e = " T e x t " > I t e m D e s c r i p t i o n _ B o x C o n t e n t < / I t e m D e s c r i p t i o n _ B o x C o n t e n t > - 
-                 < I t e m N o _ B o x C o n t e n t   E l e m e n t T y p e = " C o l u m n "   E l e m e n t I d = " 3 6 9 0 4 0 6 1 4 "   D a t a T y p e = " C o d e " > I t e m N o _ B o x C o n t e n t < / I t e m N o _ B o x C o n t e n t > - 
-                 < Q u a n t i t y _ B o x C o n t e n t   E l e m e n t T y p e = " C o l u m n "   E l e m e n t I d = " 1 3 2 3 6 4 2 7 "   D a t a T y p e = " D e c i m a l " > Q u a n t i t y _ B o x C o n t e n t < / Q u a n t i t y _ B o x C o n t e n t > - 
-                 < S o u r c e N o _ B o x C o n t e n t   E l e m e n t T y p e = " C o l u m n "   E l e m e n t I d = " 2 0 6 6 8 3 1 6 4 2 "   D a t a T y p e = " C o d e " > S o u r c e N o _ B o x C o n t e n t < / S o u r c e N o _ B o x C o n t e n t > - 
-                 < T o t a l V o l u m e _ B o x C o n t e n t   E l e m e n t T y p e = " C o l u m n "   E l e m e n t I d = " 2 0 2 5 2 8 5 2 2 8 "   D a t a T y p e = " D e c i m a l " > T o t a l V o l u m e _ B o x C o n t e n t < / T o t a l V o l u m e _ B o x C o n t e n t > - 
-                 < T o t a l W e i g h t _ B o x C o n t e n t   E l e m e n t T y p e = " C o l u m n "   E l e m e n t I d = " 1 5 7 1 1 1 1 3 7 2 "   D a t a T y p e = " D e c i m a l " > T o t a l W e i g h t _ B o x C o n t e n t < / T o t a l W e i g h t _ B o x C o n t e n t > - 
-                 < U n i t O f M e a s u r e _ B o x C o n t e n t   E l e m e n t T y p e = " C o l u m n "   E l e m e n t I d = " 1 6 4 5 4 8 3 2 8 1 "   D a t a T y p e = " C o d e " > U n i t O f M e a s u r e _ B o x C o n t e n t < / U n i t O f M e a s u r e _ B o x C o n t e n t > - 
-                 < V a r i a n t C o d e _ B o x C o n t e n t   E l e m e n t T y p e = " C o l u m n "   E l e m e n t I d = " 1 7 7 5 4 7 2 6 6 0 "   D a t a T y p e = " C o d e " > V a r i a n t C o d e _ B o x C o n t e n t < / V a r i a n t C o d e _ B o x C o n t e n t > - 
-             < / W a r e h o u s e B o x C o n t e n t > - 
          < / W a r e h o u s e B o x >   
-     < / W a r e h o u s e S h i p m e n t H e a d e r > +     < / P o s t e d W h s e S h i p m e n t H e a d e r >   
  < / N a v W o r d R e p o r t X m l P a r t > 
 </file>

--- a/WarehouseShipmentBoxList.docx
+++ b/WarehouseShipmentBoxList.docx
@@ -225,6 +225,7 @@
       <w:tblPr>
         <w:tblStyle w:val="TableGrid"/>
         <w:tblW w:w="12528" w:type="dxa"/>
+        <w:jc w:val="center"/>
         <w:tblBorders>
           <w:top w:val="none" w:color="auto" w:sz="0" w:space="0"/>
           <w:left w:val="none" w:color="auto" w:sz="0" w:space="0"/>
@@ -246,6 +247,7 @@
       <w:tr>
         <w:trPr>
           <w:trHeight w:val="402"/>
+          <w:jc w:val="center"/>
         </w:trPr>
         <w:tc>
           <w:tcPr>
@@ -392,6 +394,7 @@
               <w:tr>
                 <w:trPr>
                   <w:trHeight w:val="415"/>
+                  <w:jc w:val="center"/>
                 </w:trPr>
                 <w:sdt>
                   <w:sdtPr>
@@ -1135,8 +1138,10 @@
     <w:rsid w:val="000E720C"/>
     <w:rsid w:val="001323A0"/>
     <w:rsid w:val="001B64D8"/>
+    <w:rsid w:val="002B7270"/>
     <w:rsid w:val="0030384B"/>
     <w:rsid w:val="005251DE"/>
+    <w:rsid w:val="00573B99"/>
     <w:rsid w:val="00616B43"/>
     <w:rsid w:val="00696EF2"/>
     <w:rsid w:val="006B1840"/>
@@ -1933,9 +1938,7 @@
 </a:theme>
 </file>
 
-<file path=customXml/item1.xml>��< ? x m l   v e r s i o n = " 1 . 0 "   e n c o d i n g = " u t f - 1 6 " ? > - 
- < N a v W o r d R e p o r t X m l P a r t   x m l n s = " u r n : m i c r o s o f t - d y n a m i c s - n a v / r e p o r t s / W a r e h o u s e _ S h i p m e n t _ B o x _ L i s t / 5 0 2 0 1 / " > +<file path=customXml/item1.xml>��< ? x m l   v e r s i o n = " 1 . 0 "   e n c o d i n g = " u t f - 1 6 " ? > < N a v W o r d R e p o r t X m l P a r t   x m l n s = " u r n : m i c r o s o f t - d y n a m i c s - b u s i n e s s c e n t r a l / i n t e r n a l / e x t e n d e d / r e p o r t s / W a r e h o u s e _ S h i p m e n t _ B o x _ L i s t / 5 0 2 0 1 / " >   
      < B C R e p o r t I n f o r m a t i o n >   
@@ -2003,93 +2006,95 @@
  
      < L a b e l s >   
-         < B o x C o n t e n t s L b l > B o x C o n t e n t s L b l < / B o x C o n t e n t s L b l > - 
-         < B o x D e s c r i p t i o n L b l > B o x D e s c r i p t i o n L b l < / B o x D e s c r i p t i o n L b l > - 
-         < B o x N o L b l > B o x N o L b l < / B o x N o L b l > - 
-         < C u s t o m e r L b l > C u s t o m e r L b l < / C u s t o m e r L b l > - 
-         < D e s c r i p t i o n L b l > D e s c r i p t i o n L b l < / D e s c r i p t i o n L b l > - 
-         < I t e m N o L b l > I t e m N o L b l < / I t e m N o L b l > - 
-         < L o c a t i o n L b l > L o c a t i o n L b l < / L o c a t i o n L b l > - 
-         < P a g e L b l > P a g e L b l < / P a g e L b l > - 
-         < Q u a n t i t y L b l > Q u a n t i t y L b l < / Q u a n t i t y L b l > - 
-         < S h i p m e n t D a t e L b l > S h i p m e n t D a t e L b l < / S h i p m e n t D a t e L b l > - 
-         < S h i p m e n t N o L b l > S h i p m e n t N o L b l < / S h i p m e n t N o L b l > - 
-         < S t a t u s L b l > S t a t u s L b l < / S t a t u s L b l > - 
-         < T o t a l B o x e s L b l > T o t a l B o x e s L b l < / T o t a l B o x e s L b l > - 
-         < U o M L b l > U o M L b l < / U o M L b l > - 
-         < V o l u m e L b l > V o l u m e L b l < / V o l u m e L b l > - 
-         < W e i g h t L b l > W e i g h t L b l < / W e i g h t L b l > +         < B o x C o n t e n t s L b l   E l e m e n t T y p e = " P a r a m e t e r "   E l e m e n t I d = " 1 8 8 2 0 8 5 0 0 8 "   D a t a T y p e = " S t r i n g " > B o x C o n t e n t s L b l < / B o x C o n t e n t s L b l > + 
+         < B o x D e s c r i p t i o n L b l   E l e m e n t T y p e = " P a r a m e t e r "   E l e m e n t I d = " 4 6 1 0 4 0 4 6 0 "   D a t a T y p e = " S t r i n g " > B o x D e s c r i p t i o n L b l < / B o x D e s c r i p t i o n L b l > + 
+         < B o x N o L b l   E l e m e n t T y p e = " P a r a m e t e r "   E l e m e n t I d = " 4 4 3 8 5 3 4 0 3 "   D a t a T y p e = " S t r i n g " > B o x N o L b l < / B o x N o L b l > + 
+         < C u s t o m e r L b l   E l e m e n t T y p e = " P a r a m e t e r "   E l e m e n t I d = " 2 0 7 1 4 2 2 0 2 1 "   D a t a T y p e = " S t r i n g " > C u s t o m e r L b l < / C u s t o m e r L b l > + 
+         < D e s c r i p t i o n L b l   E l e m e n t T y p e = " P a r a m e t e r "   E l e m e n t I d = " 1 4 2 2 4 8 2 7 0 5 "   D a t a T y p e = " S t r i n g " > D e s c r i p t i o n L b l < / D e s c r i p t i o n L b l > + 
+         < I t e m N o L b l   E l e m e n t T y p e = " P a r a m e t e r "   E l e m e n t I d = " 1 7 9 0 6 2 1 1 1 5 "   D a t a T y p e = " S t r i n g " > I t e m N o L b l < / I t e m N o L b l > + 
+         < L o c a t i o n L b l   E l e m e n t T y p e = " P a r a m e t e r "   E l e m e n t I d = " 1 4 8 1 7 6 1 8 2 6 "   D a t a T y p e = " S t r i n g " > L o c a t i o n L b l < / L o c a t i o n L b l > + 
+         < P a g e L b l   E l e m e n t T y p e = " P a r a m e t e r "   E l e m e n t I d = " 2 7 0 2 9 6 3 3 2 "   D a t a T y p e = " S t r i n g " > P a g e L b l < / P a g e L b l > + 
+         < Q u a n t i t y L b l   E l e m e n t T y p e = " P a r a m e t e r "   E l e m e n t I d = " 2 7 2 0 7 7 8 0 "   D a t a T y p e = " S t r i n g " > Q u a n t i t y L b l < / Q u a n t i t y L b l > + 
+         < S h i p m e n t D a t e L b l   E l e m e n t T y p e = " P a r a m e t e r "   E l e m e n t I d = " 1 6 1 8 4 4 1 6 6 7 "   D a t a T y p e = " S t r i n g " > S h i p m e n t D a t e L b l < / S h i p m e n t D a t e L b l > + 
+         < S h i p m e n t N o L b l   E l e m e n t T y p e = " P a r a m e t e r "   E l e m e n t I d = " 1 8 3 5 5 2 0 8 5 4 "   D a t a T y p e = " S t r i n g " > S h i p m e n t N o L b l < / S h i p m e n t N o L b l > + 
+         < S t a t u s L b l   E l e m e n t T y p e = " P a r a m e t e r "   E l e m e n t I d = " 1 0 4 5 6 1 2 4 0 3 "   D a t a T y p e = " S t r i n g " > S t a t u s L b l < / S t a t u s L b l > + 
+         < T o t a l B o x e s L b l   E l e m e n t T y p e = " P a r a m e t e r "   E l e m e n t I d = " 1 3 7 3 7 0 8 8 8 2 "   D a t a T y p e = " S t r i n g " > T o t a l B o x e s L b l < / T o t a l B o x e s L b l > + 
+         < U o M L b l   E l e m e n t T y p e = " P a r a m e t e r "   E l e m e n t I d = " 7 3 6 2 1 6 7 6 0 "   D a t a T y p e = " S t r i n g " > U o M L b l < / U o M L b l > + 
+         < V o l u m e L b l   E l e m e n t T y p e = " P a r a m e t e r "   E l e m e n t I d = " 1 3 9 3 9 2 1 1 0 5 "   D a t a T y p e = " S t r i n g " > V o l u m e L b l < / V o l u m e L b l > + 
+         < W e i g h t L b l   E l e m e n t T y p e = " P a r a m e t e r "   E l e m e n t I d = " 6 9 7 3 8 4 2 2 3 "   D a t a T y p e = " S t r i n g " > W e i g h t L b l < / W e i g h t L b l >   
      < / L a b e l s >   
-     < P o s t e d W h s e S h i p m e n t H e a d e r > - 
-         < C o m p a n y N a m e > C o m p a n y N a m e < / C o m p a n y N a m e > - 
-         < C u s t o m e r A d d r e s s > C u s t o m e r A d d r e s s < / C u s t o m e r A d d r e s s > - 
-         < C u s t o m e r N a m e > C u s t o m e r N a m e < / C u s t o m e r N a m e > - 
-         < E x t e r n a l D o c u m e n t N o > E x t e r n a l D o c u m e n t N o < / E x t e r n a l D o c u m e n t N o > - 
-         < L o c a t i o n C o d e _ W h s e S h p t H e a d e r > L o c a t i o n C o d e _ W h s e S h p t H e a d e r < / L o c a t i o n C o d e _ W h s e S h p t H e a d e r > - 
-         < N o _ W h s e S h p t H e a d e r > N o _ W h s e S h p t H e a d e r < / N o _ W h s e S h p t H e a d e r > - 
-         < R e p o r t T i t l e > R e p o r t T i t l e < / R e p o r t T i t l e > - 
-         < S h i p m e n t D a t e _ W h s e S h p t H e a d e r > S h i p m e n t D a t e _ W h s e S h p t H e a d e r < / S h i p m e n t D a t e _ W h s e S h p t H e a d e r > - 
-         < S h i p p i n g A g e n t C o d e > S h i p p i n g A g e n t C o d e < / S h i p p i n g A g e n t C o d e > - 
-         < T o t a l B o x e s I n S h i p m e n t > T o t a l B o x e s I n S h i p m e n t < / T o t a l B o x e s I n S h i p m e n t > - 
-         < T o t a l I t e m s I n S h i p m e n t > T o t a l I t e m s I n S h i p m e n t < / T o t a l I t e m s I n S h i p m e n t > - 
-         < P o s t e d W h s e S h i p m e n t L i n e > - 
-             < B i n C o d e _ L i n e > B i n C o d e _ L i n e < / B i n C o d e _ L i n e > - 
-             < B o x N o _ L i n e > B o x N o _ L i n e < / B o x N o _ L i n e > - 
-             < I t e m D e s c r i p t i o n _ L i n e > I t e m D e s c r i p t i o n _ L i n e < / I t e m D e s c r i p t i o n _ L i n e > - 
-             < I t e m N o _ L i n e > I t e m N o _ L i n e < / I t e m N o _ L i n e > - 
-             < Q u a n t i t y _ L i n e > Q u a n t i t y _ L i n e < / Q u a n t i t y _ L i n e > - 
-             < S o u r c e N o _ L i n e > S o u r c e N o _ L i n e < / S o u r c e N o _ L i n e > - 
-             < U n i t O f M e a s u r e _ L i n e > U n i t O f M e a s u r e _ L i n e < / U n i t O f M e a s u r e _ L i n e > +     < T o o l t i p s / > + 
+     < P o s t e d W h s e S h i p m e n t H e a d e r   E l e m e n t T y p e = " D a t a I t e m "   E l e m e n t I d = " 2 3 4 3 6 1 8 9 4 " > + 
+         < C o m p a n y N a m e   E l e m e n t T y p e = " C o l u m n "   E l e m e n t I d = " 1 5 9 5 4 7 7 3 9 5 "   D a t a T y p e = " S t r i n g " > C o m p a n y N a m e < / C o m p a n y N a m e > + 
+         < C u s t o m e r A d d r e s s   E l e m e n t T y p e = " C o l u m n "   E l e m e n t I d = " 1 9 0 6 3 5 5 5 1 1 "   D a t a T y p e = " T e x t " > C u s t o m e r A d d r e s s < / C u s t o m e r A d d r e s s > + 
+         < C u s t o m e r N a m e   E l e m e n t T y p e = " C o l u m n "   E l e m e n t I d = " 2 6 5 4 9 6 8 2 6 "   D a t a T y p e = " T e x t " > C u s t o m e r N a m e < / C u s t o m e r N a m e > + 
+         < E x t e r n a l D o c u m e n t N o   E l e m e n t T y p e = " C o l u m n "   E l e m e n t I d = " 7 3 3 9 5 3 9 6 6 "   D a t a T y p e = " C o d e " > E x t e r n a l D o c u m e n t N o < / E x t e r n a l D o c u m e n t N o > + 
+         < L o c a t i o n C o d e _ W h s e S h p t H e a d e r   E l e m e n t T y p e = " C o l u m n "   E l e m e n t I d = " 2 4 4 1 6 2 5 7 1 "   D a t a T y p e = " C o d e " > L o c a t i o n C o d e _ W h s e S h p t H e a d e r < / L o c a t i o n C o d e _ W h s e S h p t H e a d e r > + 
+         < N o _ W h s e S h p t H e a d e r   E l e m e n t T y p e = " C o l u m n "   E l e m e n t I d = " 4 4 8 3 9 3 5 3 8 "   D a t a T y p e = " C o d e " > N o _ W h s e S h p t H e a d e r < / N o _ W h s e S h p t H e a d e r > + 
+         < R e p o r t T i t l e   E l e m e n t T y p e = " C o l u m n "   E l e m e n t I d = " 1 4 7 9 0 2 5 3 9 "   D a t a T y p e = " L a b e l " > R e p o r t T i t l e < / R e p o r t T i t l e > + 
+         < S h i p m e n t D a t e _ W h s e S h p t H e a d e r   E l e m e n t T y p e = " C o l u m n "   E l e m e n t I d = " 1 1 0 3 6 6 2 5 2 7 "   D a t a T y p e = " D a t e " > S h i p m e n t D a t e _ W h s e S h p t H e a d e r < / S h i p m e n t D a t e _ W h s e S h p t H e a d e r > + 
+         < S h i p p i n g A g e n t C o d e   E l e m e n t T y p e = " C o l u m n "   E l e m e n t I d = " 1 6 7 0 1 5 5 2 6 9 "   D a t a T y p e = " C o d e " > S h i p p i n g A g e n t C o d e < / S h i p p i n g A g e n t C o d e > + 
+         < T o t a l B o x e s I n S h i p m e n t   E l e m e n t T y p e = " C o l u m n "   E l e m e n t I d = " 5 5 1 4 6 2 5 8 9 "   D a t a T y p e = " I n t e g e r " > T o t a l B o x e s I n S h i p m e n t < / T o t a l B o x e s I n S h i p m e n t > + 
+         < T o t a l I t e m s I n S h i p m e n t   E l e m e n t T y p e = " C o l u m n "   E l e m e n t I d = " 4 9 6 0 7 1 5 4 6 "   D a t a T y p e = " I n t e g e r " > T o t a l I t e m s I n S h i p m e n t < / T o t a l I t e m s I n S h i p m e n t > + 
+         < P o s t e d W h s e S h i p m e n t L i n e   E l e m e n t T y p e = " D a t a I t e m "   E l e m e n t I d = " 7 2 4 7 7 5 0 5 3 " > + 
+             < B i n C o d e _ L i n e   E l e m e n t T y p e = " C o l u m n "   E l e m e n t I d = " 1 6 4 9 7 7 7 9 0 0 "   D a t a T y p e = " C o d e " > B i n C o d e _ L i n e < / B i n C o d e _ L i n e > + 
+             < B o x N o _ L i n e   E l e m e n t T y p e = " C o l u m n "   E l e m e n t I d = " 9 5 6 7 0 1 9 5 2 "   D a t a T y p e = " C o d e " > B o x N o _ L i n e < / B o x N o _ L i n e > + 
+             < I t e m D e s c r i p t i o n _ L i n e   E l e m e n t T y p e = " C o l u m n "   E l e m e n t I d = " 1 2 2 5 7 3 5 7 7 "   D a t a T y p e = " T e x t " > I t e m D e s c r i p t i o n _ L i n e < / I t e m D e s c r i p t i o n _ L i n e > + 
+             < I t e m N o _ L i n e   E l e m e n t T y p e = " C o l u m n "   E l e m e n t I d = " 1 9 1 0 2 9 6 2 8 8 "   D a t a T y p e = " C o d e " > I t e m N o _ L i n e < / I t e m N o _ L i n e > + 
+             < Q u a n t i t y _ L i n e   E l e m e n t T y p e = " C o l u m n "   E l e m e n t I d = " 1 0 6 8 5 4 3 5 3 7 "   D a t a T y p e = " D e c i m a l " > Q u a n t i t y _ L i n e < / Q u a n t i t y _ L i n e > + 
+             < S o u r c e N o _ L i n e   E l e m e n t T y p e = " C o l u m n "   E l e m e n t I d = " 9 1 2 0 2 9 9 2 0 "   D a t a T y p e = " C o d e " > S o u r c e N o _ L i n e < / S o u r c e N o _ L i n e > + 
+             < U n i t O f M e a s u r e _ L i n e   E l e m e n t T y p e = " C o l u m n "   E l e m e n t I d = " 1 4 4 2 8 9 5 2 5 3 "   D a t a T y p e = " C o d e " > U n i t O f M e a s u r e _ L i n e < / U n i t O f M e a s u r e _ L i n e >   
          < / P o s t e d W h s e S h i p m e n t L i n e >   
-         < W a r e h o u s e B o x > - 
-             < B o x D e s c r i p t i o n _ W h s e B o x > B o x D e s c r i p t i o n _ W h s e B o x < / B o x D e s c r i p t i o n _ W h s e B o x > - 
-             < B o x N o _ W h s e B o x > B o x N o _ W h s e B o x < / B o x N o _ W h s e B o x > - 
-             < B o x S t a t u s _ W h s e B o x > B o x S t a t u s _ W h s e B o x < / B o x S t a t u s _ W h s e B o x > - 
-             < C u r r e n t V o l u m e _ W h s e B o x > C u r r e n t V o l u m e _ W h s e B o x < / C u r r e n t V o l u m e _ W h s e B o x > - 
-             < C u r r e n t W e i g h t _ W h s e B o x > C u r r e n t W e i g h t _ W h s e B o x < / C u r r e n t W e i g h t _ W h s e B o x > +         < W a r e h o u s e B o x   E l e m e n t T y p e = " D a t a I t e m "   E l e m e n t I d = " 1 9 6 1 2 2 8 6 0 3 " > + 
+             < B o x D e s c r i p t i o n _ W h s e B o x   E l e m e n t T y p e = " C o l u m n "   E l e m e n t I d = " 9 0 5 9 8 1 0 3 7 "   D a t a T y p e = " T e x t " > B o x D e s c r i p t i o n _ W h s e B o x < / B o x D e s c r i p t i o n _ W h s e B o x > + 
+             < B o x N o _ W h s e B o x   E l e m e n t T y p e = " C o l u m n "   E l e m e n t I d = " 1 4 4 5 3 2 3 7 4 6 "   D a t a T y p e = " C o d e " > B o x N o _ W h s e B o x < / B o x N o _ W h s e B o x > + 
+             < B o x S t a t u s _ W h s e B o x   E l e m e n t T y p e = " C o l u m n "   E l e m e n t I d = " 1 8 8 3 7 1 2 0 0 9 "   D a t a T y p e = " E n u m " > B o x S t a t u s _ W h s e B o x < / B o x S t a t u s _ W h s e B o x > + 
+             < C u r r e n t V o l u m e _ W h s e B o x   E l e m e n t T y p e = " C o l u m n "   E l e m e n t I d = " 1 5 3 5 7 8 1 8 6 3 "   D a t a T y p e = " D e c i m a l " > C u r r e n t V o l u m e _ W h s e B o x < / C u r r e n t V o l u m e _ W h s e B o x > + 
+             < C u r r e n t W e i g h t _ W h s e B o x   E l e m e n t T y p e = " C o l u m n "   E l e m e n t I d = " 1 6 3 3 9 2 2 9 5 3 "   D a t a T y p e = " D e c i m a l " > C u r r e n t W e i g h t _ W h s e B o x < / C u r r e n t W e i g h t _ W h s e B o x >   
          < / W a r e h o u s e B o x >   
@@ -2098,7 +2103,9 @@
  < / N a v W o r d R e p o r t X m l P a r t > 
 </file>
 
-<file path=customXml/item2.xml>��< ? x m l   v e r s i o n = " 1 . 0 "   e n c o d i n g = " u t f - 1 6 " ? > < N a v W o r d R e p o r t X m l P a r t   x m l n s = " u r n : m i c r o s o f t - d y n a m i c s - b u s i n e s s c e n t r a l / i n t e r n a l / e x t e n d e d / r e p o r t s / W a r e h o u s e _ S h i p m e n t _ B o x _ L i s t / 5 0 2 0 1 / " > +<file path=customXml/item2.xml>��< ? x m l   v e r s i o n = " 1 . 0 "   e n c o d i n g = " u t f - 1 6 " ? > + 
+ < N a v W o r d R e p o r t X m l P a r t   x m l n s = " u r n : m i c r o s o f t - d y n a m i c s - n a v / r e p o r t s / W a r e h o u s e _ S h i p m e n t _ B o x _ L i s t / 5 0 2 0 1 / " >   
      < B C R e p o r t I n f o r m a t i o n >   
@@ -2166,95 +2173,93 @@
  
      < L a b e l s >   
-         < B o x C o n t e n t s L b l   E l e m e n t T y p e = " P a r a m e t e r "   E l e m e n t I d = " 1 8 8 2 0 8 5 0 0 8 "   D a t a T y p e = " S t r i n g " > B o x C o n t e n t s L b l < / B o x C o n t e n t s L b l > - 
-         < B o x D e s c r i p t i o n L b l   E l e m e n t T y p e = " P a r a m e t e r "   E l e m e n t I d = " 4 6 1 0 4 0 4 6 0 "   D a t a T y p e = " S t r i n g " > B o x D e s c r i p t i o n L b l < / B o x D e s c r i p t i o n L b l > - 
-         < B o x N o L b l   E l e m e n t T y p e = " P a r a m e t e r "   E l e m e n t I d = " 4 4 3 8 5 3 4 0 3 "   D a t a T y p e = " S t r i n g " > B o x N o L b l < / B o x N o L b l > - 
-         < C u s t o m e r L b l   E l e m e n t T y p e = " P a r a m e t e r "   E l e m e n t I d = " 2 0 7 1 4 2 2 0 2 1 "   D a t a T y p e = " S t r i n g " > C u s t o m e r L b l < / C u s t o m e r L b l > - 
-         < D e s c r i p t i o n L b l   E l e m e n t T y p e = " P a r a m e t e r "   E l e m e n t I d = " 1 4 2 2 4 8 2 7 0 5 "   D a t a T y p e = " S t r i n g " > D e s c r i p t i o n L b l < / D e s c r i p t i o n L b l > - 
-         < I t e m N o L b l   E l e m e n t T y p e = " P a r a m e t e r "   E l e m e n t I d = " 1 7 9 0 6 2 1 1 1 5 "   D a t a T y p e = " S t r i n g " > I t e m N o L b l < / I t e m N o L b l > - 
-         < L o c a t i o n L b l   E l e m e n t T y p e = " P a r a m e t e r "   E l e m e n t I d = " 1 4 8 1 7 6 1 8 2 6 "   D a t a T y p e = " S t r i n g " > L o c a t i o n L b l < / L o c a t i o n L b l > - 
-         < P a g e L b l   E l e m e n t T y p e = " P a r a m e t e r "   E l e m e n t I d = " 2 7 0 2 9 6 3 3 2 "   D a t a T y p e = " S t r i n g " > P a g e L b l < / P a g e L b l > - 
-         < Q u a n t i t y L b l   E l e m e n t T y p e = " P a r a m e t e r "   E l e m e n t I d = " 2 7 2 0 7 7 8 0 "   D a t a T y p e = " S t r i n g " > Q u a n t i t y L b l < / Q u a n t i t y L b l > - 
-         < S h i p m e n t D a t e L b l   E l e m e n t T y p e = " P a r a m e t e r "   E l e m e n t I d = " 1 6 1 8 4 4 1 6 6 7 "   D a t a T y p e = " S t r i n g " > S h i p m e n t D a t e L b l < / S h i p m e n t D a t e L b l > - 
-         < S h i p m e n t N o L b l   E l e m e n t T y p e = " P a r a m e t e r "   E l e m e n t I d = " 1 8 3 5 5 2 0 8 5 4 "   D a t a T y p e = " S t r i n g " > S h i p m e n t N o L b l < / S h i p m e n t N o L b l > - 
-         < S t a t u s L b l   E l e m e n t T y p e = " P a r a m e t e r "   E l e m e n t I d = " 1 0 4 5 6 1 2 4 0 3 "   D a t a T y p e = " S t r i n g " > S t a t u s L b l < / S t a t u s L b l > - 
-         < T o t a l B o x e s L b l   E l e m e n t T y p e = " P a r a m e t e r "   E l e m e n t I d = " 1 3 7 3 7 0 8 8 8 2 "   D a t a T y p e = " S t r i n g " > T o t a l B o x e s L b l < / T o t a l B o x e s L b l > - 
-         < U o M L b l   E l e m e n t T y p e = " P a r a m e t e r "   E l e m e n t I d = " 7 3 6 2 1 6 7 6 0 "   D a t a T y p e = " S t r i n g " > U o M L b l < / U o M L b l > - 
-         < V o l u m e L b l   E l e m e n t T y p e = " P a r a m e t e r "   E l e m e n t I d = " 1 3 9 3 9 2 1 1 0 5 "   D a t a T y p e = " S t r i n g " > V o l u m e L b l < / V o l u m e L b l > - 
-         < W e i g h t L b l   E l e m e n t T y p e = " P a r a m e t e r "   E l e m e n t I d = " 6 9 7 3 8 4 2 2 3 "   D a t a T y p e = " S t r i n g " > W e i g h t L b l < / W e i g h t L b l > +         < B o x C o n t e n t s L b l > B o x C o n t e n t s L b l < / B o x C o n t e n t s L b l > + 
+         < B o x D e s c r i p t i o n L b l > B o x D e s c r i p t i o n L b l < / B o x D e s c r i p t i o n L b l > + 
+         < B o x N o L b l > B o x N o L b l < / B o x N o L b l > + 
+         < C u s t o m e r L b l > C u s t o m e r L b l < / C u s t o m e r L b l > + 
+         < D e s c r i p t i o n L b l > D e s c r i p t i o n L b l < / D e s c r i p t i o n L b l > + 
+         < I t e m N o L b l > I t e m N o L b l < / I t e m N o L b l > + 
+         < L o c a t i o n L b l > L o c a t i o n L b l < / L o c a t i o n L b l > + 
+         < P a g e L b l > P a g e L b l < / P a g e L b l > + 
+         < Q u a n t i t y L b l > Q u a n t i t y L b l < / Q u a n t i t y L b l > + 
+         < S h i p m e n t D a t e L b l > S h i p m e n t D a t e L b l < / S h i p m e n t D a t e L b l > + 
+         < S h i p m e n t N o L b l > S h i p m e n t N o L b l < / S h i p m e n t N o L b l > + 
+         < S t a t u s L b l > S t a t u s L b l < / S t a t u s L b l > + 
+         < T o t a l B o x e s L b l > T o t a l B o x e s L b l < / T o t a l B o x e s L b l > + 
+         < U o M L b l > U o M L b l < / U o M L b l > + 
+         < V o l u m e L b l > V o l u m e L b l < / V o l u m e L b l > + 
+         < W e i g h t L b l > W e i g h t L b l < / W e i g h t L b l >   
      < / L a b e l s >   
-     < T o o l t i p s / > - 
-     < P o s t e d W h s e S h i p m e n t H e a d e r   E l e m e n t T y p e = " D a t a I t e m "   E l e m e n t I d = " 2 3 4 3 6 1 8 9 4 " > - 
-         < C o m p a n y N a m e   E l e m e n t T y p e = " C o l u m n "   E l e m e n t I d = " 1 5 9 5 4 7 7 3 9 5 "   D a t a T y p e = " S t r i n g " > C o m p a n y N a m e < / C o m p a n y N a m e > - 
-         < C u s t o m e r A d d r e s s   E l e m e n t T y p e = " C o l u m n "   E l e m e n t I d = " 1 9 0 6 3 5 5 5 1 1 "   D a t a T y p e = " T e x t " > C u s t o m e r A d d r e s s < / C u s t o m e r A d d r e s s > - 
-         < C u s t o m e r N a m e   E l e m e n t T y p e = " C o l u m n "   E l e m e n t I d = " 2 6 5 4 9 6 8 2 6 "   D a t a T y p e = " T e x t " > C u s t o m e r N a m e < / C u s t o m e r N a m e > - 
-         < E x t e r n a l D o c u m e n t N o   E l e m e n t T y p e = " C o l u m n "   E l e m e n t I d = " 7 3 3 9 5 3 9 6 6 "   D a t a T y p e = " C o d e " > E x t e r n a l D o c u m e n t N o < / E x t e r n a l D o c u m e n t N o > - 
-         < L o c a t i o n C o d e _ W h s e S h p t H e a d e r   E l e m e n t T y p e = " C o l u m n "   E l e m e n t I d = " 2 4 4 1 6 2 5 7 1 "   D a t a T y p e = " C o d e " > L o c a t i o n C o d e _ W h s e S h p t H e a d e r < / L o c a t i o n C o d e _ W h s e S h p t H e a d e r > - 
-         < N o _ W h s e S h p t H e a d e r   E l e m e n t T y p e = " C o l u m n "   E l e m e n t I d = " 4 4 8 3 9 3 5 3 8 "   D a t a T y p e = " C o d e " > N o _ W h s e S h p t H e a d e r < / N o _ W h s e S h p t H e a d e r > - 
-         < R e p o r t T i t l e   E l e m e n t T y p e = " C o l u m n "   E l e m e n t I d = " 1 4 7 9 0 2 5 3 9 "   D a t a T y p e = " L a b e l " > R e p o r t T i t l e < / R e p o r t T i t l e > - 
-         < S h i p m e n t D a t e _ W h s e S h p t H e a d e r   E l e m e n t T y p e = " C o l u m n "   E l e m e n t I d = " 1 1 0 3 6 6 2 5 2 7 "   D a t a T y p e = " D a t e " > S h i p m e n t D a t e _ W h s e S h p t H e a d e r < / S h i p m e n t D a t e _ W h s e S h p t H e a d e r > - 
-         < S h i p p i n g A g e n t C o d e   E l e m e n t T y p e = " C o l u m n "   E l e m e n t I d = " 1 6 7 0 1 5 5 2 6 9 "   D a t a T y p e = " C o d e " > S h i p p i n g A g e n t C o d e < / S h i p p i n g A g e n t C o d e > - 
-         < T o t a l B o x e s I n S h i p m e n t   E l e m e n t T y p e = " C o l u m n "   E l e m e n t I d = " 5 5 1 4 6 2 5 8 9 "   D a t a T y p e = " I n t e g e r " > T o t a l B o x e s I n S h i p m e n t < / T o t a l B o x e s I n S h i p m e n t > - 
-         < T o t a l I t e m s I n S h i p m e n t   E l e m e n t T y p e = " C o l u m n "   E l e m e n t I d = " 4 9 6 0 7 1 5 4 6 "   D a t a T y p e = " I n t e g e r " > T o t a l I t e m s I n S h i p m e n t < / T o t a l I t e m s I n S h i p m e n t > - 
-         < P o s t e d W h s e S h i p m e n t L i n e   E l e m e n t T y p e = " D a t a I t e m "   E l e m e n t I d = " 7 2 4 7 7 5 0 5 3 " > - 
-             < B i n C o d e _ L i n e   E l e m e n t T y p e = " C o l u m n "   E l e m e n t I d = " 1 6 4 9 7 7 7 9 0 0 "   D a t a T y p e = " C o d e " > B i n C o d e _ L i n e < / B i n C o d e _ L i n e > - 
-             < B o x N o _ L i n e   E l e m e n t T y p e = " C o l u m n "   E l e m e n t I d = " 9 5 6 7 0 1 9 5 2 "   D a t a T y p e = " C o d e " > B o x N o _ L i n e < / B o x N o _ L i n e > - 
-             < I t e m D e s c r i p t i o n _ L i n e   E l e m e n t T y p e = " C o l u m n "   E l e m e n t I d = " 1 2 2 5 7 3 5 7 7 "   D a t a T y p e = " T e x t " > I t e m D e s c r i p t i o n _ L i n e < / I t e m D e s c r i p t i o n _ L i n e > - 
-             < I t e m N o _ L i n e   E l e m e n t T y p e = " C o l u m n "   E l e m e n t I d = " 1 9 1 0 2 9 6 2 8 8 "   D a t a T y p e = " C o d e " > I t e m N o _ L i n e < / I t e m N o _ L i n e > - 
-             < Q u a n t i t y _ L i n e   E l e m e n t T y p e = " C o l u m n "   E l e m e n t I d = " 1 0 6 8 5 4 3 5 3 7 "   D a t a T y p e = " D e c i m a l " > Q u a n t i t y _ L i n e < / Q u a n t i t y _ L i n e > - 
-             < S o u r c e N o _ L i n e   E l e m e n t T y p e = " C o l u m n "   E l e m e n t I d = " 9 1 2 0 2 9 9 2 0 "   D a t a T y p e = " C o d e " > S o u r c e N o _ L i n e < / S o u r c e N o _ L i n e > - 
-             < U n i t O f M e a s u r e _ L i n e   E l e m e n t T y p e = " C o l u m n "   E l e m e n t I d = " 1 4 4 2 8 9 5 2 5 3 "   D a t a T y p e = " C o d e " > U n i t O f M e a s u r e _ L i n e < / U n i t O f M e a s u r e _ L i n e > +     < P o s t e d W h s e S h i p m e n t H e a d e r > + 
+         < C o m p a n y N a m e > C o m p a n y N a m e < / C o m p a n y N a m e > + 
+         < C u s t o m e r A d d r e s s > C u s t o m e r A d d r e s s < / C u s t o m e r A d d r e s s > + 
+         < C u s t o m e r N a m e > C u s t o m e r N a m e < / C u s t o m e r N a m e > + 
+         < E x t e r n a l D o c u m e n t N o > E x t e r n a l D o c u m e n t N o < / E x t e r n a l D o c u m e n t N o > + 
+         < L o c a t i o n C o d e _ W h s e S h p t H e a d e r > L o c a t i o n C o d e _ W h s e S h p t H e a d e r < / L o c a t i o n C o d e _ W h s e S h p t H e a d e r > + 
+         < N o _ W h s e S h p t H e a d e r > N o _ W h s e S h p t H e a d e r < / N o _ W h s e S h p t H e a d e r > + 
+         < R e p o r t T i t l e > R e p o r t T i t l e < / R e p o r t T i t l e > + 
+         < S h i p m e n t D a t e _ W h s e S h p t H e a d e r > S h i p m e n t D a t e _ W h s e S h p t H e a d e r < / S h i p m e n t D a t e _ W h s e S h p t H e a d e r > + 
+         < S h i p p i n g A g e n t C o d e > S h i p p i n g A g e n t C o d e < / S h i p p i n g A g e n t C o d e > + 
+         < T o t a l B o x e s I n S h i p m e n t > T o t a l B o x e s I n S h i p m e n t < / T o t a l B o x e s I n S h i p m e n t > + 
+         < T o t a l I t e m s I n S h i p m e n t > T o t a l I t e m s I n S h i p m e n t < / T o t a l I t e m s I n S h i p m e n t > + 
+         < P o s t e d W h s e S h i p m e n t L i n e > + 
+             < B i n C o d e _ L i n e > B i n C o d e _ L i n e < / B i n C o d e _ L i n e > + 
+             < B o x N o _ L i n e > B o x N o _ L i n e < / B o x N o _ L i n e > + 
+             < I t e m D e s c r i p t i o n _ L i n e > I t e m D e s c r i p t i o n _ L i n e < / I t e m D e s c r i p t i o n _ L i n e > + 
+             < I t e m N o _ L i n e > I t e m N o _ L i n e < / I t e m N o _ L i n e > + 
+             < Q u a n t i t y _ L i n e > Q u a n t i t y _ L i n e < / Q u a n t i t y _ L i n e > + 
+             < S o u r c e N o _ L i n e > S o u r c e N o _ L i n e < / S o u r c e N o _ L i n e > + 
+             < U n i t O f M e a s u r e _ L i n e > U n i t O f M e a s u r e _ L i n e < / U n i t O f M e a s u r e _ L i n e >   
          < / P o s t e d W h s e S h i p m e n t L i n e >   
-         < W a r e h o u s e B o x   E l e m e n t T y p e = " D a t a I t e m "   E l e m e n t I d = " 1 9 6 1 2 2 8 6 0 3 " > - 
-             < B o x D e s c r i p t i o n _ W h s e B o x   E l e m e n t T y p e = " C o l u m n "   E l e m e n t I d = " 9 0 5 9 8 1 0 3 7 "   D a t a T y p e = " T e x t " > B o x D e s c r i p t i o n _ W h s e B o x < / B o x D e s c r i p t i o n _ W h s e B o x > - 
-             < B o x N o _ W h s e B o x   E l e m e n t T y p e = " C o l u m n "   E l e m e n t I d = " 1 4 4 5 3 2 3 7 4 6 "   D a t a T y p e = " C o d e " > B o x N o _ W h s e B o x < / B o x N o _ W h s e B o x > - 
-             < B o x S t a t u s _ W h s e B o x   E l e m e n t T y p e = " C o l u m n "   E l e m e n t I d = " 1 8 8 3 7 1 2 0 0 9 "   D a t a T y p e = " E n u m " > B o x S t a t u s _ W h s e B o x < / B o x S t a t u s _ W h s e B o x > - 
-             < C u r r e n t V o l u m e _ W h s e B o x   E l e m e n t T y p e = " C o l u m n "   E l e m e n t I d = " 1 5 3 5 7 8 1 8 6 3 "   D a t a T y p e = " D e c i m a l " > C u r r e n t V o l u m e _ W h s e B o x < / C u r r e n t V o l u m e _ W h s e B o x > - 
-             < C u r r e n t W e i g h t _ W h s e B o x   E l e m e n t T y p e = " C o l u m n "   E l e m e n t I d = " 1 6 3 3 9 2 2 9 5 3 "   D a t a T y p e = " D e c i m a l " > C u r r e n t W e i g h t _ W h s e B o x < / C u r r e n t W e i g h t _ W h s e B o x > +         < W a r e h o u s e B o x > + 
+             < B o x D e s c r i p t i o n _ W h s e B o x > B o x D e s c r i p t i o n _ W h s e B o x < / B o x D e s c r i p t i o n _ W h s e B o x > + 
+             < B o x N o _ W h s e B o x > B o x N o _ W h s e B o x < / B o x N o _ W h s e B o x > + 
+             < B o x S t a t u s _ W h s e B o x > B o x S t a t u s _ W h s e B o x < / B o x S t a t u s _ W h s e B o x > + 
+             < C u r r e n t V o l u m e _ W h s e B o x > C u r r e n t V o l u m e _ W h s e B o x < / C u r r e n t V o l u m e _ W h s e B o x > + 
+             < C u r r e n t W e i g h t _ W h s e B o x > C u r r e n t W e i g h t _ W h s e B o x < / C u r r e n t W e i g h t _ W h s e B o x >   
          < / W a r e h o u s e B o x >   
@@ -2264,17 +2269,17 @@
 </file>
 
 <file path=customXml/itemProps1.xml><?xml version="1.0" encoding="utf-8"?>
+<ds:datastoreItem xmlns:ds="http://schemas.openxmlformats.org/officeDocument/2006/customXml" ds:itemID="{CF726853-4977-412D-81DC-CC92DA6D87C1}">
+  <ds:schemaRefs>
+    <ds:schemaRef ds:uri="urn:microsoft-dynamics-businesscentral/internal/extended/reports/Warehouse_Shipment_Box_List/50201/"/>
+  </ds:schemaRefs>
+</ds:datastoreItem>
+</file>
+
+<file path=customXml/itemProps2.xml><?xml version="1.0" encoding="utf-8"?>
 <ds:datastoreItem xmlns:ds="http://schemas.openxmlformats.org/officeDocument/2006/customXml" ds:itemID="{C37B3E90-E2FD-4400-9238-036CBD5CD8DB}">
   <ds:schemaRefs>
     <ds:schemaRef ds:uri="urn:microsoft-dynamics-nav/reports/Warehouse_Shipment_Box_List/50201/"/>
   </ds:schemaRefs>
 </ds:datastoreItem>
-</file>
-
-<file path=customXml/itemProps2.xml><?xml version="1.0" encoding="utf-8"?>
-<ds:datastoreItem xmlns:ds="http://schemas.openxmlformats.org/officeDocument/2006/customXml" ds:itemID="{CF726853-4977-412D-81DC-CC92DA6D87C1}">
-  <ds:schemaRefs>
-    <ds:schemaRef ds:uri="urn:microsoft-dynamics-businesscentral/internal/extended/reports/Warehouse_Shipment_Box_List/50201/"/>
-  </ds:schemaRefs>
-</ds:datastoreItem>
 </file>